--- a/Semester_1/assignment-primary/Assignment.docx
+++ b/Semester_1/assignment-primary/Assignment.docx
@@ -21968,25 +21968,7 @@
           <w:sz w:val="20"/>
           <w:szCs w:val="20"/>
         </w:rPr>
-        <w:t xml:space="preserve">; </w:t>
-      </w:r>
-      <w:proofErr w:type="spellStart"/>
-      <w:r>
-        <w:rPr>
-          <w:rFonts w:ascii="Cascadia Code" w:hAnsi="Cascadia Code" w:cs="Cascadia Code"/>
-          <w:sz w:val="20"/>
-          <w:szCs w:val="20"/>
-        </w:rPr>
-        <w:t>i</w:t>
-      </w:r>
-      <w:proofErr w:type="spellEnd"/>
-      <w:r>
-        <w:rPr>
-          <w:rFonts w:ascii="Cascadia Code" w:hAnsi="Cascadia Code" w:cs="Cascadia Code"/>
-          <w:sz w:val="20"/>
-          <w:szCs w:val="20"/>
-        </w:rPr>
-        <w:t>++)</w:t>
+        <w:t>; i++)</w:t>
       </w:r>
     </w:p>
     <w:p>
@@ -22154,25 +22136,7 @@
           <w:sz w:val="20"/>
           <w:szCs w:val="20"/>
         </w:rPr>
-        <w:t xml:space="preserve"> &gt; </w:t>
-      </w:r>
-      <w:proofErr w:type="spellStart"/>
-      <w:r>
-        <w:rPr>
-          <w:rFonts w:ascii="Cascadia Code" w:hAnsi="Cascadia Code" w:cs="Cascadia Code"/>
-          <w:sz w:val="20"/>
-          <w:szCs w:val="20"/>
-        </w:rPr>
-        <w:t>max_val</w:t>
-      </w:r>
-      <w:proofErr w:type="spellEnd"/>
-      <w:r>
-        <w:rPr>
-          <w:rFonts w:ascii="Cascadia Code" w:hAnsi="Cascadia Code" w:cs="Cascadia Code"/>
-          <w:sz w:val="20"/>
-          <w:szCs w:val="20"/>
-        </w:rPr>
-        <w:t>)</w:t>
+        <w:t xml:space="preserve"> &gt; max_val)</w:t>
       </w:r>
     </w:p>
     <w:p>
@@ -22310,25 +22274,7 @@
           <w:sz w:val="20"/>
           <w:szCs w:val="20"/>
         </w:rPr>
-        <w:t xml:space="preserve"> &lt; </w:t>
-      </w:r>
-      <w:proofErr w:type="spellStart"/>
-      <w:r>
-        <w:rPr>
-          <w:rFonts w:ascii="Cascadia Code" w:hAnsi="Cascadia Code" w:cs="Cascadia Code"/>
-          <w:sz w:val="20"/>
-          <w:szCs w:val="20"/>
-        </w:rPr>
-        <w:t>min_val</w:t>
-      </w:r>
-      <w:proofErr w:type="spellEnd"/>
-      <w:r>
-        <w:rPr>
-          <w:rFonts w:ascii="Cascadia Code" w:hAnsi="Cascadia Code" w:cs="Cascadia Code"/>
-          <w:sz w:val="20"/>
-          <w:szCs w:val="20"/>
-        </w:rPr>
-        <w:t>)</w:t>
+        <w:t xml:space="preserve"> &lt; min_val)</w:t>
       </w:r>
     </w:p>
     <w:p>
@@ -22666,6 +22612,7 @@
       <w:r>
         <w:rPr>
           <w:rFonts w:ascii="Times New Roman" w:hAnsi="Times New Roman" w:cs="Times New Roman"/>
+          <w:noProof/>
           <w:sz w:val="24"/>
           <w:szCs w:val="24"/>
         </w:rPr>
@@ -22725,6 +22672,7 @@
       <w:r>
         <w:rPr>
           <w:rFonts w:ascii="Times New Roman" w:hAnsi="Times New Roman" w:cs="Times New Roman"/>
+          <w:noProof/>
           <w:sz w:val="24"/>
           <w:szCs w:val="24"/>
         </w:rPr>
@@ -24768,6 +24716,7 @@
         </w:tabs>
         <w:rPr>
           <w:rFonts w:ascii="Times New Roman" w:hAnsi="Times New Roman" w:cs="Times New Roman"/>
+          <w:noProof/>
           <w:sz w:val="24"/>
           <w:szCs w:val="24"/>
         </w:rPr>
@@ -24775,6 +24724,7 @@
       <w:r>
         <w:rPr>
           <w:rFonts w:ascii="Times New Roman" w:hAnsi="Times New Roman" w:cs="Times New Roman"/>
+          <w:noProof/>
           <w:sz w:val="24"/>
           <w:szCs w:val="24"/>
         </w:rPr>
@@ -24803,6 +24753,5580 @@
                     <a:xfrm>
                       <a:off x="0" y="0"/>
                       <a:ext cx="4177270" cy="799311"/>
+                    </a:xfrm>
+                    <a:prstGeom prst="rect">
+                      <a:avLst/>
+                    </a:prstGeom>
+                    <a:ln>
+                      <a:solidFill>
+                        <a:schemeClr val="tx1"/>
+                      </a:solidFill>
+                    </a:ln>
+                  </pic:spPr>
+                </pic:pic>
+              </a:graphicData>
+            </a:graphic>
+          </wp:inline>
+        </w:drawing>
+      </w:r>
+    </w:p>
+    <w:p>
+      <w:pPr>
+        <w:rPr>
+          <w:rFonts w:ascii="Times New Roman" w:hAnsi="Times New Roman" w:cs="Times New Roman"/>
+          <w:sz w:val="24"/>
+          <w:szCs w:val="24"/>
+        </w:rPr>
+      </w:pPr>
+    </w:p>
+    <w:p>
+      <w:pPr>
+        <w:rPr>
+          <w:rFonts w:ascii="Times New Roman" w:hAnsi="Times New Roman" w:cs="Times New Roman"/>
+          <w:sz w:val="24"/>
+          <w:szCs w:val="24"/>
+        </w:rPr>
+      </w:pPr>
+    </w:p>
+    <w:p>
+      <w:pPr>
+        <w:rPr>
+          <w:rFonts w:ascii="Times New Roman" w:hAnsi="Times New Roman" w:cs="Times New Roman"/>
+          <w:sz w:val="24"/>
+          <w:szCs w:val="24"/>
+        </w:rPr>
+      </w:pPr>
+    </w:p>
+    <w:p>
+      <w:pPr>
+        <w:rPr>
+          <w:rFonts w:ascii="Times New Roman" w:hAnsi="Times New Roman" w:cs="Times New Roman"/>
+          <w:sz w:val="24"/>
+          <w:szCs w:val="24"/>
+        </w:rPr>
+      </w:pPr>
+    </w:p>
+    <w:p>
+      <w:pPr>
+        <w:rPr>
+          <w:rFonts w:ascii="Times New Roman" w:hAnsi="Times New Roman" w:cs="Times New Roman"/>
+          <w:sz w:val="24"/>
+          <w:szCs w:val="24"/>
+        </w:rPr>
+      </w:pPr>
+    </w:p>
+    <w:p>
+      <w:pPr>
+        <w:rPr>
+          <w:rFonts w:ascii="Times New Roman" w:hAnsi="Times New Roman" w:cs="Times New Roman"/>
+          <w:sz w:val="24"/>
+          <w:szCs w:val="24"/>
+        </w:rPr>
+      </w:pPr>
+    </w:p>
+    <w:p>
+      <w:pPr>
+        <w:rPr>
+          <w:rFonts w:ascii="Times New Roman" w:hAnsi="Times New Roman" w:cs="Times New Roman"/>
+          <w:sz w:val="24"/>
+          <w:szCs w:val="24"/>
+        </w:rPr>
+      </w:pPr>
+    </w:p>
+    <w:p>
+      <w:pPr>
+        <w:rPr>
+          <w:rFonts w:ascii="Times New Roman" w:hAnsi="Times New Roman" w:cs="Times New Roman"/>
+          <w:sz w:val="24"/>
+          <w:szCs w:val="24"/>
+        </w:rPr>
+      </w:pPr>
+    </w:p>
+    <w:p>
+      <w:pPr>
+        <w:rPr>
+          <w:rFonts w:ascii="Times New Roman" w:hAnsi="Times New Roman" w:cs="Times New Roman"/>
+          <w:sz w:val="24"/>
+          <w:szCs w:val="24"/>
+        </w:rPr>
+      </w:pPr>
+    </w:p>
+    <w:p>
+      <w:pPr>
+        <w:rPr>
+          <w:rFonts w:ascii="Times New Roman" w:hAnsi="Times New Roman" w:cs="Times New Roman"/>
+          <w:sz w:val="24"/>
+          <w:szCs w:val="24"/>
+        </w:rPr>
+      </w:pPr>
+    </w:p>
+    <w:p>
+      <w:pPr>
+        <w:rPr>
+          <w:rFonts w:ascii="Times New Roman" w:hAnsi="Times New Roman" w:cs="Times New Roman"/>
+          <w:sz w:val="24"/>
+          <w:szCs w:val="24"/>
+        </w:rPr>
+      </w:pPr>
+    </w:p>
+    <w:p>
+      <w:pPr>
+        <w:rPr>
+          <w:rFonts w:ascii="Times New Roman" w:hAnsi="Times New Roman" w:cs="Times New Roman"/>
+          <w:sz w:val="24"/>
+          <w:szCs w:val="24"/>
+        </w:rPr>
+      </w:pPr>
+    </w:p>
+    <w:p>
+      <w:pPr>
+        <w:rPr>
+          <w:rFonts w:ascii="Times New Roman" w:hAnsi="Times New Roman" w:cs="Times New Roman"/>
+          <w:noProof/>
+          <w:sz w:val="24"/>
+          <w:szCs w:val="24"/>
+        </w:rPr>
+      </w:pPr>
+    </w:p>
+    <w:p>
+      <w:pPr>
+        <w:rPr>
+          <w:rFonts w:ascii="Times New Roman" w:hAnsi="Times New Roman" w:cs="Times New Roman"/>
+          <w:sz w:val="24"/>
+          <w:szCs w:val="24"/>
+        </w:rPr>
+      </w:pPr>
+      <w:r>
+        <w:rPr>
+          <w:rFonts w:ascii="Times New Roman" w:hAnsi="Times New Roman" w:cs="Times New Roman"/>
+          <w:sz w:val="24"/>
+          <w:szCs w:val="24"/>
+        </w:rPr>
+        <w:br w:type="page"/>
+      </w:r>
+    </w:p>
+    <w:p>
+      <w:pPr>
+        <w:rPr>
+          <w:rFonts w:ascii="Times New Roman" w:hAnsi="Times New Roman" w:cs="Times New Roman"/>
+          <w:sz w:val="24"/>
+          <w:szCs w:val="24"/>
+        </w:rPr>
+      </w:pPr>
+      <w:r>
+        <w:rPr>
+          <w:rFonts w:ascii="Times New Roman" w:hAnsi="Times New Roman" w:cs="Times New Roman"/>
+          <w:b/>
+          <w:bCs/>
+          <w:sz w:val="24"/>
+          <w:szCs w:val="24"/>
+          <w:u w:val="single"/>
+        </w:rPr>
+        <w:lastRenderedPageBreak/>
+        <w:t>Assignment 14:</w:t>
+      </w:r>
+      <w:r>
+        <w:rPr>
+          <w:rFonts w:ascii="Times New Roman" w:hAnsi="Times New Roman" w:cs="Times New Roman"/>
+          <w:sz w:val="24"/>
+          <w:szCs w:val="24"/>
+        </w:rPr>
+        <w:t xml:space="preserve"> </w:t>
+      </w:r>
+    </w:p>
+    <w:p>
+      <w:pPr>
+        <w:rPr>
+          <w:rFonts w:ascii="Times New Roman" w:hAnsi="Times New Roman" w:cs="Times New Roman"/>
+        </w:rPr>
+      </w:pPr>
+      <w:r>
+        <w:rPr>
+          <w:rFonts w:ascii="Times New Roman" w:hAnsi="Times New Roman" w:cs="Times New Roman"/>
+        </w:rPr>
+        <w:t>Write a C program that opens its own source code file, reads its contents, and then prints the contents to the console.</w:t>
+      </w:r>
+    </w:p>
+    <w:p>
+      <w:pPr>
+        <w:rPr>
+          <w:rFonts w:ascii="Times New Roman" w:hAnsi="Times New Roman" w:cs="Times New Roman"/>
+          <w:b/>
+          <w:bCs/>
+          <w:sz w:val="24"/>
+          <w:szCs w:val="24"/>
+          <w:u w:val="single"/>
+        </w:rPr>
+      </w:pPr>
+      <w:r>
+        <w:rPr>
+          <w:rFonts w:ascii="Times New Roman" w:hAnsi="Times New Roman" w:cs="Times New Roman"/>
+          <w:b/>
+          <w:bCs/>
+          <w:sz w:val="24"/>
+          <w:szCs w:val="24"/>
+          <w:u w:val="single"/>
+        </w:rPr>
+        <w:t xml:space="preserve">Source Code: </w:t>
+      </w:r>
+    </w:p>
+    <w:p>
+      <w:pPr>
+        <w:spacing w:after="0"/>
+        <w:rPr>
+          <w:rFonts w:ascii="Cascadia Code" w:hAnsi="Cascadia Code" w:cs="Cascadia Code"/>
+          <w:sz w:val="20"/>
+          <w:szCs w:val="20"/>
+        </w:rPr>
+      </w:pPr>
+      <w:r>
+        <w:rPr>
+          <w:rFonts w:ascii="Cascadia Code" w:hAnsi="Cascadia Code" w:cs="Cascadia Code"/>
+          <w:sz w:val="20"/>
+          <w:szCs w:val="20"/>
+        </w:rPr>
+        <w:t>#include &lt;</w:t>
+      </w:r>
+      <w:proofErr w:type="spellStart"/>
+      <w:r>
+        <w:rPr>
+          <w:rFonts w:ascii="Cascadia Code" w:hAnsi="Cascadia Code" w:cs="Cascadia Code"/>
+          <w:sz w:val="20"/>
+          <w:szCs w:val="20"/>
+        </w:rPr>
+        <w:t>stdio.h</w:t>
+      </w:r>
+      <w:proofErr w:type="spellEnd"/>
+      <w:r>
+        <w:rPr>
+          <w:rFonts w:ascii="Cascadia Code" w:hAnsi="Cascadia Code" w:cs="Cascadia Code"/>
+          <w:sz w:val="20"/>
+          <w:szCs w:val="20"/>
+        </w:rPr>
+        <w:t>&gt;</w:t>
+      </w:r>
+    </w:p>
+    <w:p>
+      <w:pPr>
+        <w:spacing w:after="0"/>
+        <w:rPr>
+          <w:rFonts w:ascii="Cascadia Code" w:hAnsi="Cascadia Code" w:cs="Cascadia Code"/>
+          <w:sz w:val="20"/>
+          <w:szCs w:val="20"/>
+        </w:rPr>
+      </w:pPr>
+      <w:r>
+        <w:rPr>
+          <w:rFonts w:ascii="Cascadia Code" w:hAnsi="Cascadia Code" w:cs="Cascadia Code"/>
+          <w:sz w:val="20"/>
+          <w:szCs w:val="20"/>
+        </w:rPr>
+        <w:t>#define FILENAME "assignment-p-</w:t>
+      </w:r>
+      <w:proofErr w:type="spellStart"/>
+      <w:r>
+        <w:rPr>
+          <w:rFonts w:ascii="Cascadia Code" w:hAnsi="Cascadia Code" w:cs="Cascadia Code"/>
+          <w:sz w:val="20"/>
+          <w:szCs w:val="20"/>
+        </w:rPr>
+        <w:t>14_v2.c</w:t>
+      </w:r>
+      <w:proofErr w:type="spellEnd"/>
+      <w:r>
+        <w:rPr>
+          <w:rFonts w:ascii="Cascadia Code" w:hAnsi="Cascadia Code" w:cs="Cascadia Code"/>
+          <w:sz w:val="20"/>
+          <w:szCs w:val="20"/>
+        </w:rPr>
+        <w:t>"</w:t>
+      </w:r>
+    </w:p>
+    <w:p>
+      <w:pPr>
+        <w:spacing w:after="0"/>
+        <w:rPr>
+          <w:rFonts w:ascii="Cascadia Code" w:hAnsi="Cascadia Code" w:cs="Cascadia Code"/>
+          <w:sz w:val="20"/>
+          <w:szCs w:val="20"/>
+        </w:rPr>
+      </w:pPr>
+      <w:r>
+        <w:rPr>
+          <w:rFonts w:ascii="Cascadia Code" w:hAnsi="Cascadia Code" w:cs="Cascadia Code"/>
+          <w:sz w:val="20"/>
+          <w:szCs w:val="20"/>
+        </w:rPr>
+        <w:t xml:space="preserve">int </w:t>
+      </w:r>
+      <w:proofErr w:type="gramStart"/>
+      <w:r>
+        <w:rPr>
+          <w:rFonts w:ascii="Cascadia Code" w:hAnsi="Cascadia Code" w:cs="Cascadia Code"/>
+          <w:sz w:val="20"/>
+          <w:szCs w:val="20"/>
+        </w:rPr>
+        <w:t>main(</w:t>
+      </w:r>
+      <w:proofErr w:type="gramEnd"/>
+      <w:r>
+        <w:rPr>
+          <w:rFonts w:ascii="Cascadia Code" w:hAnsi="Cascadia Code" w:cs="Cascadia Code"/>
+          <w:sz w:val="20"/>
+          <w:szCs w:val="20"/>
+        </w:rPr>
+        <w:t>)</w:t>
+      </w:r>
+    </w:p>
+    <w:p>
+      <w:pPr>
+        <w:spacing w:after="0"/>
+        <w:rPr>
+          <w:rFonts w:ascii="Cascadia Code" w:hAnsi="Cascadia Code" w:cs="Cascadia Code"/>
+          <w:sz w:val="20"/>
+          <w:szCs w:val="20"/>
+        </w:rPr>
+      </w:pPr>
+      <w:r>
+        <w:rPr>
+          <w:rFonts w:ascii="Cascadia Code" w:hAnsi="Cascadia Code" w:cs="Cascadia Code"/>
+          <w:sz w:val="20"/>
+          <w:szCs w:val="20"/>
+        </w:rPr>
+        <w:t>{</w:t>
+      </w:r>
+    </w:p>
+    <w:p>
+      <w:pPr>
+        <w:spacing w:after="0"/>
+        <w:rPr>
+          <w:rFonts w:ascii="Cascadia Code" w:hAnsi="Cascadia Code" w:cs="Cascadia Code"/>
+          <w:sz w:val="20"/>
+          <w:szCs w:val="20"/>
+        </w:rPr>
+      </w:pPr>
+      <w:r>
+        <w:rPr>
+          <w:rFonts w:ascii="Cascadia Code" w:hAnsi="Cascadia Code" w:cs="Cascadia Code"/>
+          <w:sz w:val="20"/>
+          <w:szCs w:val="20"/>
+        </w:rPr>
+        <w:t xml:space="preserve">    FILE *code = NULL;</w:t>
+      </w:r>
+    </w:p>
+    <w:p>
+      <w:pPr>
+        <w:spacing w:after="0"/>
+        <w:rPr>
+          <w:rFonts w:ascii="Cascadia Code" w:hAnsi="Cascadia Code" w:cs="Cascadia Code"/>
+          <w:sz w:val="20"/>
+          <w:szCs w:val="20"/>
+        </w:rPr>
+      </w:pPr>
+      <w:r>
+        <w:rPr>
+          <w:rFonts w:ascii="Cascadia Code" w:hAnsi="Cascadia Code" w:cs="Cascadia Code"/>
+          <w:sz w:val="20"/>
+          <w:szCs w:val="20"/>
+        </w:rPr>
+        <w:t xml:space="preserve">    char temp;</w:t>
+      </w:r>
+    </w:p>
+    <w:p>
+      <w:pPr>
+        <w:spacing w:after="0"/>
+        <w:rPr>
+          <w:rFonts w:ascii="Cascadia Code" w:hAnsi="Cascadia Code" w:cs="Cascadia Code"/>
+          <w:sz w:val="20"/>
+          <w:szCs w:val="20"/>
+        </w:rPr>
+      </w:pPr>
+      <w:r>
+        <w:rPr>
+          <w:rFonts w:ascii="Cascadia Code" w:hAnsi="Cascadia Code" w:cs="Cascadia Code"/>
+          <w:sz w:val="20"/>
+          <w:szCs w:val="20"/>
+        </w:rPr>
+        <w:t xml:space="preserve">    code = </w:t>
+      </w:r>
+      <w:proofErr w:type="spellStart"/>
+      <w:proofErr w:type="gramStart"/>
+      <w:r>
+        <w:rPr>
+          <w:rFonts w:ascii="Cascadia Code" w:hAnsi="Cascadia Code" w:cs="Cascadia Code"/>
+          <w:sz w:val="20"/>
+          <w:szCs w:val="20"/>
+        </w:rPr>
+        <w:t>fopen</w:t>
+      </w:r>
+      <w:proofErr w:type="spellEnd"/>
+      <w:r>
+        <w:rPr>
+          <w:rFonts w:ascii="Cascadia Code" w:hAnsi="Cascadia Code" w:cs="Cascadia Code"/>
+          <w:sz w:val="20"/>
+          <w:szCs w:val="20"/>
+        </w:rPr>
+        <w:t>(</w:t>
+      </w:r>
+      <w:proofErr w:type="gramEnd"/>
+      <w:r>
+        <w:rPr>
+          <w:rFonts w:ascii="Cascadia Code" w:hAnsi="Cascadia Code" w:cs="Cascadia Code"/>
+          <w:sz w:val="20"/>
+          <w:szCs w:val="20"/>
+        </w:rPr>
+        <w:t>FILENAME, "r");</w:t>
+      </w:r>
+    </w:p>
+    <w:p>
+      <w:pPr>
+        <w:spacing w:after="0"/>
+        <w:rPr>
+          <w:rFonts w:ascii="Cascadia Code" w:hAnsi="Cascadia Code" w:cs="Cascadia Code"/>
+          <w:sz w:val="20"/>
+          <w:szCs w:val="20"/>
+        </w:rPr>
+      </w:pPr>
+      <w:r>
+        <w:rPr>
+          <w:rFonts w:ascii="Cascadia Code" w:hAnsi="Cascadia Code" w:cs="Cascadia Code"/>
+          <w:sz w:val="20"/>
+          <w:szCs w:val="20"/>
+        </w:rPr>
+        <w:t xml:space="preserve">    if (code == NULL) {</w:t>
+      </w:r>
+    </w:p>
+    <w:p>
+      <w:pPr>
+        <w:spacing w:after="0"/>
+        <w:rPr>
+          <w:rFonts w:ascii="Cascadia Code" w:hAnsi="Cascadia Code" w:cs="Cascadia Code"/>
+          <w:sz w:val="20"/>
+          <w:szCs w:val="20"/>
+        </w:rPr>
+      </w:pPr>
+      <w:r>
+        <w:rPr>
+          <w:rFonts w:ascii="Cascadia Code" w:hAnsi="Cascadia Code" w:cs="Cascadia Code"/>
+          <w:sz w:val="20"/>
+          <w:szCs w:val="20"/>
+        </w:rPr>
+        <w:t xml:space="preserve">        </w:t>
+      </w:r>
+      <w:proofErr w:type="spellStart"/>
+      <w:proofErr w:type="gramStart"/>
+      <w:r>
+        <w:rPr>
+          <w:rFonts w:ascii="Cascadia Code" w:hAnsi="Cascadia Code" w:cs="Cascadia Code"/>
+          <w:sz w:val="20"/>
+          <w:szCs w:val="20"/>
+        </w:rPr>
+        <w:t>printf</w:t>
+      </w:r>
+      <w:proofErr w:type="spellEnd"/>
+      <w:r>
+        <w:rPr>
+          <w:rFonts w:ascii="Cascadia Code" w:hAnsi="Cascadia Code" w:cs="Cascadia Code"/>
+          <w:sz w:val="20"/>
+          <w:szCs w:val="20"/>
+        </w:rPr>
+        <w:t>(</w:t>
+      </w:r>
+      <w:proofErr w:type="gramEnd"/>
+      <w:r>
+        <w:rPr>
+          <w:rFonts w:ascii="Cascadia Code" w:hAnsi="Cascadia Code" w:cs="Cascadia Code"/>
+          <w:sz w:val="20"/>
+          <w:szCs w:val="20"/>
+        </w:rPr>
+        <w:t>"\</w:t>
+      </w:r>
+      <w:proofErr w:type="spellStart"/>
+      <w:r>
+        <w:rPr>
+          <w:rFonts w:ascii="Cascadia Code" w:hAnsi="Cascadia Code" w:cs="Cascadia Code"/>
+          <w:sz w:val="20"/>
+          <w:szCs w:val="20"/>
+        </w:rPr>
+        <w:t>nCould</w:t>
+      </w:r>
+      <w:proofErr w:type="spellEnd"/>
+      <w:r>
+        <w:rPr>
+          <w:rFonts w:ascii="Cascadia Code" w:hAnsi="Cascadia Code" w:cs="Cascadia Code"/>
+          <w:sz w:val="20"/>
+          <w:szCs w:val="20"/>
+        </w:rPr>
+        <w:t xml:space="preserve"> not open the source file: %s", FILENAME);</w:t>
+      </w:r>
+    </w:p>
+    <w:p>
+      <w:pPr>
+        <w:spacing w:after="0"/>
+        <w:rPr>
+          <w:rFonts w:ascii="Cascadia Code" w:hAnsi="Cascadia Code" w:cs="Cascadia Code"/>
+          <w:sz w:val="20"/>
+          <w:szCs w:val="20"/>
+        </w:rPr>
+      </w:pPr>
+      <w:r>
+        <w:rPr>
+          <w:rFonts w:ascii="Cascadia Code" w:hAnsi="Cascadia Code" w:cs="Cascadia Code"/>
+          <w:sz w:val="20"/>
+          <w:szCs w:val="20"/>
+        </w:rPr>
+        <w:t xml:space="preserve">        return 1;</w:t>
+      </w:r>
+    </w:p>
+    <w:p>
+      <w:pPr>
+        <w:spacing w:after="0"/>
+        <w:rPr>
+          <w:rFonts w:ascii="Cascadia Code" w:hAnsi="Cascadia Code" w:cs="Cascadia Code"/>
+          <w:sz w:val="20"/>
+          <w:szCs w:val="20"/>
+        </w:rPr>
+      </w:pPr>
+      <w:r>
+        <w:rPr>
+          <w:rFonts w:ascii="Cascadia Code" w:hAnsi="Cascadia Code" w:cs="Cascadia Code"/>
+          <w:sz w:val="20"/>
+          <w:szCs w:val="20"/>
+        </w:rPr>
+        <w:t xml:space="preserve">    }</w:t>
+      </w:r>
+    </w:p>
+    <w:p>
+      <w:pPr>
+        <w:spacing w:after="0"/>
+        <w:rPr>
+          <w:rFonts w:ascii="Cascadia Code" w:hAnsi="Cascadia Code" w:cs="Cascadia Code"/>
+          <w:sz w:val="20"/>
+          <w:szCs w:val="20"/>
+        </w:rPr>
+      </w:pPr>
+      <w:r>
+        <w:rPr>
+          <w:rFonts w:ascii="Cascadia Code" w:hAnsi="Cascadia Code" w:cs="Cascadia Code"/>
+          <w:sz w:val="20"/>
+          <w:szCs w:val="20"/>
+        </w:rPr>
+        <w:t xml:space="preserve">    </w:t>
+      </w:r>
+      <w:proofErr w:type="spellStart"/>
+      <w:proofErr w:type="gramStart"/>
+      <w:r>
+        <w:rPr>
+          <w:rFonts w:ascii="Cascadia Code" w:hAnsi="Cascadia Code" w:cs="Cascadia Code"/>
+          <w:sz w:val="20"/>
+          <w:szCs w:val="20"/>
+        </w:rPr>
+        <w:t>printf</w:t>
+      </w:r>
+      <w:proofErr w:type="spellEnd"/>
+      <w:r>
+        <w:rPr>
+          <w:rFonts w:ascii="Cascadia Code" w:hAnsi="Cascadia Code" w:cs="Cascadia Code"/>
+          <w:sz w:val="20"/>
+          <w:szCs w:val="20"/>
+        </w:rPr>
+        <w:t>(</w:t>
+      </w:r>
+      <w:proofErr w:type="gramEnd"/>
+      <w:r>
+        <w:rPr>
+          <w:rFonts w:ascii="Cascadia Code" w:hAnsi="Cascadia Code" w:cs="Cascadia Code"/>
+          <w:sz w:val="20"/>
+          <w:szCs w:val="20"/>
+        </w:rPr>
+        <w:t>"Reading file: %s", FILENAME);</w:t>
+      </w:r>
+    </w:p>
+    <w:p>
+      <w:pPr>
+        <w:spacing w:after="0"/>
+        <w:rPr>
+          <w:rFonts w:ascii="Cascadia Code" w:hAnsi="Cascadia Code" w:cs="Cascadia Code"/>
+          <w:sz w:val="20"/>
+          <w:szCs w:val="20"/>
+        </w:rPr>
+      </w:pPr>
+      <w:r>
+        <w:rPr>
+          <w:rFonts w:ascii="Cascadia Code" w:hAnsi="Cascadia Code" w:cs="Cascadia Code"/>
+          <w:sz w:val="20"/>
+          <w:szCs w:val="20"/>
+        </w:rPr>
+        <w:t xml:space="preserve">    </w:t>
+      </w:r>
+      <w:proofErr w:type="spellStart"/>
+      <w:proofErr w:type="gramStart"/>
+      <w:r>
+        <w:rPr>
+          <w:rFonts w:ascii="Cascadia Code" w:hAnsi="Cascadia Code" w:cs="Cascadia Code"/>
+          <w:sz w:val="20"/>
+          <w:szCs w:val="20"/>
+        </w:rPr>
+        <w:t>printf</w:t>
+      </w:r>
+      <w:proofErr w:type="spellEnd"/>
+      <w:r>
+        <w:rPr>
+          <w:rFonts w:ascii="Cascadia Code" w:hAnsi="Cascadia Code" w:cs="Cascadia Code"/>
+          <w:sz w:val="20"/>
+          <w:szCs w:val="20"/>
+        </w:rPr>
+        <w:t>(</w:t>
+      </w:r>
+      <w:proofErr w:type="gramEnd"/>
+      <w:r>
+        <w:rPr>
+          <w:rFonts w:ascii="Cascadia Code" w:hAnsi="Cascadia Code" w:cs="Cascadia Code"/>
+          <w:sz w:val="20"/>
+          <w:szCs w:val="20"/>
+        </w:rPr>
+        <w:t>"\n========== %s ==========\n\n", FILENAME);</w:t>
+      </w:r>
+    </w:p>
+    <w:p>
+      <w:pPr>
+        <w:spacing w:after="0"/>
+        <w:rPr>
+          <w:rFonts w:ascii="Cascadia Code" w:hAnsi="Cascadia Code" w:cs="Cascadia Code"/>
+          <w:sz w:val="20"/>
+          <w:szCs w:val="20"/>
+        </w:rPr>
+      </w:pPr>
+      <w:r>
+        <w:rPr>
+          <w:rFonts w:ascii="Cascadia Code" w:hAnsi="Cascadia Code" w:cs="Cascadia Code"/>
+          <w:sz w:val="20"/>
+          <w:szCs w:val="20"/>
+        </w:rPr>
+        <w:t xml:space="preserve">    while ((temp = </w:t>
+      </w:r>
+      <w:proofErr w:type="spellStart"/>
+      <w:r>
+        <w:rPr>
+          <w:rFonts w:ascii="Cascadia Code" w:hAnsi="Cascadia Code" w:cs="Cascadia Code"/>
+          <w:sz w:val="20"/>
+          <w:szCs w:val="20"/>
+        </w:rPr>
+        <w:t>fgetc</w:t>
+      </w:r>
+      <w:proofErr w:type="spellEnd"/>
+      <w:r>
+        <w:rPr>
+          <w:rFonts w:ascii="Cascadia Code" w:hAnsi="Cascadia Code" w:cs="Cascadia Code"/>
+          <w:sz w:val="20"/>
+          <w:szCs w:val="20"/>
+        </w:rPr>
+        <w:t>(code)</w:t>
+      </w:r>
+      <w:proofErr w:type="gramStart"/>
+      <w:r>
+        <w:rPr>
+          <w:rFonts w:ascii="Cascadia Code" w:hAnsi="Cascadia Code" w:cs="Cascadia Code"/>
+          <w:sz w:val="20"/>
+          <w:szCs w:val="20"/>
+        </w:rPr>
+        <w:t>) !</w:t>
+      </w:r>
+      <w:proofErr w:type="gramEnd"/>
+      <w:r>
+        <w:rPr>
+          <w:rFonts w:ascii="Cascadia Code" w:hAnsi="Cascadia Code" w:cs="Cascadia Code"/>
+          <w:sz w:val="20"/>
+          <w:szCs w:val="20"/>
+        </w:rPr>
+        <w:t xml:space="preserve">= </w:t>
+      </w:r>
+      <w:proofErr w:type="spellStart"/>
+      <w:r>
+        <w:rPr>
+          <w:rFonts w:ascii="Cascadia Code" w:hAnsi="Cascadia Code" w:cs="Cascadia Code"/>
+          <w:sz w:val="20"/>
+          <w:szCs w:val="20"/>
+        </w:rPr>
+        <w:t>EOF</w:t>
+      </w:r>
+      <w:proofErr w:type="spellEnd"/>
+      <w:r>
+        <w:rPr>
+          <w:rFonts w:ascii="Cascadia Code" w:hAnsi="Cascadia Code" w:cs="Cascadia Code"/>
+          <w:sz w:val="20"/>
+          <w:szCs w:val="20"/>
+        </w:rPr>
+        <w:t>) {</w:t>
+      </w:r>
+    </w:p>
+    <w:p>
+      <w:pPr>
+        <w:spacing w:after="0"/>
+        <w:rPr>
+          <w:rFonts w:ascii="Cascadia Code" w:hAnsi="Cascadia Code" w:cs="Cascadia Code"/>
+          <w:sz w:val="20"/>
+          <w:szCs w:val="20"/>
+        </w:rPr>
+      </w:pPr>
+      <w:r>
+        <w:rPr>
+          <w:rFonts w:ascii="Cascadia Code" w:hAnsi="Cascadia Code" w:cs="Cascadia Code"/>
+          <w:sz w:val="20"/>
+          <w:szCs w:val="20"/>
+        </w:rPr>
+        <w:t xml:space="preserve">        </w:t>
+      </w:r>
+      <w:proofErr w:type="spellStart"/>
+      <w:proofErr w:type="gramStart"/>
+      <w:r>
+        <w:rPr>
+          <w:rFonts w:ascii="Cascadia Code" w:hAnsi="Cascadia Code" w:cs="Cascadia Code"/>
+          <w:sz w:val="20"/>
+          <w:szCs w:val="20"/>
+        </w:rPr>
+        <w:t>printf</w:t>
+      </w:r>
+      <w:proofErr w:type="spellEnd"/>
+      <w:r>
+        <w:rPr>
+          <w:rFonts w:ascii="Cascadia Code" w:hAnsi="Cascadia Code" w:cs="Cascadia Code"/>
+          <w:sz w:val="20"/>
+          <w:szCs w:val="20"/>
+        </w:rPr>
+        <w:t>(</w:t>
+      </w:r>
+      <w:proofErr w:type="gramEnd"/>
+      <w:r>
+        <w:rPr>
+          <w:rFonts w:ascii="Cascadia Code" w:hAnsi="Cascadia Code" w:cs="Cascadia Code"/>
+          <w:sz w:val="20"/>
+          <w:szCs w:val="20"/>
+        </w:rPr>
+        <w:t>"%c", temp);</w:t>
+      </w:r>
+    </w:p>
+    <w:p>
+      <w:pPr>
+        <w:spacing w:after="0"/>
+        <w:rPr>
+          <w:rFonts w:ascii="Cascadia Code" w:hAnsi="Cascadia Code" w:cs="Cascadia Code"/>
+          <w:sz w:val="20"/>
+          <w:szCs w:val="20"/>
+        </w:rPr>
+      </w:pPr>
+      <w:r>
+        <w:rPr>
+          <w:rFonts w:ascii="Cascadia Code" w:hAnsi="Cascadia Code" w:cs="Cascadia Code"/>
+          <w:sz w:val="20"/>
+          <w:szCs w:val="20"/>
+        </w:rPr>
+        <w:t xml:space="preserve">    }</w:t>
+      </w:r>
+    </w:p>
+    <w:p>
+      <w:pPr>
+        <w:spacing w:after="0"/>
+        <w:rPr>
+          <w:rFonts w:ascii="Cascadia Code" w:hAnsi="Cascadia Code" w:cs="Cascadia Code"/>
+          <w:sz w:val="20"/>
+          <w:szCs w:val="20"/>
+        </w:rPr>
+      </w:pPr>
+      <w:r>
+        <w:rPr>
+          <w:rFonts w:ascii="Cascadia Code" w:hAnsi="Cascadia Code" w:cs="Cascadia Code"/>
+          <w:sz w:val="20"/>
+          <w:szCs w:val="20"/>
+        </w:rPr>
+        <w:t xml:space="preserve">    </w:t>
+      </w:r>
+      <w:proofErr w:type="spellStart"/>
+      <w:proofErr w:type="gramStart"/>
+      <w:r>
+        <w:rPr>
+          <w:rFonts w:ascii="Cascadia Code" w:hAnsi="Cascadia Code" w:cs="Cascadia Code"/>
+          <w:sz w:val="20"/>
+          <w:szCs w:val="20"/>
+        </w:rPr>
+        <w:t>printf</w:t>
+      </w:r>
+      <w:proofErr w:type="spellEnd"/>
+      <w:r>
+        <w:rPr>
+          <w:rFonts w:ascii="Cascadia Code" w:hAnsi="Cascadia Code" w:cs="Cascadia Code"/>
+          <w:sz w:val="20"/>
+          <w:szCs w:val="20"/>
+        </w:rPr>
+        <w:t>(</w:t>
+      </w:r>
+      <w:proofErr w:type="gramEnd"/>
+      <w:r>
+        <w:rPr>
+          <w:rFonts w:ascii="Cascadia Code" w:hAnsi="Cascadia Code" w:cs="Cascadia Code"/>
+          <w:sz w:val="20"/>
+          <w:szCs w:val="20"/>
+        </w:rPr>
+        <w:t>"\n========== End of %s ==========\n", FILENAME);</w:t>
+      </w:r>
+    </w:p>
+    <w:p>
+      <w:pPr>
+        <w:spacing w:after="0"/>
+        <w:rPr>
+          <w:rFonts w:ascii="Cascadia Code" w:hAnsi="Cascadia Code" w:cs="Cascadia Code"/>
+          <w:sz w:val="20"/>
+          <w:szCs w:val="20"/>
+        </w:rPr>
+      </w:pPr>
+      <w:r>
+        <w:rPr>
+          <w:rFonts w:ascii="Cascadia Code" w:hAnsi="Cascadia Code" w:cs="Cascadia Code"/>
+          <w:sz w:val="20"/>
+          <w:szCs w:val="20"/>
+        </w:rPr>
+        <w:t xml:space="preserve">    </w:t>
+      </w:r>
+      <w:proofErr w:type="spellStart"/>
+      <w:r>
+        <w:rPr>
+          <w:rFonts w:ascii="Cascadia Code" w:hAnsi="Cascadia Code" w:cs="Cascadia Code"/>
+          <w:sz w:val="20"/>
+          <w:szCs w:val="20"/>
+        </w:rPr>
+        <w:t>fclose</w:t>
+      </w:r>
+      <w:proofErr w:type="spellEnd"/>
+      <w:r>
+        <w:rPr>
+          <w:rFonts w:ascii="Cascadia Code" w:hAnsi="Cascadia Code" w:cs="Cascadia Code"/>
+          <w:sz w:val="20"/>
+          <w:szCs w:val="20"/>
+        </w:rPr>
+        <w:t>(code);</w:t>
+      </w:r>
+    </w:p>
+    <w:p>
+      <w:pPr>
+        <w:spacing w:after="0"/>
+        <w:rPr>
+          <w:rFonts w:ascii="Cascadia Code" w:hAnsi="Cascadia Code" w:cs="Cascadia Code"/>
+          <w:sz w:val="20"/>
+          <w:szCs w:val="20"/>
+        </w:rPr>
+      </w:pPr>
+      <w:r>
+        <w:rPr>
+          <w:rFonts w:ascii="Cascadia Code" w:hAnsi="Cascadia Code" w:cs="Cascadia Code"/>
+          <w:sz w:val="20"/>
+          <w:szCs w:val="20"/>
+        </w:rPr>
+        <w:t xml:space="preserve">    return 0;</w:t>
+      </w:r>
+    </w:p>
+    <w:p>
+      <w:pPr>
+        <w:rPr>
+          <w:rFonts w:ascii="Cascadia Code" w:hAnsi="Cascadia Code" w:cs="Cascadia Code"/>
+          <w:sz w:val="20"/>
+          <w:szCs w:val="20"/>
+        </w:rPr>
+      </w:pPr>
+      <w:r>
+        <w:rPr>
+          <w:rFonts w:ascii="Cascadia Code" w:hAnsi="Cascadia Code" w:cs="Cascadia Code"/>
+          <w:sz w:val="20"/>
+          <w:szCs w:val="20"/>
+        </w:rPr>
+        <w:t>}</w:t>
+      </w:r>
+    </w:p>
+    <w:p>
+      <w:pPr>
+        <w:rPr>
+          <w:rFonts w:ascii="Times New Roman" w:hAnsi="Times New Roman" w:cs="Times New Roman"/>
+          <w:sz w:val="24"/>
+          <w:szCs w:val="24"/>
+        </w:rPr>
+      </w:pPr>
+      <w:r>
+        <w:rPr>
+          <w:rFonts w:ascii="Times New Roman" w:hAnsi="Times New Roman" w:cs="Times New Roman"/>
+          <w:b/>
+          <w:bCs/>
+          <w:sz w:val="24"/>
+          <w:szCs w:val="24"/>
+          <w:u w:val="single"/>
+        </w:rPr>
+        <w:t xml:space="preserve">Output: </w:t>
+      </w:r>
+    </w:p>
+    <w:p>
+      <w:pPr>
+        <w:rPr>
+          <w:rFonts w:ascii="Times New Roman" w:hAnsi="Times New Roman" w:cs="Times New Roman"/>
+          <w:sz w:val="24"/>
+          <w:szCs w:val="24"/>
+        </w:rPr>
+      </w:pPr>
+      <w:r>
+        <w:rPr>
+          <w:noProof/>
+        </w:rPr>
+        <w:drawing>
+          <wp:inline distT="0" distB="0" distL="0" distR="0" wp14:anchorId="59A644EC" wp14:editId="32299018">
+            <wp:extent cx="4925683" cy="4180774"/>
+            <wp:effectExtent l="19050" t="19050" r="27940" b="10795"/>
+            <wp:docPr id="1151483729" name="Picture 1"/>
+            <wp:cNvGraphicFramePr>
+              <a:graphicFrameLocks xmlns:a="http://schemas.openxmlformats.org/drawingml/2006/main" noChangeAspect="1"/>
+            </wp:cNvGraphicFramePr>
+            <a:graphic xmlns:a="http://schemas.openxmlformats.org/drawingml/2006/main">
+              <a:graphicData uri="http://schemas.openxmlformats.org/drawingml/2006/picture">
+                <pic:pic xmlns:pic="http://schemas.openxmlformats.org/drawingml/2006/picture">
+                  <pic:nvPicPr>
+                    <pic:cNvPr id="1151483729" name=""/>
+                    <pic:cNvPicPr/>
+                  </pic:nvPicPr>
+                  <pic:blipFill>
+                    <a:blip r:embed="rId33"/>
+                    <a:stretch>
+                      <a:fillRect/>
+                    </a:stretch>
+                  </pic:blipFill>
+                  <pic:spPr>
+                    <a:xfrm>
+                      <a:off x="0" y="0"/>
+                      <a:ext cx="4925683" cy="4180774"/>
+                    </a:xfrm>
+                    <a:prstGeom prst="rect">
+                      <a:avLst/>
+                    </a:prstGeom>
+                    <a:ln>
+                      <a:solidFill>
+                        <a:schemeClr val="tx1"/>
+                      </a:solidFill>
+                    </a:ln>
+                  </pic:spPr>
+                </pic:pic>
+              </a:graphicData>
+            </a:graphic>
+          </wp:inline>
+        </w:drawing>
+      </w:r>
+    </w:p>
+    <w:p>
+      <w:pPr>
+        <w:rPr>
+          <w:rFonts w:ascii="Times New Roman" w:hAnsi="Times New Roman" w:cs="Times New Roman"/>
+          <w:b/>
+          <w:bCs/>
+          <w:sz w:val="24"/>
+          <w:szCs w:val="24"/>
+          <w:u w:val="single"/>
+        </w:rPr>
+      </w:pPr>
+      <w:r>
+        <w:rPr>
+          <w:rFonts w:ascii="Times New Roman" w:hAnsi="Times New Roman" w:cs="Times New Roman"/>
+          <w:b/>
+          <w:bCs/>
+          <w:sz w:val="24"/>
+          <w:szCs w:val="24"/>
+          <w:u w:val="single"/>
+        </w:rPr>
+        <w:lastRenderedPageBreak/>
+        <w:t xml:space="preserve">Assignment 15: </w:t>
+      </w:r>
+    </w:p>
+    <w:p>
+      <w:pPr>
+        <w:rPr>
+          <w:rFonts w:ascii="Times New Roman" w:hAnsi="Times New Roman" w:cs="Times New Roman"/>
+        </w:rPr>
+      </w:pPr>
+      <w:r>
+        <w:rPr>
+          <w:rFonts w:ascii="Times New Roman" w:hAnsi="Times New Roman" w:cs="Times New Roman"/>
+        </w:rPr>
+        <w:t>Write a C program that reads a sequence of integers from a file named '</w:t>
+      </w:r>
+      <w:proofErr w:type="spellStart"/>
+      <w:r>
+        <w:rPr>
+          <w:rFonts w:ascii="Times New Roman" w:hAnsi="Times New Roman" w:cs="Times New Roman"/>
+          <w:b/>
+          <w:bCs/>
+        </w:rPr>
+        <w:t>input.txt</w:t>
+      </w:r>
+      <w:proofErr w:type="spellEnd"/>
+      <w:r>
+        <w:rPr>
+          <w:rFonts w:ascii="Times New Roman" w:hAnsi="Times New Roman" w:cs="Times New Roman"/>
+        </w:rPr>
+        <w:t xml:space="preserve">'. This </w:t>
+      </w:r>
+      <w:r>
+        <w:rPr>
+          <w:rFonts w:ascii="Times New Roman" w:hAnsi="Times New Roman" w:cs="Times New Roman"/>
+        </w:rPr>
+        <w:br/>
+        <w:t xml:space="preserve">program should segregate the odd numbers from the even numbers and store the odd </w:t>
+      </w:r>
+      <w:r>
+        <w:rPr>
+          <w:rFonts w:ascii="Times New Roman" w:hAnsi="Times New Roman" w:cs="Times New Roman"/>
+        </w:rPr>
+        <w:br/>
+        <w:t>numbers in a new file named '</w:t>
+      </w:r>
+      <w:proofErr w:type="spellStart"/>
+      <w:r>
+        <w:rPr>
+          <w:rFonts w:ascii="Times New Roman" w:hAnsi="Times New Roman" w:cs="Times New Roman"/>
+          <w:b/>
+          <w:bCs/>
+        </w:rPr>
+        <w:t>ODDFile.txt</w:t>
+      </w:r>
+      <w:proofErr w:type="spellEnd"/>
+      <w:r>
+        <w:rPr>
+          <w:rFonts w:ascii="Times New Roman" w:hAnsi="Times New Roman" w:cs="Times New Roman"/>
+        </w:rPr>
+        <w:t xml:space="preserve">' while storing the even numbers in another file </w:t>
+      </w:r>
+      <w:r>
+        <w:rPr>
+          <w:rFonts w:ascii="Times New Roman" w:hAnsi="Times New Roman" w:cs="Times New Roman"/>
+        </w:rPr>
+        <w:br/>
+        <w:t>named '</w:t>
+      </w:r>
+      <w:proofErr w:type="spellStart"/>
+      <w:r>
+        <w:rPr>
+          <w:rFonts w:ascii="Times New Roman" w:hAnsi="Times New Roman" w:cs="Times New Roman"/>
+          <w:b/>
+          <w:bCs/>
+        </w:rPr>
+        <w:t>EVENFile.txt</w:t>
+      </w:r>
+      <w:proofErr w:type="spellEnd"/>
+      <w:r>
+        <w:rPr>
+          <w:rFonts w:ascii="Times New Roman" w:hAnsi="Times New Roman" w:cs="Times New Roman"/>
+        </w:rPr>
+        <w:t>'</w:t>
+      </w:r>
+      <w:r>
+        <w:rPr>
+          <w:rFonts w:ascii="Times New Roman" w:hAnsi="Times New Roman" w:cs="Times New Roman"/>
+        </w:rPr>
+        <w:t>.</w:t>
+      </w:r>
+    </w:p>
+    <w:p>
+      <w:pPr>
+        <w:rPr>
+          <w:rFonts w:ascii="Times New Roman" w:hAnsi="Times New Roman" w:cs="Times New Roman"/>
+          <w:b/>
+          <w:bCs/>
+          <w:sz w:val="24"/>
+          <w:szCs w:val="24"/>
+          <w:u w:val="single"/>
+        </w:rPr>
+      </w:pPr>
+      <w:r>
+        <w:rPr>
+          <w:rFonts w:ascii="Times New Roman" w:hAnsi="Times New Roman" w:cs="Times New Roman"/>
+          <w:b/>
+          <w:bCs/>
+          <w:sz w:val="24"/>
+          <w:szCs w:val="24"/>
+          <w:u w:val="single"/>
+        </w:rPr>
+        <w:t>Source Code:</w:t>
+      </w:r>
+    </w:p>
+    <w:p>
+      <w:pPr>
+        <w:spacing w:after="0"/>
+        <w:rPr>
+          <w:rFonts w:ascii="Cascadia Code" w:hAnsi="Cascadia Code" w:cs="Cascadia Code"/>
+          <w:sz w:val="20"/>
+          <w:szCs w:val="20"/>
+        </w:rPr>
+      </w:pPr>
+      <w:r>
+        <w:rPr>
+          <w:rFonts w:ascii="Cascadia Code" w:hAnsi="Cascadia Code" w:cs="Cascadia Code"/>
+          <w:sz w:val="20"/>
+          <w:szCs w:val="20"/>
+        </w:rPr>
+        <w:t>#include &lt;</w:t>
+      </w:r>
+      <w:proofErr w:type="spellStart"/>
+      <w:r>
+        <w:rPr>
+          <w:rFonts w:ascii="Cascadia Code" w:hAnsi="Cascadia Code" w:cs="Cascadia Code"/>
+          <w:sz w:val="20"/>
+          <w:szCs w:val="20"/>
+        </w:rPr>
+        <w:t>stdio.h</w:t>
+      </w:r>
+      <w:proofErr w:type="spellEnd"/>
+      <w:r>
+        <w:rPr>
+          <w:rFonts w:ascii="Cascadia Code" w:hAnsi="Cascadia Code" w:cs="Cascadia Code"/>
+          <w:sz w:val="20"/>
+          <w:szCs w:val="20"/>
+        </w:rPr>
+        <w:t>&gt;</w:t>
+      </w:r>
+    </w:p>
+    <w:p>
+      <w:pPr>
+        <w:spacing w:after="0"/>
+        <w:rPr>
+          <w:rFonts w:ascii="Cascadia Code" w:hAnsi="Cascadia Code" w:cs="Cascadia Code"/>
+          <w:sz w:val="20"/>
+          <w:szCs w:val="20"/>
+        </w:rPr>
+      </w:pPr>
+    </w:p>
+    <w:p>
+      <w:pPr>
+        <w:spacing w:after="0"/>
+        <w:rPr>
+          <w:rFonts w:ascii="Cascadia Code" w:hAnsi="Cascadia Code" w:cs="Cascadia Code"/>
+          <w:sz w:val="20"/>
+          <w:szCs w:val="20"/>
+        </w:rPr>
+      </w:pPr>
+      <w:r>
+        <w:rPr>
+          <w:rFonts w:ascii="Cascadia Code" w:hAnsi="Cascadia Code" w:cs="Cascadia Code"/>
+          <w:sz w:val="20"/>
+          <w:szCs w:val="20"/>
+        </w:rPr>
+        <w:t>#define FILENAME "</w:t>
+      </w:r>
+      <w:proofErr w:type="spellStart"/>
+      <w:r>
+        <w:rPr>
+          <w:rFonts w:ascii="Cascadia Code" w:hAnsi="Cascadia Code" w:cs="Cascadia Code"/>
+          <w:sz w:val="20"/>
+          <w:szCs w:val="20"/>
+        </w:rPr>
+        <w:t>input.txt</w:t>
+      </w:r>
+      <w:proofErr w:type="spellEnd"/>
+      <w:r>
+        <w:rPr>
+          <w:rFonts w:ascii="Cascadia Code" w:hAnsi="Cascadia Code" w:cs="Cascadia Code"/>
+          <w:sz w:val="20"/>
+          <w:szCs w:val="20"/>
+        </w:rPr>
+        <w:t>"</w:t>
+      </w:r>
+    </w:p>
+    <w:p>
+      <w:pPr>
+        <w:spacing w:after="0"/>
+        <w:rPr>
+          <w:rFonts w:ascii="Cascadia Code" w:hAnsi="Cascadia Code" w:cs="Cascadia Code"/>
+          <w:sz w:val="20"/>
+          <w:szCs w:val="20"/>
+        </w:rPr>
+      </w:pPr>
+      <w:r>
+        <w:rPr>
+          <w:rFonts w:ascii="Cascadia Code" w:hAnsi="Cascadia Code" w:cs="Cascadia Code"/>
+          <w:sz w:val="20"/>
+          <w:szCs w:val="20"/>
+        </w:rPr>
+        <w:t xml:space="preserve">#define </w:t>
+      </w:r>
+      <w:proofErr w:type="spellStart"/>
+      <w:r>
+        <w:rPr>
+          <w:rFonts w:ascii="Cascadia Code" w:hAnsi="Cascadia Code" w:cs="Cascadia Code"/>
+          <w:sz w:val="20"/>
+          <w:szCs w:val="20"/>
+        </w:rPr>
+        <w:t>ODDFILE</w:t>
+      </w:r>
+      <w:proofErr w:type="spellEnd"/>
+      <w:r>
+        <w:rPr>
+          <w:rFonts w:ascii="Cascadia Code" w:hAnsi="Cascadia Code" w:cs="Cascadia Code"/>
+          <w:sz w:val="20"/>
+          <w:szCs w:val="20"/>
+        </w:rPr>
+        <w:t xml:space="preserve"> "</w:t>
+      </w:r>
+      <w:proofErr w:type="spellStart"/>
+      <w:r>
+        <w:rPr>
+          <w:rFonts w:ascii="Cascadia Code" w:hAnsi="Cascadia Code" w:cs="Cascadia Code"/>
+          <w:sz w:val="20"/>
+          <w:szCs w:val="20"/>
+        </w:rPr>
+        <w:t>ODDFile.txt</w:t>
+      </w:r>
+      <w:proofErr w:type="spellEnd"/>
+      <w:r>
+        <w:rPr>
+          <w:rFonts w:ascii="Cascadia Code" w:hAnsi="Cascadia Code" w:cs="Cascadia Code"/>
+          <w:sz w:val="20"/>
+          <w:szCs w:val="20"/>
+        </w:rPr>
+        <w:t>"</w:t>
+      </w:r>
+    </w:p>
+    <w:p>
+      <w:pPr>
+        <w:spacing w:after="0"/>
+        <w:rPr>
+          <w:rFonts w:ascii="Cascadia Code" w:hAnsi="Cascadia Code" w:cs="Cascadia Code"/>
+          <w:sz w:val="20"/>
+          <w:szCs w:val="20"/>
+        </w:rPr>
+      </w:pPr>
+      <w:r>
+        <w:rPr>
+          <w:rFonts w:ascii="Cascadia Code" w:hAnsi="Cascadia Code" w:cs="Cascadia Code"/>
+          <w:sz w:val="20"/>
+          <w:szCs w:val="20"/>
+        </w:rPr>
+        <w:t xml:space="preserve">#define </w:t>
+      </w:r>
+      <w:proofErr w:type="spellStart"/>
+      <w:r>
+        <w:rPr>
+          <w:rFonts w:ascii="Cascadia Code" w:hAnsi="Cascadia Code" w:cs="Cascadia Code"/>
+          <w:sz w:val="20"/>
+          <w:szCs w:val="20"/>
+        </w:rPr>
+        <w:t>EVENFILE</w:t>
+      </w:r>
+      <w:proofErr w:type="spellEnd"/>
+      <w:r>
+        <w:rPr>
+          <w:rFonts w:ascii="Cascadia Code" w:hAnsi="Cascadia Code" w:cs="Cascadia Code"/>
+          <w:sz w:val="20"/>
+          <w:szCs w:val="20"/>
+        </w:rPr>
+        <w:t xml:space="preserve"> "</w:t>
+      </w:r>
+      <w:proofErr w:type="spellStart"/>
+      <w:r>
+        <w:rPr>
+          <w:rFonts w:ascii="Cascadia Code" w:hAnsi="Cascadia Code" w:cs="Cascadia Code"/>
+          <w:sz w:val="20"/>
+          <w:szCs w:val="20"/>
+        </w:rPr>
+        <w:t>EVENFile.txt</w:t>
+      </w:r>
+      <w:proofErr w:type="spellEnd"/>
+      <w:r>
+        <w:rPr>
+          <w:rFonts w:ascii="Cascadia Code" w:hAnsi="Cascadia Code" w:cs="Cascadia Code"/>
+          <w:sz w:val="20"/>
+          <w:szCs w:val="20"/>
+        </w:rPr>
+        <w:t>"</w:t>
+      </w:r>
+    </w:p>
+    <w:p>
+      <w:pPr>
+        <w:spacing w:after="0"/>
+        <w:rPr>
+          <w:rFonts w:ascii="Cascadia Code" w:hAnsi="Cascadia Code" w:cs="Cascadia Code"/>
+          <w:sz w:val="20"/>
+          <w:szCs w:val="20"/>
+        </w:rPr>
+      </w:pPr>
+    </w:p>
+    <w:p>
+      <w:pPr>
+        <w:spacing w:after="0"/>
+        <w:rPr>
+          <w:rFonts w:ascii="Cascadia Code" w:hAnsi="Cascadia Code" w:cs="Cascadia Code"/>
+          <w:sz w:val="20"/>
+          <w:szCs w:val="20"/>
+        </w:rPr>
+      </w:pPr>
+      <w:r>
+        <w:rPr>
+          <w:rFonts w:ascii="Cascadia Code" w:hAnsi="Cascadia Code" w:cs="Cascadia Code"/>
+          <w:sz w:val="20"/>
+          <w:szCs w:val="20"/>
+        </w:rPr>
+        <w:t xml:space="preserve">int </w:t>
+      </w:r>
+      <w:proofErr w:type="gramStart"/>
+      <w:r>
+        <w:rPr>
+          <w:rFonts w:ascii="Cascadia Code" w:hAnsi="Cascadia Code" w:cs="Cascadia Code"/>
+          <w:sz w:val="20"/>
+          <w:szCs w:val="20"/>
+        </w:rPr>
+        <w:t>main(</w:t>
+      </w:r>
+      <w:proofErr w:type="gramEnd"/>
+      <w:r>
+        <w:rPr>
+          <w:rFonts w:ascii="Cascadia Code" w:hAnsi="Cascadia Code" w:cs="Cascadia Code"/>
+          <w:sz w:val="20"/>
+          <w:szCs w:val="20"/>
+        </w:rPr>
+        <w:t>)</w:t>
+      </w:r>
+    </w:p>
+    <w:p>
+      <w:pPr>
+        <w:spacing w:after="0"/>
+        <w:rPr>
+          <w:rFonts w:ascii="Cascadia Code" w:hAnsi="Cascadia Code" w:cs="Cascadia Code"/>
+          <w:sz w:val="20"/>
+          <w:szCs w:val="20"/>
+        </w:rPr>
+      </w:pPr>
+      <w:r>
+        <w:rPr>
+          <w:rFonts w:ascii="Cascadia Code" w:hAnsi="Cascadia Code" w:cs="Cascadia Code"/>
+          <w:sz w:val="20"/>
+          <w:szCs w:val="20"/>
+        </w:rPr>
+        <w:t>{</w:t>
+      </w:r>
+    </w:p>
+    <w:p>
+      <w:pPr>
+        <w:spacing w:after="0"/>
+        <w:rPr>
+          <w:rFonts w:ascii="Cascadia Code" w:hAnsi="Cascadia Code" w:cs="Cascadia Code"/>
+          <w:sz w:val="20"/>
+          <w:szCs w:val="20"/>
+        </w:rPr>
+      </w:pPr>
+      <w:r>
+        <w:rPr>
+          <w:rFonts w:ascii="Cascadia Code" w:hAnsi="Cascadia Code" w:cs="Cascadia Code"/>
+          <w:sz w:val="20"/>
+          <w:szCs w:val="20"/>
+        </w:rPr>
+        <w:t xml:space="preserve">    </w:t>
+      </w:r>
+      <w:r>
+        <w:rPr>
+          <w:rFonts w:ascii="Cascadia Code" w:hAnsi="Cascadia Code" w:cs="Cascadia Code"/>
+          <w:i/>
+          <w:iCs/>
+          <w:sz w:val="20"/>
+          <w:szCs w:val="20"/>
+        </w:rPr>
+        <w:t>FILE</w:t>
+      </w:r>
+      <w:r>
+        <w:rPr>
+          <w:rFonts w:ascii="Cascadia Code" w:hAnsi="Cascadia Code" w:cs="Cascadia Code"/>
+          <w:sz w:val="20"/>
+          <w:szCs w:val="20"/>
+        </w:rPr>
+        <w:t xml:space="preserve"> *input = NULL;</w:t>
+      </w:r>
+    </w:p>
+    <w:p>
+      <w:pPr>
+        <w:spacing w:after="0"/>
+        <w:rPr>
+          <w:rFonts w:ascii="Cascadia Code" w:hAnsi="Cascadia Code" w:cs="Cascadia Code"/>
+          <w:sz w:val="20"/>
+          <w:szCs w:val="20"/>
+        </w:rPr>
+      </w:pPr>
+      <w:r>
+        <w:rPr>
+          <w:rFonts w:ascii="Cascadia Code" w:hAnsi="Cascadia Code" w:cs="Cascadia Code"/>
+          <w:sz w:val="20"/>
+          <w:szCs w:val="20"/>
+        </w:rPr>
+        <w:t xml:space="preserve">    </w:t>
+      </w:r>
+      <w:r>
+        <w:rPr>
+          <w:rFonts w:ascii="Cascadia Code" w:hAnsi="Cascadia Code" w:cs="Cascadia Code"/>
+          <w:i/>
+          <w:iCs/>
+          <w:sz w:val="20"/>
+          <w:szCs w:val="20"/>
+        </w:rPr>
+        <w:t>FILE</w:t>
+      </w:r>
+      <w:r>
+        <w:rPr>
+          <w:rFonts w:ascii="Cascadia Code" w:hAnsi="Cascadia Code" w:cs="Cascadia Code"/>
+          <w:sz w:val="20"/>
+          <w:szCs w:val="20"/>
+        </w:rPr>
+        <w:t xml:space="preserve"> *</w:t>
+      </w:r>
+      <w:proofErr w:type="spellStart"/>
+      <w:r>
+        <w:rPr>
+          <w:rFonts w:ascii="Cascadia Code" w:hAnsi="Cascadia Code" w:cs="Cascadia Code"/>
+          <w:sz w:val="20"/>
+          <w:szCs w:val="20"/>
+        </w:rPr>
+        <w:t>oddfile</w:t>
+      </w:r>
+      <w:proofErr w:type="spellEnd"/>
+      <w:r>
+        <w:rPr>
+          <w:rFonts w:ascii="Cascadia Code" w:hAnsi="Cascadia Code" w:cs="Cascadia Code"/>
+          <w:sz w:val="20"/>
+          <w:szCs w:val="20"/>
+        </w:rPr>
+        <w:t xml:space="preserve"> = NULL;</w:t>
+      </w:r>
+    </w:p>
+    <w:p>
+      <w:pPr>
+        <w:spacing w:after="0"/>
+        <w:rPr>
+          <w:rFonts w:ascii="Cascadia Code" w:hAnsi="Cascadia Code" w:cs="Cascadia Code"/>
+          <w:sz w:val="20"/>
+          <w:szCs w:val="20"/>
+        </w:rPr>
+      </w:pPr>
+      <w:r>
+        <w:rPr>
+          <w:rFonts w:ascii="Cascadia Code" w:hAnsi="Cascadia Code" w:cs="Cascadia Code"/>
+          <w:sz w:val="20"/>
+          <w:szCs w:val="20"/>
+        </w:rPr>
+        <w:t xml:space="preserve">    </w:t>
+      </w:r>
+      <w:r>
+        <w:rPr>
+          <w:rFonts w:ascii="Cascadia Code" w:hAnsi="Cascadia Code" w:cs="Cascadia Code"/>
+          <w:i/>
+          <w:iCs/>
+          <w:sz w:val="20"/>
+          <w:szCs w:val="20"/>
+        </w:rPr>
+        <w:t>FILE</w:t>
+      </w:r>
+      <w:r>
+        <w:rPr>
+          <w:rFonts w:ascii="Cascadia Code" w:hAnsi="Cascadia Code" w:cs="Cascadia Code"/>
+          <w:sz w:val="20"/>
+          <w:szCs w:val="20"/>
+        </w:rPr>
+        <w:t xml:space="preserve"> *</w:t>
+      </w:r>
+      <w:proofErr w:type="spellStart"/>
+      <w:r>
+        <w:rPr>
+          <w:rFonts w:ascii="Cascadia Code" w:hAnsi="Cascadia Code" w:cs="Cascadia Code"/>
+          <w:sz w:val="20"/>
+          <w:szCs w:val="20"/>
+        </w:rPr>
+        <w:t>evenfile</w:t>
+      </w:r>
+      <w:proofErr w:type="spellEnd"/>
+      <w:r>
+        <w:rPr>
+          <w:rFonts w:ascii="Cascadia Code" w:hAnsi="Cascadia Code" w:cs="Cascadia Code"/>
+          <w:sz w:val="20"/>
+          <w:szCs w:val="20"/>
+        </w:rPr>
+        <w:t xml:space="preserve"> = NULL;</w:t>
+      </w:r>
+    </w:p>
+    <w:p>
+      <w:pPr>
+        <w:spacing w:after="0"/>
+        <w:rPr>
+          <w:rFonts w:ascii="Cascadia Code" w:hAnsi="Cascadia Code" w:cs="Cascadia Code"/>
+          <w:sz w:val="20"/>
+          <w:szCs w:val="20"/>
+        </w:rPr>
+      </w:pPr>
+    </w:p>
+    <w:p>
+      <w:pPr>
+        <w:spacing w:after="0"/>
+        <w:rPr>
+          <w:rFonts w:ascii="Cascadia Code" w:hAnsi="Cascadia Code" w:cs="Cascadia Code"/>
+          <w:sz w:val="20"/>
+          <w:szCs w:val="20"/>
+        </w:rPr>
+      </w:pPr>
+      <w:r>
+        <w:rPr>
+          <w:rFonts w:ascii="Cascadia Code" w:hAnsi="Cascadia Code" w:cs="Cascadia Code"/>
+          <w:sz w:val="20"/>
+          <w:szCs w:val="20"/>
+        </w:rPr>
+        <w:t xml:space="preserve">    int </w:t>
+      </w:r>
+      <w:proofErr w:type="spellStart"/>
+      <w:r>
+        <w:rPr>
+          <w:rFonts w:ascii="Cascadia Code" w:hAnsi="Cascadia Code" w:cs="Cascadia Code"/>
+          <w:sz w:val="20"/>
+          <w:szCs w:val="20"/>
+        </w:rPr>
+        <w:t>num</w:t>
+      </w:r>
+      <w:proofErr w:type="spellEnd"/>
+      <w:r>
+        <w:rPr>
+          <w:rFonts w:ascii="Cascadia Code" w:hAnsi="Cascadia Code" w:cs="Cascadia Code"/>
+          <w:sz w:val="20"/>
+          <w:szCs w:val="20"/>
+        </w:rPr>
+        <w:t>;</w:t>
+      </w:r>
+    </w:p>
+    <w:p>
+      <w:pPr>
+        <w:spacing w:after="0"/>
+        <w:rPr>
+          <w:rFonts w:ascii="Cascadia Code" w:hAnsi="Cascadia Code" w:cs="Cascadia Code"/>
+          <w:sz w:val="20"/>
+          <w:szCs w:val="20"/>
+        </w:rPr>
+      </w:pPr>
+    </w:p>
+    <w:p>
+      <w:pPr>
+        <w:spacing w:after="0"/>
+        <w:rPr>
+          <w:rFonts w:ascii="Cascadia Code" w:hAnsi="Cascadia Code" w:cs="Cascadia Code"/>
+          <w:sz w:val="20"/>
+          <w:szCs w:val="20"/>
+        </w:rPr>
+      </w:pPr>
+      <w:r>
+        <w:rPr>
+          <w:rFonts w:ascii="Cascadia Code" w:hAnsi="Cascadia Code" w:cs="Cascadia Code"/>
+          <w:sz w:val="20"/>
+          <w:szCs w:val="20"/>
+        </w:rPr>
+        <w:t xml:space="preserve">    input = </w:t>
+      </w:r>
+      <w:proofErr w:type="spellStart"/>
+      <w:proofErr w:type="gramStart"/>
+      <w:r>
+        <w:rPr>
+          <w:rFonts w:ascii="Cascadia Code" w:hAnsi="Cascadia Code" w:cs="Cascadia Code"/>
+          <w:sz w:val="20"/>
+          <w:szCs w:val="20"/>
+        </w:rPr>
+        <w:t>fopen</w:t>
+      </w:r>
+      <w:proofErr w:type="spellEnd"/>
+      <w:r>
+        <w:rPr>
+          <w:rFonts w:ascii="Cascadia Code" w:hAnsi="Cascadia Code" w:cs="Cascadia Code"/>
+          <w:sz w:val="20"/>
+          <w:szCs w:val="20"/>
+        </w:rPr>
+        <w:t>(</w:t>
+      </w:r>
+      <w:proofErr w:type="gramEnd"/>
+      <w:r>
+        <w:rPr>
+          <w:rFonts w:ascii="Cascadia Code" w:hAnsi="Cascadia Code" w:cs="Cascadia Code"/>
+          <w:sz w:val="20"/>
+          <w:szCs w:val="20"/>
+        </w:rPr>
+        <w:t>FILENAME, "r");</w:t>
+      </w:r>
+    </w:p>
+    <w:p>
+      <w:pPr>
+        <w:spacing w:after="0"/>
+        <w:rPr>
+          <w:rFonts w:ascii="Cascadia Code" w:hAnsi="Cascadia Code" w:cs="Cascadia Code"/>
+          <w:sz w:val="20"/>
+          <w:szCs w:val="20"/>
+        </w:rPr>
+      </w:pPr>
+      <w:r>
+        <w:rPr>
+          <w:rFonts w:ascii="Cascadia Code" w:hAnsi="Cascadia Code" w:cs="Cascadia Code"/>
+          <w:sz w:val="20"/>
+          <w:szCs w:val="20"/>
+        </w:rPr>
+        <w:t>    if (input == NULL)</w:t>
+      </w:r>
+    </w:p>
+    <w:p>
+      <w:pPr>
+        <w:spacing w:after="0"/>
+        <w:rPr>
+          <w:rFonts w:ascii="Cascadia Code" w:hAnsi="Cascadia Code" w:cs="Cascadia Code"/>
+          <w:sz w:val="20"/>
+          <w:szCs w:val="20"/>
+        </w:rPr>
+      </w:pPr>
+      <w:r>
+        <w:rPr>
+          <w:rFonts w:ascii="Cascadia Code" w:hAnsi="Cascadia Code" w:cs="Cascadia Code"/>
+          <w:sz w:val="20"/>
+          <w:szCs w:val="20"/>
+        </w:rPr>
+        <w:t>    {</w:t>
+      </w:r>
+    </w:p>
+    <w:p>
+      <w:pPr>
+        <w:spacing w:after="0"/>
+        <w:rPr>
+          <w:rFonts w:ascii="Cascadia Code" w:hAnsi="Cascadia Code" w:cs="Cascadia Code"/>
+          <w:sz w:val="20"/>
+          <w:szCs w:val="20"/>
+        </w:rPr>
+      </w:pPr>
+      <w:r>
+        <w:rPr>
+          <w:rFonts w:ascii="Cascadia Code" w:hAnsi="Cascadia Code" w:cs="Cascadia Code"/>
+          <w:sz w:val="20"/>
+          <w:szCs w:val="20"/>
+        </w:rPr>
+        <w:t xml:space="preserve">        </w:t>
+      </w:r>
+      <w:proofErr w:type="spellStart"/>
+      <w:proofErr w:type="gramStart"/>
+      <w:r>
+        <w:rPr>
+          <w:rFonts w:ascii="Cascadia Code" w:hAnsi="Cascadia Code" w:cs="Cascadia Code"/>
+          <w:sz w:val="20"/>
+          <w:szCs w:val="20"/>
+        </w:rPr>
+        <w:t>printf</w:t>
+      </w:r>
+      <w:proofErr w:type="spellEnd"/>
+      <w:r>
+        <w:rPr>
+          <w:rFonts w:ascii="Cascadia Code" w:hAnsi="Cascadia Code" w:cs="Cascadia Code"/>
+          <w:sz w:val="20"/>
+          <w:szCs w:val="20"/>
+        </w:rPr>
+        <w:t>(</w:t>
+      </w:r>
+      <w:proofErr w:type="gramEnd"/>
+      <w:r>
+        <w:rPr>
+          <w:rFonts w:ascii="Cascadia Code" w:hAnsi="Cascadia Code" w:cs="Cascadia Code"/>
+          <w:sz w:val="20"/>
+          <w:szCs w:val="20"/>
+        </w:rPr>
+        <w:t>"\</w:t>
+      </w:r>
+      <w:proofErr w:type="spellStart"/>
+      <w:r>
+        <w:rPr>
+          <w:rFonts w:ascii="Cascadia Code" w:hAnsi="Cascadia Code" w:cs="Cascadia Code"/>
+          <w:sz w:val="20"/>
+          <w:szCs w:val="20"/>
+        </w:rPr>
+        <w:t>nCould</w:t>
+      </w:r>
+      <w:proofErr w:type="spellEnd"/>
+      <w:r>
+        <w:rPr>
+          <w:rFonts w:ascii="Cascadia Code" w:hAnsi="Cascadia Code" w:cs="Cascadia Code"/>
+          <w:sz w:val="20"/>
+          <w:szCs w:val="20"/>
+        </w:rPr>
+        <w:t xml:space="preserve"> not open the file: %s", FILENAME);</w:t>
+      </w:r>
+    </w:p>
+    <w:p>
+      <w:pPr>
+        <w:spacing w:after="0"/>
+        <w:rPr>
+          <w:rFonts w:ascii="Cascadia Code" w:hAnsi="Cascadia Code" w:cs="Cascadia Code"/>
+          <w:sz w:val="20"/>
+          <w:szCs w:val="20"/>
+        </w:rPr>
+      </w:pPr>
+      <w:r>
+        <w:rPr>
+          <w:rFonts w:ascii="Cascadia Code" w:hAnsi="Cascadia Code" w:cs="Cascadia Code"/>
+          <w:sz w:val="20"/>
+          <w:szCs w:val="20"/>
+        </w:rPr>
+        <w:t>        return 1;</w:t>
+      </w:r>
+    </w:p>
+    <w:p>
+      <w:pPr>
+        <w:spacing w:after="0"/>
+        <w:rPr>
+          <w:rFonts w:ascii="Cascadia Code" w:hAnsi="Cascadia Code" w:cs="Cascadia Code"/>
+          <w:sz w:val="20"/>
+          <w:szCs w:val="20"/>
+        </w:rPr>
+      </w:pPr>
+      <w:r>
+        <w:rPr>
+          <w:rFonts w:ascii="Cascadia Code" w:hAnsi="Cascadia Code" w:cs="Cascadia Code"/>
+          <w:sz w:val="20"/>
+          <w:szCs w:val="20"/>
+        </w:rPr>
+        <w:t>    }</w:t>
+      </w:r>
+    </w:p>
+    <w:p>
+      <w:pPr>
+        <w:spacing w:after="0"/>
+        <w:rPr>
+          <w:rFonts w:ascii="Cascadia Code" w:hAnsi="Cascadia Code" w:cs="Cascadia Code"/>
+          <w:sz w:val="20"/>
+          <w:szCs w:val="20"/>
+        </w:rPr>
+      </w:pPr>
+    </w:p>
+    <w:p>
+      <w:pPr>
+        <w:spacing w:after="0"/>
+        <w:rPr>
+          <w:rFonts w:ascii="Cascadia Code" w:hAnsi="Cascadia Code" w:cs="Cascadia Code"/>
+          <w:sz w:val="20"/>
+          <w:szCs w:val="20"/>
+        </w:rPr>
+      </w:pPr>
+      <w:r>
+        <w:rPr>
+          <w:rFonts w:ascii="Cascadia Code" w:hAnsi="Cascadia Code" w:cs="Cascadia Code"/>
+          <w:sz w:val="20"/>
+          <w:szCs w:val="20"/>
+        </w:rPr>
+        <w:t xml:space="preserve">    </w:t>
+      </w:r>
+      <w:proofErr w:type="spellStart"/>
+      <w:r>
+        <w:rPr>
+          <w:rFonts w:ascii="Cascadia Code" w:hAnsi="Cascadia Code" w:cs="Cascadia Code"/>
+          <w:sz w:val="20"/>
+          <w:szCs w:val="20"/>
+        </w:rPr>
+        <w:t>oddfile</w:t>
+      </w:r>
+      <w:proofErr w:type="spellEnd"/>
+      <w:r>
+        <w:rPr>
+          <w:rFonts w:ascii="Cascadia Code" w:hAnsi="Cascadia Code" w:cs="Cascadia Code"/>
+          <w:sz w:val="20"/>
+          <w:szCs w:val="20"/>
+        </w:rPr>
+        <w:t xml:space="preserve"> = </w:t>
+      </w:r>
+      <w:proofErr w:type="spellStart"/>
+      <w:proofErr w:type="gramStart"/>
+      <w:r>
+        <w:rPr>
+          <w:rFonts w:ascii="Cascadia Code" w:hAnsi="Cascadia Code" w:cs="Cascadia Code"/>
+          <w:sz w:val="20"/>
+          <w:szCs w:val="20"/>
+        </w:rPr>
+        <w:t>fopen</w:t>
+      </w:r>
+      <w:proofErr w:type="spellEnd"/>
+      <w:r>
+        <w:rPr>
+          <w:rFonts w:ascii="Cascadia Code" w:hAnsi="Cascadia Code" w:cs="Cascadia Code"/>
+          <w:sz w:val="20"/>
+          <w:szCs w:val="20"/>
+        </w:rPr>
+        <w:t>(</w:t>
+      </w:r>
+      <w:proofErr w:type="spellStart"/>
+      <w:proofErr w:type="gramEnd"/>
+      <w:r>
+        <w:rPr>
+          <w:rFonts w:ascii="Cascadia Code" w:hAnsi="Cascadia Code" w:cs="Cascadia Code"/>
+          <w:sz w:val="20"/>
+          <w:szCs w:val="20"/>
+        </w:rPr>
+        <w:t>ODDFILE</w:t>
+      </w:r>
+      <w:proofErr w:type="spellEnd"/>
+      <w:r>
+        <w:rPr>
+          <w:rFonts w:ascii="Cascadia Code" w:hAnsi="Cascadia Code" w:cs="Cascadia Code"/>
+          <w:sz w:val="20"/>
+          <w:szCs w:val="20"/>
+        </w:rPr>
+        <w:t>, "w");</w:t>
+      </w:r>
+    </w:p>
+    <w:p>
+      <w:pPr>
+        <w:spacing w:after="0"/>
+        <w:rPr>
+          <w:rFonts w:ascii="Cascadia Code" w:hAnsi="Cascadia Code" w:cs="Cascadia Code"/>
+          <w:sz w:val="20"/>
+          <w:szCs w:val="20"/>
+        </w:rPr>
+      </w:pPr>
+      <w:r>
+        <w:rPr>
+          <w:rFonts w:ascii="Cascadia Code" w:hAnsi="Cascadia Code" w:cs="Cascadia Code"/>
+          <w:sz w:val="20"/>
+          <w:szCs w:val="20"/>
+        </w:rPr>
+        <w:t>    if (</w:t>
+      </w:r>
+      <w:proofErr w:type="spellStart"/>
+      <w:r>
+        <w:rPr>
+          <w:rFonts w:ascii="Cascadia Code" w:hAnsi="Cascadia Code" w:cs="Cascadia Code"/>
+          <w:sz w:val="20"/>
+          <w:szCs w:val="20"/>
+        </w:rPr>
+        <w:t>oddfile</w:t>
+      </w:r>
+      <w:proofErr w:type="spellEnd"/>
+      <w:r>
+        <w:rPr>
+          <w:rFonts w:ascii="Cascadia Code" w:hAnsi="Cascadia Code" w:cs="Cascadia Code"/>
+          <w:sz w:val="20"/>
+          <w:szCs w:val="20"/>
+        </w:rPr>
+        <w:t xml:space="preserve"> == NULL)</w:t>
+      </w:r>
+    </w:p>
+    <w:p>
+      <w:pPr>
+        <w:spacing w:after="0"/>
+        <w:rPr>
+          <w:rFonts w:ascii="Cascadia Code" w:hAnsi="Cascadia Code" w:cs="Cascadia Code"/>
+          <w:sz w:val="20"/>
+          <w:szCs w:val="20"/>
+        </w:rPr>
+      </w:pPr>
+      <w:r>
+        <w:rPr>
+          <w:rFonts w:ascii="Cascadia Code" w:hAnsi="Cascadia Code" w:cs="Cascadia Code"/>
+          <w:sz w:val="20"/>
+          <w:szCs w:val="20"/>
+        </w:rPr>
+        <w:t>    {</w:t>
+      </w:r>
+    </w:p>
+    <w:p>
+      <w:pPr>
+        <w:spacing w:after="0"/>
+        <w:rPr>
+          <w:rFonts w:ascii="Cascadia Code" w:hAnsi="Cascadia Code" w:cs="Cascadia Code"/>
+          <w:sz w:val="20"/>
+          <w:szCs w:val="20"/>
+        </w:rPr>
+      </w:pPr>
+      <w:r>
+        <w:rPr>
+          <w:rFonts w:ascii="Cascadia Code" w:hAnsi="Cascadia Code" w:cs="Cascadia Code"/>
+          <w:sz w:val="20"/>
+          <w:szCs w:val="20"/>
+        </w:rPr>
+        <w:t xml:space="preserve">        </w:t>
+      </w:r>
+      <w:proofErr w:type="spellStart"/>
+      <w:proofErr w:type="gramStart"/>
+      <w:r>
+        <w:rPr>
+          <w:rFonts w:ascii="Cascadia Code" w:hAnsi="Cascadia Code" w:cs="Cascadia Code"/>
+          <w:sz w:val="20"/>
+          <w:szCs w:val="20"/>
+        </w:rPr>
+        <w:t>printf</w:t>
+      </w:r>
+      <w:proofErr w:type="spellEnd"/>
+      <w:r>
+        <w:rPr>
+          <w:rFonts w:ascii="Cascadia Code" w:hAnsi="Cascadia Code" w:cs="Cascadia Code"/>
+          <w:sz w:val="20"/>
+          <w:szCs w:val="20"/>
+        </w:rPr>
+        <w:t>(</w:t>
+      </w:r>
+      <w:proofErr w:type="gramEnd"/>
+      <w:r>
+        <w:rPr>
+          <w:rFonts w:ascii="Cascadia Code" w:hAnsi="Cascadia Code" w:cs="Cascadia Code"/>
+          <w:sz w:val="20"/>
+          <w:szCs w:val="20"/>
+        </w:rPr>
+        <w:t>"\</w:t>
+      </w:r>
+      <w:proofErr w:type="spellStart"/>
+      <w:r>
+        <w:rPr>
+          <w:rFonts w:ascii="Cascadia Code" w:hAnsi="Cascadia Code" w:cs="Cascadia Code"/>
+          <w:sz w:val="20"/>
+          <w:szCs w:val="20"/>
+        </w:rPr>
+        <w:t>nCould</w:t>
+      </w:r>
+      <w:proofErr w:type="spellEnd"/>
+      <w:r>
+        <w:rPr>
+          <w:rFonts w:ascii="Cascadia Code" w:hAnsi="Cascadia Code" w:cs="Cascadia Code"/>
+          <w:sz w:val="20"/>
+          <w:szCs w:val="20"/>
+        </w:rPr>
+        <w:t xml:space="preserve"> not open the file: %s", </w:t>
+      </w:r>
+      <w:proofErr w:type="spellStart"/>
+      <w:r>
+        <w:rPr>
+          <w:rFonts w:ascii="Cascadia Code" w:hAnsi="Cascadia Code" w:cs="Cascadia Code"/>
+          <w:sz w:val="20"/>
+          <w:szCs w:val="20"/>
+        </w:rPr>
+        <w:t>ODDFILE</w:t>
+      </w:r>
+      <w:proofErr w:type="spellEnd"/>
+      <w:r>
+        <w:rPr>
+          <w:rFonts w:ascii="Cascadia Code" w:hAnsi="Cascadia Code" w:cs="Cascadia Code"/>
+          <w:sz w:val="20"/>
+          <w:szCs w:val="20"/>
+        </w:rPr>
+        <w:t>);</w:t>
+      </w:r>
+    </w:p>
+    <w:p>
+      <w:pPr>
+        <w:spacing w:after="0"/>
+        <w:rPr>
+          <w:rFonts w:ascii="Cascadia Code" w:hAnsi="Cascadia Code" w:cs="Cascadia Code"/>
+          <w:sz w:val="20"/>
+          <w:szCs w:val="20"/>
+        </w:rPr>
+      </w:pPr>
+      <w:r>
+        <w:rPr>
+          <w:rFonts w:ascii="Cascadia Code" w:hAnsi="Cascadia Code" w:cs="Cascadia Code"/>
+          <w:sz w:val="20"/>
+          <w:szCs w:val="20"/>
+        </w:rPr>
+        <w:t>        return 1;</w:t>
+      </w:r>
+    </w:p>
+    <w:p>
+      <w:pPr>
+        <w:spacing w:after="0"/>
+        <w:rPr>
+          <w:rFonts w:ascii="Cascadia Code" w:hAnsi="Cascadia Code" w:cs="Cascadia Code"/>
+          <w:sz w:val="20"/>
+          <w:szCs w:val="20"/>
+        </w:rPr>
+      </w:pPr>
+      <w:r>
+        <w:rPr>
+          <w:rFonts w:ascii="Cascadia Code" w:hAnsi="Cascadia Code" w:cs="Cascadia Code"/>
+          <w:sz w:val="20"/>
+          <w:szCs w:val="20"/>
+        </w:rPr>
+        <w:t>    }</w:t>
+      </w:r>
+    </w:p>
+    <w:p>
+      <w:pPr>
+        <w:spacing w:after="0"/>
+        <w:rPr>
+          <w:rFonts w:ascii="Cascadia Code" w:hAnsi="Cascadia Code" w:cs="Cascadia Code"/>
+          <w:sz w:val="20"/>
+          <w:szCs w:val="20"/>
+        </w:rPr>
+      </w:pPr>
+    </w:p>
+    <w:p>
+      <w:pPr>
+        <w:spacing w:after="0"/>
+        <w:rPr>
+          <w:rFonts w:ascii="Cascadia Code" w:hAnsi="Cascadia Code" w:cs="Cascadia Code"/>
+          <w:sz w:val="20"/>
+          <w:szCs w:val="20"/>
+        </w:rPr>
+      </w:pPr>
+      <w:r>
+        <w:rPr>
+          <w:rFonts w:ascii="Cascadia Code" w:hAnsi="Cascadia Code" w:cs="Cascadia Code"/>
+          <w:sz w:val="20"/>
+          <w:szCs w:val="20"/>
+        </w:rPr>
+        <w:t xml:space="preserve">    </w:t>
+      </w:r>
+      <w:proofErr w:type="spellStart"/>
+      <w:r>
+        <w:rPr>
+          <w:rFonts w:ascii="Cascadia Code" w:hAnsi="Cascadia Code" w:cs="Cascadia Code"/>
+          <w:sz w:val="20"/>
+          <w:szCs w:val="20"/>
+        </w:rPr>
+        <w:t>evenfile</w:t>
+      </w:r>
+      <w:proofErr w:type="spellEnd"/>
+      <w:r>
+        <w:rPr>
+          <w:rFonts w:ascii="Cascadia Code" w:hAnsi="Cascadia Code" w:cs="Cascadia Code"/>
+          <w:sz w:val="20"/>
+          <w:szCs w:val="20"/>
+        </w:rPr>
+        <w:t xml:space="preserve"> = </w:t>
+      </w:r>
+      <w:proofErr w:type="spellStart"/>
+      <w:proofErr w:type="gramStart"/>
+      <w:r>
+        <w:rPr>
+          <w:rFonts w:ascii="Cascadia Code" w:hAnsi="Cascadia Code" w:cs="Cascadia Code"/>
+          <w:sz w:val="20"/>
+          <w:szCs w:val="20"/>
+        </w:rPr>
+        <w:t>fopen</w:t>
+      </w:r>
+      <w:proofErr w:type="spellEnd"/>
+      <w:r>
+        <w:rPr>
+          <w:rFonts w:ascii="Cascadia Code" w:hAnsi="Cascadia Code" w:cs="Cascadia Code"/>
+          <w:sz w:val="20"/>
+          <w:szCs w:val="20"/>
+        </w:rPr>
+        <w:t>(</w:t>
+      </w:r>
+      <w:proofErr w:type="spellStart"/>
+      <w:proofErr w:type="gramEnd"/>
+      <w:r>
+        <w:rPr>
+          <w:rFonts w:ascii="Cascadia Code" w:hAnsi="Cascadia Code" w:cs="Cascadia Code"/>
+          <w:sz w:val="20"/>
+          <w:szCs w:val="20"/>
+        </w:rPr>
+        <w:t>EVENFILE</w:t>
+      </w:r>
+      <w:proofErr w:type="spellEnd"/>
+      <w:r>
+        <w:rPr>
+          <w:rFonts w:ascii="Cascadia Code" w:hAnsi="Cascadia Code" w:cs="Cascadia Code"/>
+          <w:sz w:val="20"/>
+          <w:szCs w:val="20"/>
+        </w:rPr>
+        <w:t>, "w");</w:t>
+      </w:r>
+    </w:p>
+    <w:p>
+      <w:pPr>
+        <w:spacing w:after="0"/>
+        <w:rPr>
+          <w:rFonts w:ascii="Cascadia Code" w:hAnsi="Cascadia Code" w:cs="Cascadia Code"/>
+          <w:sz w:val="20"/>
+          <w:szCs w:val="20"/>
+        </w:rPr>
+      </w:pPr>
+      <w:r>
+        <w:rPr>
+          <w:rFonts w:ascii="Cascadia Code" w:hAnsi="Cascadia Code" w:cs="Cascadia Code"/>
+          <w:sz w:val="20"/>
+          <w:szCs w:val="20"/>
+        </w:rPr>
+        <w:t>    if (</w:t>
+      </w:r>
+      <w:proofErr w:type="spellStart"/>
+      <w:r>
+        <w:rPr>
+          <w:rFonts w:ascii="Cascadia Code" w:hAnsi="Cascadia Code" w:cs="Cascadia Code"/>
+          <w:sz w:val="20"/>
+          <w:szCs w:val="20"/>
+        </w:rPr>
+        <w:t>evenfile</w:t>
+      </w:r>
+      <w:proofErr w:type="spellEnd"/>
+      <w:r>
+        <w:rPr>
+          <w:rFonts w:ascii="Cascadia Code" w:hAnsi="Cascadia Code" w:cs="Cascadia Code"/>
+          <w:sz w:val="20"/>
+          <w:szCs w:val="20"/>
+        </w:rPr>
+        <w:t xml:space="preserve"> == NULL)</w:t>
+      </w:r>
+    </w:p>
+    <w:p>
+      <w:pPr>
+        <w:spacing w:after="0"/>
+        <w:rPr>
+          <w:rFonts w:ascii="Cascadia Code" w:hAnsi="Cascadia Code" w:cs="Cascadia Code"/>
+          <w:sz w:val="20"/>
+          <w:szCs w:val="20"/>
+        </w:rPr>
+      </w:pPr>
+      <w:r>
+        <w:rPr>
+          <w:rFonts w:ascii="Cascadia Code" w:hAnsi="Cascadia Code" w:cs="Cascadia Code"/>
+          <w:sz w:val="20"/>
+          <w:szCs w:val="20"/>
+        </w:rPr>
+        <w:t>    {</w:t>
+      </w:r>
+    </w:p>
+    <w:p>
+      <w:pPr>
+        <w:spacing w:after="0"/>
+        <w:rPr>
+          <w:rFonts w:ascii="Cascadia Code" w:hAnsi="Cascadia Code" w:cs="Cascadia Code"/>
+          <w:sz w:val="20"/>
+          <w:szCs w:val="20"/>
+        </w:rPr>
+      </w:pPr>
+      <w:r>
+        <w:rPr>
+          <w:rFonts w:ascii="Cascadia Code" w:hAnsi="Cascadia Code" w:cs="Cascadia Code"/>
+          <w:sz w:val="20"/>
+          <w:szCs w:val="20"/>
+        </w:rPr>
+        <w:t xml:space="preserve">        </w:t>
+      </w:r>
+      <w:proofErr w:type="spellStart"/>
+      <w:proofErr w:type="gramStart"/>
+      <w:r>
+        <w:rPr>
+          <w:rFonts w:ascii="Cascadia Code" w:hAnsi="Cascadia Code" w:cs="Cascadia Code"/>
+          <w:sz w:val="20"/>
+          <w:szCs w:val="20"/>
+        </w:rPr>
+        <w:t>printf</w:t>
+      </w:r>
+      <w:proofErr w:type="spellEnd"/>
+      <w:r>
+        <w:rPr>
+          <w:rFonts w:ascii="Cascadia Code" w:hAnsi="Cascadia Code" w:cs="Cascadia Code"/>
+          <w:sz w:val="20"/>
+          <w:szCs w:val="20"/>
+        </w:rPr>
+        <w:t>(</w:t>
+      </w:r>
+      <w:proofErr w:type="gramEnd"/>
+      <w:r>
+        <w:rPr>
+          <w:rFonts w:ascii="Cascadia Code" w:hAnsi="Cascadia Code" w:cs="Cascadia Code"/>
+          <w:sz w:val="20"/>
+          <w:szCs w:val="20"/>
+        </w:rPr>
+        <w:t>"\</w:t>
+      </w:r>
+      <w:proofErr w:type="spellStart"/>
+      <w:r>
+        <w:rPr>
+          <w:rFonts w:ascii="Cascadia Code" w:hAnsi="Cascadia Code" w:cs="Cascadia Code"/>
+          <w:sz w:val="20"/>
+          <w:szCs w:val="20"/>
+        </w:rPr>
+        <w:t>nCould</w:t>
+      </w:r>
+      <w:proofErr w:type="spellEnd"/>
+      <w:r>
+        <w:rPr>
+          <w:rFonts w:ascii="Cascadia Code" w:hAnsi="Cascadia Code" w:cs="Cascadia Code"/>
+          <w:sz w:val="20"/>
+          <w:szCs w:val="20"/>
+        </w:rPr>
+        <w:t xml:space="preserve"> not open the file: %s", </w:t>
+      </w:r>
+      <w:proofErr w:type="spellStart"/>
+      <w:r>
+        <w:rPr>
+          <w:rFonts w:ascii="Cascadia Code" w:hAnsi="Cascadia Code" w:cs="Cascadia Code"/>
+          <w:sz w:val="20"/>
+          <w:szCs w:val="20"/>
+        </w:rPr>
+        <w:t>EVENFILE</w:t>
+      </w:r>
+      <w:proofErr w:type="spellEnd"/>
+      <w:r>
+        <w:rPr>
+          <w:rFonts w:ascii="Cascadia Code" w:hAnsi="Cascadia Code" w:cs="Cascadia Code"/>
+          <w:sz w:val="20"/>
+          <w:szCs w:val="20"/>
+        </w:rPr>
+        <w:t>);</w:t>
+      </w:r>
+    </w:p>
+    <w:p>
+      <w:pPr>
+        <w:spacing w:after="0"/>
+        <w:rPr>
+          <w:rFonts w:ascii="Cascadia Code" w:hAnsi="Cascadia Code" w:cs="Cascadia Code"/>
+          <w:sz w:val="20"/>
+          <w:szCs w:val="20"/>
+        </w:rPr>
+      </w:pPr>
+      <w:r>
+        <w:rPr>
+          <w:rFonts w:ascii="Cascadia Code" w:hAnsi="Cascadia Code" w:cs="Cascadia Code"/>
+          <w:sz w:val="20"/>
+          <w:szCs w:val="20"/>
+        </w:rPr>
+        <w:t>        return 1;</w:t>
+      </w:r>
+    </w:p>
+    <w:p>
+      <w:pPr>
+        <w:spacing w:after="0"/>
+        <w:rPr>
+          <w:rFonts w:ascii="Cascadia Code" w:hAnsi="Cascadia Code" w:cs="Cascadia Code"/>
+          <w:sz w:val="20"/>
+          <w:szCs w:val="20"/>
+        </w:rPr>
+      </w:pPr>
+      <w:r>
+        <w:rPr>
+          <w:rFonts w:ascii="Cascadia Code" w:hAnsi="Cascadia Code" w:cs="Cascadia Code"/>
+          <w:sz w:val="20"/>
+          <w:szCs w:val="20"/>
+        </w:rPr>
+        <w:t>    }</w:t>
+      </w:r>
+    </w:p>
+    <w:p>
+      <w:pPr>
+        <w:spacing w:after="0"/>
+        <w:rPr>
+          <w:rFonts w:ascii="Cascadia Code" w:hAnsi="Cascadia Code" w:cs="Cascadia Code"/>
+          <w:sz w:val="20"/>
+          <w:szCs w:val="20"/>
+        </w:rPr>
+      </w:pPr>
+    </w:p>
+    <w:p>
+      <w:pPr>
+        <w:spacing w:after="0"/>
+        <w:rPr>
+          <w:rFonts w:ascii="Cascadia Code" w:hAnsi="Cascadia Code" w:cs="Cascadia Code"/>
+          <w:sz w:val="20"/>
+          <w:szCs w:val="20"/>
+        </w:rPr>
+      </w:pPr>
+      <w:r>
+        <w:rPr>
+          <w:rFonts w:ascii="Cascadia Code" w:hAnsi="Cascadia Code" w:cs="Cascadia Code"/>
+          <w:sz w:val="20"/>
+          <w:szCs w:val="20"/>
+        </w:rPr>
+        <w:t>    while (</w:t>
+      </w:r>
+      <w:proofErr w:type="spellStart"/>
+      <w:proofErr w:type="gramStart"/>
+      <w:r>
+        <w:rPr>
+          <w:rFonts w:ascii="Cascadia Code" w:hAnsi="Cascadia Code" w:cs="Cascadia Code"/>
+          <w:sz w:val="20"/>
+          <w:szCs w:val="20"/>
+        </w:rPr>
+        <w:t>fscanf</w:t>
+      </w:r>
+      <w:proofErr w:type="spellEnd"/>
+      <w:r>
+        <w:rPr>
+          <w:rFonts w:ascii="Cascadia Code" w:hAnsi="Cascadia Code" w:cs="Cascadia Code"/>
+          <w:sz w:val="20"/>
+          <w:szCs w:val="20"/>
+        </w:rPr>
+        <w:t>(</w:t>
+      </w:r>
+      <w:proofErr w:type="gramEnd"/>
+      <w:r>
+        <w:rPr>
+          <w:rFonts w:ascii="Cascadia Code" w:hAnsi="Cascadia Code" w:cs="Cascadia Code"/>
+          <w:sz w:val="20"/>
+          <w:szCs w:val="20"/>
+        </w:rPr>
+        <w:t>input, "%d", &amp;</w:t>
+      </w:r>
+      <w:proofErr w:type="spellStart"/>
+      <w:r>
+        <w:rPr>
+          <w:rFonts w:ascii="Cascadia Code" w:hAnsi="Cascadia Code" w:cs="Cascadia Code"/>
+          <w:sz w:val="20"/>
+          <w:szCs w:val="20"/>
+        </w:rPr>
+        <w:t>num</w:t>
+      </w:r>
+      <w:proofErr w:type="spellEnd"/>
+      <w:r>
+        <w:rPr>
+          <w:rFonts w:ascii="Cascadia Code" w:hAnsi="Cascadia Code" w:cs="Cascadia Code"/>
+          <w:sz w:val="20"/>
+          <w:szCs w:val="20"/>
+        </w:rPr>
+        <w:t>) == 1)</w:t>
+      </w:r>
+    </w:p>
+    <w:p>
+      <w:pPr>
+        <w:spacing w:after="0"/>
+        <w:rPr>
+          <w:rFonts w:ascii="Cascadia Code" w:hAnsi="Cascadia Code" w:cs="Cascadia Code"/>
+          <w:sz w:val="20"/>
+          <w:szCs w:val="20"/>
+        </w:rPr>
+      </w:pPr>
+      <w:r>
+        <w:rPr>
+          <w:rFonts w:ascii="Cascadia Code" w:hAnsi="Cascadia Code" w:cs="Cascadia Code"/>
+          <w:sz w:val="20"/>
+          <w:szCs w:val="20"/>
+        </w:rPr>
+        <w:t>    {</w:t>
+      </w:r>
+    </w:p>
+    <w:p>
+      <w:pPr>
+        <w:spacing w:after="0"/>
+        <w:rPr>
+          <w:rFonts w:ascii="Cascadia Code" w:hAnsi="Cascadia Code" w:cs="Cascadia Code"/>
+          <w:sz w:val="20"/>
+          <w:szCs w:val="20"/>
+        </w:rPr>
+      </w:pPr>
+      <w:r>
+        <w:rPr>
+          <w:rFonts w:ascii="Cascadia Code" w:hAnsi="Cascadia Code" w:cs="Cascadia Code"/>
+          <w:sz w:val="20"/>
+          <w:szCs w:val="20"/>
+        </w:rPr>
+        <w:t>        if (</w:t>
+      </w:r>
+      <w:proofErr w:type="spellStart"/>
+      <w:r>
+        <w:rPr>
+          <w:rFonts w:ascii="Cascadia Code" w:hAnsi="Cascadia Code" w:cs="Cascadia Code"/>
+          <w:sz w:val="20"/>
+          <w:szCs w:val="20"/>
+        </w:rPr>
+        <w:t>num</w:t>
+      </w:r>
+      <w:proofErr w:type="spellEnd"/>
+      <w:r>
+        <w:rPr>
+          <w:rFonts w:ascii="Cascadia Code" w:hAnsi="Cascadia Code" w:cs="Cascadia Code"/>
+          <w:sz w:val="20"/>
+          <w:szCs w:val="20"/>
+        </w:rPr>
+        <w:t xml:space="preserve"> % 2 == 0)</w:t>
+      </w:r>
+    </w:p>
+    <w:p>
+      <w:pPr>
+        <w:spacing w:after="0"/>
+        <w:rPr>
+          <w:rFonts w:ascii="Cascadia Code" w:hAnsi="Cascadia Code" w:cs="Cascadia Code"/>
+          <w:sz w:val="20"/>
+          <w:szCs w:val="20"/>
+        </w:rPr>
+      </w:pPr>
+      <w:r>
+        <w:rPr>
+          <w:rFonts w:ascii="Cascadia Code" w:hAnsi="Cascadia Code" w:cs="Cascadia Code"/>
+          <w:sz w:val="20"/>
+          <w:szCs w:val="20"/>
+        </w:rPr>
+        <w:t>        {</w:t>
+      </w:r>
+    </w:p>
+    <w:p>
+      <w:pPr>
+        <w:spacing w:after="0"/>
+        <w:rPr>
+          <w:rFonts w:ascii="Cascadia Code" w:hAnsi="Cascadia Code" w:cs="Cascadia Code"/>
+          <w:sz w:val="20"/>
+          <w:szCs w:val="20"/>
+        </w:rPr>
+      </w:pPr>
+      <w:r>
+        <w:rPr>
+          <w:rFonts w:ascii="Cascadia Code" w:hAnsi="Cascadia Code" w:cs="Cascadia Code"/>
+          <w:sz w:val="20"/>
+          <w:szCs w:val="20"/>
+        </w:rPr>
+        <w:t xml:space="preserve">            </w:t>
+      </w:r>
+      <w:proofErr w:type="spellStart"/>
+      <w:proofErr w:type="gramStart"/>
+      <w:r>
+        <w:rPr>
+          <w:rFonts w:ascii="Cascadia Code" w:hAnsi="Cascadia Code" w:cs="Cascadia Code"/>
+          <w:sz w:val="20"/>
+          <w:szCs w:val="20"/>
+        </w:rPr>
+        <w:t>fprintf</w:t>
+      </w:r>
+      <w:proofErr w:type="spellEnd"/>
+      <w:r>
+        <w:rPr>
+          <w:rFonts w:ascii="Cascadia Code" w:hAnsi="Cascadia Code" w:cs="Cascadia Code"/>
+          <w:sz w:val="20"/>
+          <w:szCs w:val="20"/>
+        </w:rPr>
+        <w:t>(</w:t>
+      </w:r>
+      <w:proofErr w:type="spellStart"/>
+      <w:proofErr w:type="gramEnd"/>
+      <w:r>
+        <w:rPr>
+          <w:rFonts w:ascii="Cascadia Code" w:hAnsi="Cascadia Code" w:cs="Cascadia Code"/>
+          <w:sz w:val="20"/>
+          <w:szCs w:val="20"/>
+        </w:rPr>
+        <w:t>evenfile</w:t>
+      </w:r>
+      <w:proofErr w:type="spellEnd"/>
+      <w:r>
+        <w:rPr>
+          <w:rFonts w:ascii="Cascadia Code" w:hAnsi="Cascadia Code" w:cs="Cascadia Code"/>
+          <w:sz w:val="20"/>
+          <w:szCs w:val="20"/>
+        </w:rPr>
+        <w:t xml:space="preserve">, "%d ", </w:t>
+      </w:r>
+      <w:proofErr w:type="spellStart"/>
+      <w:r>
+        <w:rPr>
+          <w:rFonts w:ascii="Cascadia Code" w:hAnsi="Cascadia Code" w:cs="Cascadia Code"/>
+          <w:sz w:val="20"/>
+          <w:szCs w:val="20"/>
+        </w:rPr>
+        <w:t>num</w:t>
+      </w:r>
+      <w:proofErr w:type="spellEnd"/>
+      <w:r>
+        <w:rPr>
+          <w:rFonts w:ascii="Cascadia Code" w:hAnsi="Cascadia Code" w:cs="Cascadia Code"/>
+          <w:sz w:val="20"/>
+          <w:szCs w:val="20"/>
+        </w:rPr>
+        <w:t>);</w:t>
+      </w:r>
+    </w:p>
+    <w:p>
+      <w:pPr>
+        <w:spacing w:after="0"/>
+        <w:rPr>
+          <w:rFonts w:ascii="Cascadia Code" w:hAnsi="Cascadia Code" w:cs="Cascadia Code"/>
+          <w:sz w:val="20"/>
+          <w:szCs w:val="20"/>
+        </w:rPr>
+      </w:pPr>
+      <w:r>
+        <w:rPr>
+          <w:rFonts w:ascii="Cascadia Code" w:hAnsi="Cascadia Code" w:cs="Cascadia Code"/>
+          <w:sz w:val="20"/>
+          <w:szCs w:val="20"/>
+        </w:rPr>
+        <w:t>        }</w:t>
+      </w:r>
+    </w:p>
+    <w:p>
+      <w:pPr>
+        <w:spacing w:after="0"/>
+        <w:rPr>
+          <w:rFonts w:ascii="Cascadia Code" w:hAnsi="Cascadia Code" w:cs="Cascadia Code"/>
+          <w:sz w:val="20"/>
+          <w:szCs w:val="20"/>
+        </w:rPr>
+      </w:pPr>
+      <w:r>
+        <w:rPr>
+          <w:rFonts w:ascii="Cascadia Code" w:hAnsi="Cascadia Code" w:cs="Cascadia Code"/>
+          <w:sz w:val="20"/>
+          <w:szCs w:val="20"/>
+        </w:rPr>
+        <w:t>        else</w:t>
+      </w:r>
+    </w:p>
+    <w:p>
+      <w:pPr>
+        <w:spacing w:after="0"/>
+        <w:rPr>
+          <w:rFonts w:ascii="Cascadia Code" w:hAnsi="Cascadia Code" w:cs="Cascadia Code"/>
+          <w:sz w:val="20"/>
+          <w:szCs w:val="20"/>
+        </w:rPr>
+      </w:pPr>
+      <w:r>
+        <w:rPr>
+          <w:rFonts w:ascii="Cascadia Code" w:hAnsi="Cascadia Code" w:cs="Cascadia Code"/>
+          <w:sz w:val="20"/>
+          <w:szCs w:val="20"/>
+        </w:rPr>
+        <w:t>        {</w:t>
+      </w:r>
+    </w:p>
+    <w:p>
+      <w:pPr>
+        <w:spacing w:after="0"/>
+        <w:rPr>
+          <w:rFonts w:ascii="Cascadia Code" w:hAnsi="Cascadia Code" w:cs="Cascadia Code"/>
+          <w:sz w:val="20"/>
+          <w:szCs w:val="20"/>
+        </w:rPr>
+      </w:pPr>
+      <w:r>
+        <w:rPr>
+          <w:rFonts w:ascii="Cascadia Code" w:hAnsi="Cascadia Code" w:cs="Cascadia Code"/>
+          <w:sz w:val="20"/>
+          <w:szCs w:val="20"/>
+        </w:rPr>
+        <w:t xml:space="preserve">            </w:t>
+      </w:r>
+      <w:proofErr w:type="spellStart"/>
+      <w:proofErr w:type="gramStart"/>
+      <w:r>
+        <w:rPr>
+          <w:rFonts w:ascii="Cascadia Code" w:hAnsi="Cascadia Code" w:cs="Cascadia Code"/>
+          <w:sz w:val="20"/>
+          <w:szCs w:val="20"/>
+        </w:rPr>
+        <w:t>fprintf</w:t>
+      </w:r>
+      <w:proofErr w:type="spellEnd"/>
+      <w:r>
+        <w:rPr>
+          <w:rFonts w:ascii="Cascadia Code" w:hAnsi="Cascadia Code" w:cs="Cascadia Code"/>
+          <w:sz w:val="20"/>
+          <w:szCs w:val="20"/>
+        </w:rPr>
+        <w:t>(</w:t>
+      </w:r>
+      <w:proofErr w:type="spellStart"/>
+      <w:proofErr w:type="gramEnd"/>
+      <w:r>
+        <w:rPr>
+          <w:rFonts w:ascii="Cascadia Code" w:hAnsi="Cascadia Code" w:cs="Cascadia Code"/>
+          <w:sz w:val="20"/>
+          <w:szCs w:val="20"/>
+        </w:rPr>
+        <w:t>oddfile</w:t>
+      </w:r>
+      <w:proofErr w:type="spellEnd"/>
+      <w:r>
+        <w:rPr>
+          <w:rFonts w:ascii="Cascadia Code" w:hAnsi="Cascadia Code" w:cs="Cascadia Code"/>
+          <w:sz w:val="20"/>
+          <w:szCs w:val="20"/>
+        </w:rPr>
+        <w:t xml:space="preserve">, "%d ", </w:t>
+      </w:r>
+      <w:proofErr w:type="spellStart"/>
+      <w:r>
+        <w:rPr>
+          <w:rFonts w:ascii="Cascadia Code" w:hAnsi="Cascadia Code" w:cs="Cascadia Code"/>
+          <w:sz w:val="20"/>
+          <w:szCs w:val="20"/>
+        </w:rPr>
+        <w:t>num</w:t>
+      </w:r>
+      <w:proofErr w:type="spellEnd"/>
+      <w:r>
+        <w:rPr>
+          <w:rFonts w:ascii="Cascadia Code" w:hAnsi="Cascadia Code" w:cs="Cascadia Code"/>
+          <w:sz w:val="20"/>
+          <w:szCs w:val="20"/>
+        </w:rPr>
+        <w:t>);</w:t>
+      </w:r>
+    </w:p>
+    <w:p>
+      <w:pPr>
+        <w:spacing w:after="0"/>
+        <w:rPr>
+          <w:rFonts w:ascii="Cascadia Code" w:hAnsi="Cascadia Code" w:cs="Cascadia Code"/>
+          <w:sz w:val="20"/>
+          <w:szCs w:val="20"/>
+        </w:rPr>
+      </w:pPr>
+      <w:r>
+        <w:rPr>
+          <w:rFonts w:ascii="Cascadia Code" w:hAnsi="Cascadia Code" w:cs="Cascadia Code"/>
+          <w:sz w:val="20"/>
+          <w:szCs w:val="20"/>
+        </w:rPr>
+        <w:t>        }</w:t>
+      </w:r>
+    </w:p>
+    <w:p>
+      <w:pPr>
+        <w:spacing w:after="0"/>
+        <w:rPr>
+          <w:rFonts w:ascii="Cascadia Code" w:hAnsi="Cascadia Code" w:cs="Cascadia Code"/>
+          <w:sz w:val="20"/>
+          <w:szCs w:val="20"/>
+        </w:rPr>
+      </w:pPr>
+      <w:r>
+        <w:rPr>
+          <w:rFonts w:ascii="Cascadia Code" w:hAnsi="Cascadia Code" w:cs="Cascadia Code"/>
+          <w:sz w:val="20"/>
+          <w:szCs w:val="20"/>
+        </w:rPr>
+        <w:t>    }</w:t>
+      </w:r>
+    </w:p>
+    <w:p>
+      <w:pPr>
+        <w:spacing w:after="0"/>
+        <w:rPr>
+          <w:rFonts w:ascii="Cascadia Code" w:hAnsi="Cascadia Code" w:cs="Cascadia Code"/>
+          <w:sz w:val="20"/>
+          <w:szCs w:val="20"/>
+        </w:rPr>
+      </w:pPr>
+    </w:p>
+    <w:p>
+      <w:pPr>
+        <w:spacing w:after="0"/>
+        <w:rPr>
+          <w:rFonts w:ascii="Cascadia Code" w:hAnsi="Cascadia Code" w:cs="Cascadia Code"/>
+          <w:sz w:val="20"/>
+          <w:szCs w:val="20"/>
+        </w:rPr>
+      </w:pPr>
+      <w:r>
+        <w:rPr>
+          <w:rFonts w:ascii="Cascadia Code" w:hAnsi="Cascadia Code" w:cs="Cascadia Code"/>
+          <w:sz w:val="20"/>
+          <w:szCs w:val="20"/>
+        </w:rPr>
+        <w:lastRenderedPageBreak/>
+        <w:t xml:space="preserve">    </w:t>
+      </w:r>
+      <w:proofErr w:type="spellStart"/>
+      <w:proofErr w:type="gramStart"/>
+      <w:r>
+        <w:rPr>
+          <w:rFonts w:ascii="Cascadia Code" w:hAnsi="Cascadia Code" w:cs="Cascadia Code"/>
+          <w:sz w:val="20"/>
+          <w:szCs w:val="20"/>
+        </w:rPr>
+        <w:t>printf</w:t>
+      </w:r>
+      <w:proofErr w:type="spellEnd"/>
+      <w:r>
+        <w:rPr>
+          <w:rFonts w:ascii="Cascadia Code" w:hAnsi="Cascadia Code" w:cs="Cascadia Code"/>
+          <w:sz w:val="20"/>
+          <w:szCs w:val="20"/>
+        </w:rPr>
+        <w:t>(</w:t>
+      </w:r>
+      <w:proofErr w:type="gramEnd"/>
+      <w:r>
+        <w:rPr>
+          <w:rFonts w:ascii="Cascadia Code" w:hAnsi="Cascadia Code" w:cs="Cascadia Code"/>
+          <w:sz w:val="20"/>
+          <w:szCs w:val="20"/>
+        </w:rPr>
+        <w:t>"Successfully processed numbers from %s.\n", FILENAME);</w:t>
+      </w:r>
+    </w:p>
+    <w:p>
+      <w:pPr>
+        <w:spacing w:after="0"/>
+        <w:rPr>
+          <w:rFonts w:ascii="Cascadia Code" w:hAnsi="Cascadia Code" w:cs="Cascadia Code"/>
+          <w:sz w:val="20"/>
+          <w:szCs w:val="20"/>
+        </w:rPr>
+      </w:pPr>
+      <w:r>
+        <w:rPr>
+          <w:rFonts w:ascii="Cascadia Code" w:hAnsi="Cascadia Code" w:cs="Cascadia Code"/>
+          <w:sz w:val="20"/>
+          <w:szCs w:val="20"/>
+        </w:rPr>
+        <w:t xml:space="preserve">    </w:t>
+      </w:r>
+      <w:proofErr w:type="spellStart"/>
+      <w:proofErr w:type="gramStart"/>
+      <w:r>
+        <w:rPr>
+          <w:rFonts w:ascii="Cascadia Code" w:hAnsi="Cascadia Code" w:cs="Cascadia Code"/>
+          <w:sz w:val="20"/>
+          <w:szCs w:val="20"/>
+        </w:rPr>
+        <w:t>printf</w:t>
+      </w:r>
+      <w:proofErr w:type="spellEnd"/>
+      <w:r>
+        <w:rPr>
+          <w:rFonts w:ascii="Cascadia Code" w:hAnsi="Cascadia Code" w:cs="Cascadia Code"/>
+          <w:sz w:val="20"/>
+          <w:szCs w:val="20"/>
+        </w:rPr>
+        <w:t>(</w:t>
+      </w:r>
+      <w:proofErr w:type="gramEnd"/>
+      <w:r>
+        <w:rPr>
+          <w:rFonts w:ascii="Cascadia Code" w:hAnsi="Cascadia Code" w:cs="Cascadia Code"/>
+          <w:sz w:val="20"/>
+          <w:szCs w:val="20"/>
+        </w:rPr>
+        <w:t xml:space="preserve">"Odd numbers written to %s.\n", </w:t>
+      </w:r>
+      <w:proofErr w:type="spellStart"/>
+      <w:r>
+        <w:rPr>
+          <w:rFonts w:ascii="Cascadia Code" w:hAnsi="Cascadia Code" w:cs="Cascadia Code"/>
+          <w:sz w:val="20"/>
+          <w:szCs w:val="20"/>
+        </w:rPr>
+        <w:t>ODDFILE</w:t>
+      </w:r>
+      <w:proofErr w:type="spellEnd"/>
+      <w:r>
+        <w:rPr>
+          <w:rFonts w:ascii="Cascadia Code" w:hAnsi="Cascadia Code" w:cs="Cascadia Code"/>
+          <w:sz w:val="20"/>
+          <w:szCs w:val="20"/>
+        </w:rPr>
+        <w:t>);</w:t>
+      </w:r>
+    </w:p>
+    <w:p>
+      <w:pPr>
+        <w:spacing w:after="0"/>
+        <w:rPr>
+          <w:rFonts w:ascii="Cascadia Code" w:hAnsi="Cascadia Code" w:cs="Cascadia Code"/>
+          <w:sz w:val="20"/>
+          <w:szCs w:val="20"/>
+        </w:rPr>
+      </w:pPr>
+      <w:r>
+        <w:rPr>
+          <w:rFonts w:ascii="Cascadia Code" w:hAnsi="Cascadia Code" w:cs="Cascadia Code"/>
+          <w:sz w:val="20"/>
+          <w:szCs w:val="20"/>
+        </w:rPr>
+        <w:t xml:space="preserve">    </w:t>
+      </w:r>
+      <w:proofErr w:type="spellStart"/>
+      <w:proofErr w:type="gramStart"/>
+      <w:r>
+        <w:rPr>
+          <w:rFonts w:ascii="Cascadia Code" w:hAnsi="Cascadia Code" w:cs="Cascadia Code"/>
+          <w:sz w:val="20"/>
+          <w:szCs w:val="20"/>
+        </w:rPr>
+        <w:t>printf</w:t>
+      </w:r>
+      <w:proofErr w:type="spellEnd"/>
+      <w:r>
+        <w:rPr>
+          <w:rFonts w:ascii="Cascadia Code" w:hAnsi="Cascadia Code" w:cs="Cascadia Code"/>
+          <w:sz w:val="20"/>
+          <w:szCs w:val="20"/>
+        </w:rPr>
+        <w:t>(</w:t>
+      </w:r>
+      <w:proofErr w:type="gramEnd"/>
+      <w:r>
+        <w:rPr>
+          <w:rFonts w:ascii="Cascadia Code" w:hAnsi="Cascadia Code" w:cs="Cascadia Code"/>
+          <w:sz w:val="20"/>
+          <w:szCs w:val="20"/>
+        </w:rPr>
+        <w:t xml:space="preserve">"Even numbers written to %s.\n", </w:t>
+      </w:r>
+      <w:proofErr w:type="spellStart"/>
+      <w:r>
+        <w:rPr>
+          <w:rFonts w:ascii="Cascadia Code" w:hAnsi="Cascadia Code" w:cs="Cascadia Code"/>
+          <w:sz w:val="20"/>
+          <w:szCs w:val="20"/>
+        </w:rPr>
+        <w:t>EVENFILE</w:t>
+      </w:r>
+      <w:proofErr w:type="spellEnd"/>
+      <w:r>
+        <w:rPr>
+          <w:rFonts w:ascii="Cascadia Code" w:hAnsi="Cascadia Code" w:cs="Cascadia Code"/>
+          <w:sz w:val="20"/>
+          <w:szCs w:val="20"/>
+        </w:rPr>
+        <w:t>);</w:t>
+      </w:r>
+    </w:p>
+    <w:p>
+      <w:pPr>
+        <w:spacing w:after="0"/>
+        <w:rPr>
+          <w:rFonts w:ascii="Cascadia Code" w:hAnsi="Cascadia Code" w:cs="Cascadia Code"/>
+          <w:sz w:val="20"/>
+          <w:szCs w:val="20"/>
+        </w:rPr>
+      </w:pPr>
+    </w:p>
+    <w:p>
+      <w:pPr>
+        <w:spacing w:after="0"/>
+        <w:rPr>
+          <w:rFonts w:ascii="Cascadia Code" w:hAnsi="Cascadia Code" w:cs="Cascadia Code"/>
+          <w:sz w:val="20"/>
+          <w:szCs w:val="20"/>
+        </w:rPr>
+      </w:pPr>
+      <w:r>
+        <w:rPr>
+          <w:rFonts w:ascii="Cascadia Code" w:hAnsi="Cascadia Code" w:cs="Cascadia Code"/>
+          <w:sz w:val="20"/>
+          <w:szCs w:val="20"/>
+        </w:rPr>
+        <w:t xml:space="preserve">    </w:t>
+      </w:r>
+      <w:proofErr w:type="spellStart"/>
+      <w:r>
+        <w:rPr>
+          <w:rFonts w:ascii="Cascadia Code" w:hAnsi="Cascadia Code" w:cs="Cascadia Code"/>
+          <w:sz w:val="20"/>
+          <w:szCs w:val="20"/>
+        </w:rPr>
+        <w:t>fclose</w:t>
+      </w:r>
+      <w:proofErr w:type="spellEnd"/>
+      <w:r>
+        <w:rPr>
+          <w:rFonts w:ascii="Cascadia Code" w:hAnsi="Cascadia Code" w:cs="Cascadia Code"/>
+          <w:sz w:val="20"/>
+          <w:szCs w:val="20"/>
+        </w:rPr>
+        <w:t>(input);</w:t>
+      </w:r>
+    </w:p>
+    <w:p>
+      <w:pPr>
+        <w:spacing w:after="0"/>
+        <w:rPr>
+          <w:rFonts w:ascii="Cascadia Code" w:hAnsi="Cascadia Code" w:cs="Cascadia Code"/>
+          <w:sz w:val="20"/>
+          <w:szCs w:val="20"/>
+        </w:rPr>
+      </w:pPr>
+      <w:r>
+        <w:rPr>
+          <w:rFonts w:ascii="Cascadia Code" w:hAnsi="Cascadia Code" w:cs="Cascadia Code"/>
+          <w:sz w:val="20"/>
+          <w:szCs w:val="20"/>
+        </w:rPr>
+        <w:t xml:space="preserve">    </w:t>
+      </w:r>
+      <w:proofErr w:type="spellStart"/>
+      <w:r>
+        <w:rPr>
+          <w:rFonts w:ascii="Cascadia Code" w:hAnsi="Cascadia Code" w:cs="Cascadia Code"/>
+          <w:sz w:val="20"/>
+          <w:szCs w:val="20"/>
+        </w:rPr>
+        <w:t>fclose</w:t>
+      </w:r>
+      <w:proofErr w:type="spellEnd"/>
+      <w:r>
+        <w:rPr>
+          <w:rFonts w:ascii="Cascadia Code" w:hAnsi="Cascadia Code" w:cs="Cascadia Code"/>
+          <w:sz w:val="20"/>
+          <w:szCs w:val="20"/>
+        </w:rPr>
+        <w:t>(</w:t>
+      </w:r>
+      <w:proofErr w:type="spellStart"/>
+      <w:r>
+        <w:rPr>
+          <w:rFonts w:ascii="Cascadia Code" w:hAnsi="Cascadia Code" w:cs="Cascadia Code"/>
+          <w:sz w:val="20"/>
+          <w:szCs w:val="20"/>
+        </w:rPr>
+        <w:t>oddfile</w:t>
+      </w:r>
+      <w:proofErr w:type="spellEnd"/>
+      <w:r>
+        <w:rPr>
+          <w:rFonts w:ascii="Cascadia Code" w:hAnsi="Cascadia Code" w:cs="Cascadia Code"/>
+          <w:sz w:val="20"/>
+          <w:szCs w:val="20"/>
+        </w:rPr>
+        <w:t>);</w:t>
+      </w:r>
+    </w:p>
+    <w:p>
+      <w:pPr>
+        <w:spacing w:after="0"/>
+        <w:rPr>
+          <w:rFonts w:ascii="Cascadia Code" w:hAnsi="Cascadia Code" w:cs="Cascadia Code"/>
+          <w:sz w:val="20"/>
+          <w:szCs w:val="20"/>
+        </w:rPr>
+      </w:pPr>
+      <w:r>
+        <w:rPr>
+          <w:rFonts w:ascii="Cascadia Code" w:hAnsi="Cascadia Code" w:cs="Cascadia Code"/>
+          <w:sz w:val="20"/>
+          <w:szCs w:val="20"/>
+        </w:rPr>
+        <w:t xml:space="preserve">    </w:t>
+      </w:r>
+      <w:proofErr w:type="spellStart"/>
+      <w:r>
+        <w:rPr>
+          <w:rFonts w:ascii="Cascadia Code" w:hAnsi="Cascadia Code" w:cs="Cascadia Code"/>
+          <w:sz w:val="20"/>
+          <w:szCs w:val="20"/>
+        </w:rPr>
+        <w:t>fclose</w:t>
+      </w:r>
+      <w:proofErr w:type="spellEnd"/>
+      <w:r>
+        <w:rPr>
+          <w:rFonts w:ascii="Cascadia Code" w:hAnsi="Cascadia Code" w:cs="Cascadia Code"/>
+          <w:sz w:val="20"/>
+          <w:szCs w:val="20"/>
+        </w:rPr>
+        <w:t>(</w:t>
+      </w:r>
+      <w:proofErr w:type="spellStart"/>
+      <w:r>
+        <w:rPr>
+          <w:rFonts w:ascii="Cascadia Code" w:hAnsi="Cascadia Code" w:cs="Cascadia Code"/>
+          <w:sz w:val="20"/>
+          <w:szCs w:val="20"/>
+        </w:rPr>
+        <w:t>evenfile</w:t>
+      </w:r>
+      <w:proofErr w:type="spellEnd"/>
+      <w:r>
+        <w:rPr>
+          <w:rFonts w:ascii="Cascadia Code" w:hAnsi="Cascadia Code" w:cs="Cascadia Code"/>
+          <w:sz w:val="20"/>
+          <w:szCs w:val="20"/>
+        </w:rPr>
+        <w:t>);</w:t>
+      </w:r>
+    </w:p>
+    <w:p>
+      <w:pPr>
+        <w:spacing w:after="0"/>
+        <w:rPr>
+          <w:rFonts w:ascii="Cascadia Code" w:hAnsi="Cascadia Code" w:cs="Cascadia Code"/>
+          <w:sz w:val="20"/>
+          <w:szCs w:val="20"/>
+        </w:rPr>
+      </w:pPr>
+      <w:r>
+        <w:rPr>
+          <w:rFonts w:ascii="Cascadia Code" w:hAnsi="Cascadia Code" w:cs="Cascadia Code"/>
+          <w:sz w:val="20"/>
+          <w:szCs w:val="20"/>
+        </w:rPr>
+        <w:t xml:space="preserve">    </w:t>
+      </w:r>
+    </w:p>
+    <w:p>
+      <w:pPr>
+        <w:spacing w:after="0"/>
+        <w:rPr>
+          <w:rFonts w:ascii="Cascadia Code" w:hAnsi="Cascadia Code" w:cs="Cascadia Code"/>
+          <w:sz w:val="20"/>
+          <w:szCs w:val="20"/>
+        </w:rPr>
+      </w:pPr>
+      <w:r>
+        <w:rPr>
+          <w:rFonts w:ascii="Cascadia Code" w:hAnsi="Cascadia Code" w:cs="Cascadia Code"/>
+          <w:sz w:val="20"/>
+          <w:szCs w:val="20"/>
+        </w:rPr>
+        <w:t>    return 0;</w:t>
+      </w:r>
+    </w:p>
+    <w:p>
+      <w:pPr>
+        <w:rPr>
+          <w:rFonts w:ascii="Cascadia Code" w:hAnsi="Cascadia Code" w:cs="Cascadia Code"/>
+          <w:sz w:val="20"/>
+          <w:szCs w:val="20"/>
+        </w:rPr>
+      </w:pPr>
+      <w:r>
+        <w:rPr>
+          <w:rFonts w:ascii="Cascadia Code" w:hAnsi="Cascadia Code" w:cs="Cascadia Code"/>
+          <w:sz w:val="20"/>
+          <w:szCs w:val="20"/>
+        </w:rPr>
+        <w:t>}</w:t>
+      </w:r>
+    </w:p>
+    <w:p>
+      <w:pPr>
+        <w:rPr>
+          <w:rFonts w:ascii="Times New Roman" w:hAnsi="Times New Roman" w:cs="Times New Roman"/>
+          <w:b/>
+          <w:bCs/>
+          <w:sz w:val="24"/>
+          <w:szCs w:val="24"/>
+          <w:u w:val="single"/>
+        </w:rPr>
+      </w:pPr>
+      <w:r>
+        <w:rPr>
+          <w:rFonts w:ascii="Times New Roman" w:hAnsi="Times New Roman" w:cs="Times New Roman"/>
+          <w:b/>
+          <w:bCs/>
+          <w:sz w:val="24"/>
+          <w:szCs w:val="24"/>
+          <w:u w:val="single"/>
+        </w:rPr>
+        <w:t xml:space="preserve">Output: </w:t>
+      </w:r>
+    </w:p>
+    <w:p>
+      <w:pPr>
+        <w:rPr>
+          <w:rFonts w:ascii="Times New Roman" w:hAnsi="Times New Roman" w:cs="Times New Roman"/>
+          <w:sz w:val="24"/>
+          <w:szCs w:val="24"/>
+        </w:rPr>
+      </w:pPr>
+      <w:r>
+        <w:rPr>
+          <w:rFonts w:ascii="Times New Roman" w:hAnsi="Times New Roman" w:cs="Times New Roman"/>
+          <w:sz w:val="24"/>
+          <w:szCs w:val="24"/>
+        </w:rPr>
+        <w:drawing>
+          <wp:inline distT="0" distB="0" distL="0" distR="0" wp14:anchorId="4D808BC0" wp14:editId="3981EC9C">
+            <wp:extent cx="4439270" cy="1276528"/>
+            <wp:effectExtent l="19050" t="19050" r="19050" b="19050"/>
+            <wp:docPr id="1605670826" name="Picture 1"/>
+            <wp:cNvGraphicFramePr>
+              <a:graphicFrameLocks xmlns:a="http://schemas.openxmlformats.org/drawingml/2006/main" noChangeAspect="1"/>
+            </wp:cNvGraphicFramePr>
+            <a:graphic xmlns:a="http://schemas.openxmlformats.org/drawingml/2006/main">
+              <a:graphicData uri="http://schemas.openxmlformats.org/drawingml/2006/picture">
+                <pic:pic xmlns:pic="http://schemas.openxmlformats.org/drawingml/2006/picture">
+                  <pic:nvPicPr>
+                    <pic:cNvPr id="1605670826" name=""/>
+                    <pic:cNvPicPr/>
+                  </pic:nvPicPr>
+                  <pic:blipFill>
+                    <a:blip r:embed="rId34"/>
+                    <a:stretch>
+                      <a:fillRect/>
+                    </a:stretch>
+                  </pic:blipFill>
+                  <pic:spPr>
+                    <a:xfrm>
+                      <a:off x="0" y="0"/>
+                      <a:ext cx="4439270" cy="1276528"/>
+                    </a:xfrm>
+                    <a:prstGeom prst="rect">
+                      <a:avLst/>
+                    </a:prstGeom>
+                    <a:ln>
+                      <a:solidFill>
+                        <a:schemeClr val="tx1"/>
+                      </a:solidFill>
+                    </a:ln>
+                  </pic:spPr>
+                </pic:pic>
+              </a:graphicData>
+            </a:graphic>
+          </wp:inline>
+        </w:drawing>
+      </w:r>
+    </w:p>
+    <w:p>
+      <w:pPr>
+        <w:rPr>
+          <w:rFonts w:ascii="Times New Roman" w:hAnsi="Times New Roman" w:cs="Times New Roman"/>
+          <w:sz w:val="24"/>
+          <w:szCs w:val="24"/>
+        </w:rPr>
+      </w:pPr>
+      <w:r>
+        <w:rPr>
+          <w:rFonts w:ascii="Times New Roman" w:hAnsi="Times New Roman" w:cs="Times New Roman"/>
+          <w:sz w:val="24"/>
+          <w:szCs w:val="24"/>
+        </w:rPr>
+        <w:drawing>
+          <wp:inline distT="0" distB="0" distL="0" distR="0" wp14:anchorId="59CAD273" wp14:editId="7D495B16">
+            <wp:extent cx="4439270" cy="1276528"/>
+            <wp:effectExtent l="19050" t="19050" r="19050" b="19050"/>
+            <wp:docPr id="741378425" name="Picture 1"/>
+            <wp:cNvGraphicFramePr>
+              <a:graphicFrameLocks xmlns:a="http://schemas.openxmlformats.org/drawingml/2006/main" noChangeAspect="1"/>
+            </wp:cNvGraphicFramePr>
+            <a:graphic xmlns:a="http://schemas.openxmlformats.org/drawingml/2006/main">
+              <a:graphicData uri="http://schemas.openxmlformats.org/drawingml/2006/picture">
+                <pic:pic xmlns:pic="http://schemas.openxmlformats.org/drawingml/2006/picture">
+                  <pic:nvPicPr>
+                    <pic:cNvPr id="741378425" name=""/>
+                    <pic:cNvPicPr/>
+                  </pic:nvPicPr>
+                  <pic:blipFill>
+                    <a:blip r:embed="rId35"/>
+                    <a:stretch>
+                      <a:fillRect/>
+                    </a:stretch>
+                  </pic:blipFill>
+                  <pic:spPr>
+                    <a:xfrm>
+                      <a:off x="0" y="0"/>
+                      <a:ext cx="4439270" cy="1276528"/>
+                    </a:xfrm>
+                    <a:prstGeom prst="rect">
+                      <a:avLst/>
+                    </a:prstGeom>
+                    <a:ln>
+                      <a:solidFill>
+                        <a:schemeClr val="tx1"/>
+                      </a:solidFill>
+                    </a:ln>
+                  </pic:spPr>
+                </pic:pic>
+              </a:graphicData>
+            </a:graphic>
+          </wp:inline>
+        </w:drawing>
+      </w:r>
+    </w:p>
+    <w:p>
+      <w:pPr>
+        <w:rPr>
+          <w:rFonts w:ascii="Times New Roman" w:hAnsi="Times New Roman" w:cs="Times New Roman"/>
+          <w:sz w:val="24"/>
+          <w:szCs w:val="24"/>
+        </w:rPr>
+      </w:pPr>
+      <w:r>
+        <w:rPr>
+          <w:rFonts w:ascii="Times New Roman" w:hAnsi="Times New Roman" w:cs="Times New Roman"/>
+          <w:sz w:val="24"/>
+          <w:szCs w:val="24"/>
+        </w:rPr>
+        <w:drawing>
+          <wp:inline distT="0" distB="0" distL="0" distR="0" wp14:anchorId="0B7BB838" wp14:editId="47EF94D3">
+            <wp:extent cx="4439270" cy="1276528"/>
+            <wp:effectExtent l="19050" t="19050" r="19050" b="19050"/>
+            <wp:docPr id="292089594" name="Picture 1"/>
+            <wp:cNvGraphicFramePr>
+              <a:graphicFrameLocks xmlns:a="http://schemas.openxmlformats.org/drawingml/2006/main" noChangeAspect="1"/>
+            </wp:cNvGraphicFramePr>
+            <a:graphic xmlns:a="http://schemas.openxmlformats.org/drawingml/2006/main">
+              <a:graphicData uri="http://schemas.openxmlformats.org/drawingml/2006/picture">
+                <pic:pic xmlns:pic="http://schemas.openxmlformats.org/drawingml/2006/picture">
+                  <pic:nvPicPr>
+                    <pic:cNvPr id="292089594" name=""/>
+                    <pic:cNvPicPr/>
+                  </pic:nvPicPr>
+                  <pic:blipFill>
+                    <a:blip r:embed="rId36"/>
+                    <a:stretch>
+                      <a:fillRect/>
+                    </a:stretch>
+                  </pic:blipFill>
+                  <pic:spPr>
+                    <a:xfrm>
+                      <a:off x="0" y="0"/>
+                      <a:ext cx="4439270" cy="1276528"/>
+                    </a:xfrm>
+                    <a:prstGeom prst="rect">
+                      <a:avLst/>
+                    </a:prstGeom>
+                    <a:ln>
+                      <a:solidFill>
+                        <a:schemeClr val="tx1"/>
+                      </a:solidFill>
+                    </a:ln>
+                  </pic:spPr>
+                </pic:pic>
+              </a:graphicData>
+            </a:graphic>
+          </wp:inline>
+        </w:drawing>
+      </w:r>
+    </w:p>
+    <w:p>
+      <w:pPr>
+        <w:rPr>
+          <w:rFonts w:ascii="Times New Roman" w:hAnsi="Times New Roman" w:cs="Times New Roman"/>
+          <w:sz w:val="24"/>
+          <w:szCs w:val="24"/>
+        </w:rPr>
+      </w:pPr>
+      <w:r>
+        <w:rPr>
+          <w:rFonts w:ascii="Times New Roman" w:hAnsi="Times New Roman" w:cs="Times New Roman"/>
+          <w:sz w:val="24"/>
+          <w:szCs w:val="24"/>
+        </w:rPr>
+        <w:drawing>
+          <wp:inline distT="0" distB="0" distL="0" distR="0" wp14:anchorId="261988C5" wp14:editId="5A430449">
+            <wp:extent cx="4439270" cy="1276528"/>
+            <wp:effectExtent l="19050" t="19050" r="19050" b="19050"/>
+            <wp:docPr id="1574993165" name="Picture 1"/>
+            <wp:cNvGraphicFramePr>
+              <a:graphicFrameLocks xmlns:a="http://schemas.openxmlformats.org/drawingml/2006/main" noChangeAspect="1"/>
+            </wp:cNvGraphicFramePr>
+            <a:graphic xmlns:a="http://schemas.openxmlformats.org/drawingml/2006/main">
+              <a:graphicData uri="http://schemas.openxmlformats.org/drawingml/2006/picture">
+                <pic:pic xmlns:pic="http://schemas.openxmlformats.org/drawingml/2006/picture">
+                  <pic:nvPicPr>
+                    <pic:cNvPr id="1574993165" name=""/>
+                    <pic:cNvPicPr/>
+                  </pic:nvPicPr>
+                  <pic:blipFill>
+                    <a:blip r:embed="rId37"/>
+                    <a:stretch>
+                      <a:fillRect/>
+                    </a:stretch>
+                  </pic:blipFill>
+                  <pic:spPr>
+                    <a:xfrm>
+                      <a:off x="0" y="0"/>
+                      <a:ext cx="4439270" cy="1276528"/>
+                    </a:xfrm>
+                    <a:prstGeom prst="rect">
+                      <a:avLst/>
+                    </a:prstGeom>
+                    <a:ln>
+                      <a:solidFill>
+                        <a:schemeClr val="tx1"/>
+                      </a:solidFill>
+                    </a:ln>
+                  </pic:spPr>
+                </pic:pic>
+              </a:graphicData>
+            </a:graphic>
+          </wp:inline>
+        </w:drawing>
+      </w:r>
+    </w:p>
+    <w:p>
+      <w:pPr>
+        <w:rPr>
+          <w:rFonts w:ascii="Times New Roman" w:hAnsi="Times New Roman" w:cs="Times New Roman"/>
+          <w:sz w:val="24"/>
+          <w:szCs w:val="24"/>
+        </w:rPr>
+      </w:pPr>
+      <w:r>
+        <w:rPr>
+          <w:rFonts w:ascii="Times New Roman" w:hAnsi="Times New Roman" w:cs="Times New Roman"/>
+          <w:sz w:val="24"/>
+          <w:szCs w:val="24"/>
+        </w:rPr>
+        <w:br w:type="page"/>
+      </w:r>
+    </w:p>
+    <w:p>
+      <w:pPr>
+        <w:rPr>
+          <w:rFonts w:ascii="Times New Roman" w:hAnsi="Times New Roman" w:cs="Times New Roman"/>
+          <w:b/>
+          <w:bCs/>
+          <w:sz w:val="24"/>
+          <w:szCs w:val="24"/>
+          <w:u w:val="single"/>
+        </w:rPr>
+      </w:pPr>
+      <w:r>
+        <w:rPr>
+          <w:rFonts w:ascii="Times New Roman" w:hAnsi="Times New Roman" w:cs="Times New Roman"/>
+          <w:b/>
+          <w:bCs/>
+          <w:sz w:val="24"/>
+          <w:szCs w:val="24"/>
+          <w:u w:val="single"/>
+        </w:rPr>
+        <w:lastRenderedPageBreak/>
+        <w:t xml:space="preserve">Assignment 15: </w:t>
+      </w:r>
+    </w:p>
+    <w:p>
+      <w:pPr>
+        <w:rPr>
+          <w:rFonts w:ascii="Times New Roman" w:hAnsi="Times New Roman" w:cs="Times New Roman"/>
+        </w:rPr>
+      </w:pPr>
+      <w:r>
+        <w:rPr>
+          <w:rFonts w:ascii="Times New Roman" w:hAnsi="Times New Roman" w:cs="Times New Roman"/>
+        </w:rPr>
+        <w:t>Write a C program that reads a sequence of integers from a file named '</w:t>
+      </w:r>
+      <w:proofErr w:type="spellStart"/>
+      <w:r>
+        <w:rPr>
+          <w:rFonts w:ascii="Times New Roman" w:hAnsi="Times New Roman" w:cs="Times New Roman"/>
+          <w:b/>
+          <w:bCs/>
+        </w:rPr>
+        <w:t>input.txt</w:t>
+      </w:r>
+      <w:proofErr w:type="spellEnd"/>
+      <w:r>
+        <w:rPr>
+          <w:rFonts w:ascii="Times New Roman" w:hAnsi="Times New Roman" w:cs="Times New Roman"/>
+        </w:rPr>
+        <w:t xml:space="preserve">'. This </w:t>
+      </w:r>
+      <w:r>
+        <w:rPr>
+          <w:rFonts w:ascii="Times New Roman" w:hAnsi="Times New Roman" w:cs="Times New Roman"/>
+        </w:rPr>
+        <w:br/>
+        <w:t xml:space="preserve">program should segregate the odd numbers from the even numbers and store the odd </w:t>
+      </w:r>
+      <w:r>
+        <w:rPr>
+          <w:rFonts w:ascii="Times New Roman" w:hAnsi="Times New Roman" w:cs="Times New Roman"/>
+        </w:rPr>
+        <w:br/>
+        <w:t>numbers in a new file named '</w:t>
+      </w:r>
+      <w:proofErr w:type="spellStart"/>
+      <w:r>
+        <w:rPr>
+          <w:rFonts w:ascii="Times New Roman" w:hAnsi="Times New Roman" w:cs="Times New Roman"/>
+          <w:b/>
+          <w:bCs/>
+        </w:rPr>
+        <w:t>ODDFile.txt</w:t>
+      </w:r>
+      <w:proofErr w:type="spellEnd"/>
+      <w:r>
+        <w:rPr>
+          <w:rFonts w:ascii="Times New Roman" w:hAnsi="Times New Roman" w:cs="Times New Roman"/>
+        </w:rPr>
+        <w:t xml:space="preserve">' while storing the even numbers in another file </w:t>
+      </w:r>
+      <w:r>
+        <w:rPr>
+          <w:rFonts w:ascii="Times New Roman" w:hAnsi="Times New Roman" w:cs="Times New Roman"/>
+        </w:rPr>
+        <w:br/>
+        <w:t>named '</w:t>
+      </w:r>
+      <w:proofErr w:type="spellStart"/>
+      <w:r>
+        <w:rPr>
+          <w:rFonts w:ascii="Times New Roman" w:hAnsi="Times New Roman" w:cs="Times New Roman"/>
+          <w:b/>
+          <w:bCs/>
+        </w:rPr>
+        <w:t>EVENFile.txt</w:t>
+      </w:r>
+      <w:proofErr w:type="spellEnd"/>
+      <w:r>
+        <w:rPr>
+          <w:rFonts w:ascii="Times New Roman" w:hAnsi="Times New Roman" w:cs="Times New Roman"/>
+        </w:rPr>
+        <w:t>'</w:t>
+      </w:r>
+      <w:r>
+        <w:rPr>
+          <w:rFonts w:ascii="Times New Roman" w:hAnsi="Times New Roman" w:cs="Times New Roman"/>
+        </w:rPr>
+        <w:t>.</w:t>
+      </w:r>
+    </w:p>
+    <w:p>
+      <w:pPr>
+        <w:rPr>
+          <w:rFonts w:ascii="Times New Roman" w:hAnsi="Times New Roman" w:cs="Times New Roman"/>
+          <w:b/>
+          <w:bCs/>
+          <w:sz w:val="24"/>
+          <w:szCs w:val="24"/>
+          <w:u w:val="single"/>
+        </w:rPr>
+      </w:pPr>
+      <w:r>
+        <w:rPr>
+          <w:rFonts w:ascii="Times New Roman" w:hAnsi="Times New Roman" w:cs="Times New Roman"/>
+          <w:b/>
+          <w:bCs/>
+          <w:sz w:val="24"/>
+          <w:szCs w:val="24"/>
+          <w:u w:val="single"/>
+        </w:rPr>
+        <w:t>Source Code:</w:t>
+      </w:r>
+    </w:p>
+    <w:p>
+      <w:pPr>
+        <w:spacing w:after="0"/>
+        <w:rPr>
+          <w:rFonts w:ascii="Cascadia Code" w:hAnsi="Cascadia Code" w:cs="Cascadia Code"/>
+          <w:sz w:val="20"/>
+          <w:szCs w:val="20"/>
+        </w:rPr>
+      </w:pPr>
+      <w:r>
+        <w:rPr>
+          <w:rFonts w:ascii="Cascadia Code" w:hAnsi="Cascadia Code" w:cs="Cascadia Code"/>
+          <w:sz w:val="20"/>
+          <w:szCs w:val="20"/>
+        </w:rPr>
+        <w:t>#include &lt;</w:t>
+      </w:r>
+      <w:proofErr w:type="spellStart"/>
+      <w:r>
+        <w:rPr>
+          <w:rFonts w:ascii="Cascadia Code" w:hAnsi="Cascadia Code" w:cs="Cascadia Code"/>
+          <w:sz w:val="20"/>
+          <w:szCs w:val="20"/>
+        </w:rPr>
+        <w:t>stdio.h</w:t>
+      </w:r>
+      <w:proofErr w:type="spellEnd"/>
+      <w:r>
+        <w:rPr>
+          <w:rFonts w:ascii="Cascadia Code" w:hAnsi="Cascadia Code" w:cs="Cascadia Code"/>
+          <w:sz w:val="20"/>
+          <w:szCs w:val="20"/>
+        </w:rPr>
+        <w:t>&gt;</w:t>
+      </w:r>
+    </w:p>
+    <w:p>
+      <w:pPr>
+        <w:spacing w:after="0"/>
+        <w:rPr>
+          <w:rFonts w:ascii="Cascadia Code" w:hAnsi="Cascadia Code" w:cs="Cascadia Code"/>
+          <w:sz w:val="20"/>
+          <w:szCs w:val="20"/>
+        </w:rPr>
+      </w:pPr>
+    </w:p>
+    <w:p>
+      <w:pPr>
+        <w:spacing w:after="0"/>
+        <w:rPr>
+          <w:rFonts w:ascii="Cascadia Code" w:hAnsi="Cascadia Code" w:cs="Cascadia Code"/>
+          <w:sz w:val="20"/>
+          <w:szCs w:val="20"/>
+        </w:rPr>
+      </w:pPr>
+      <w:r>
+        <w:rPr>
+          <w:rFonts w:ascii="Cascadia Code" w:hAnsi="Cascadia Code" w:cs="Cascadia Code"/>
+          <w:sz w:val="20"/>
+          <w:szCs w:val="20"/>
+        </w:rPr>
+        <w:t>#define FILENAME "</w:t>
+      </w:r>
+      <w:proofErr w:type="spellStart"/>
+      <w:r>
+        <w:rPr>
+          <w:rFonts w:ascii="Cascadia Code" w:hAnsi="Cascadia Code" w:cs="Cascadia Code"/>
+          <w:sz w:val="20"/>
+          <w:szCs w:val="20"/>
+        </w:rPr>
+        <w:t>input.txt</w:t>
+      </w:r>
+      <w:proofErr w:type="spellEnd"/>
+      <w:r>
+        <w:rPr>
+          <w:rFonts w:ascii="Cascadia Code" w:hAnsi="Cascadia Code" w:cs="Cascadia Code"/>
+          <w:sz w:val="20"/>
+          <w:szCs w:val="20"/>
+        </w:rPr>
+        <w:t>"</w:t>
+      </w:r>
+    </w:p>
+    <w:p>
+      <w:pPr>
+        <w:spacing w:after="0"/>
+        <w:rPr>
+          <w:rFonts w:ascii="Cascadia Code" w:hAnsi="Cascadia Code" w:cs="Cascadia Code"/>
+          <w:sz w:val="20"/>
+          <w:szCs w:val="20"/>
+        </w:rPr>
+      </w:pPr>
+      <w:r>
+        <w:rPr>
+          <w:rFonts w:ascii="Cascadia Code" w:hAnsi="Cascadia Code" w:cs="Cascadia Code"/>
+          <w:sz w:val="20"/>
+          <w:szCs w:val="20"/>
+        </w:rPr>
+        <w:t xml:space="preserve">#define </w:t>
+      </w:r>
+      <w:proofErr w:type="spellStart"/>
+      <w:r>
+        <w:rPr>
+          <w:rFonts w:ascii="Cascadia Code" w:hAnsi="Cascadia Code" w:cs="Cascadia Code"/>
+          <w:sz w:val="20"/>
+          <w:szCs w:val="20"/>
+        </w:rPr>
+        <w:t>ODDFILE</w:t>
+      </w:r>
+      <w:proofErr w:type="spellEnd"/>
+      <w:r>
+        <w:rPr>
+          <w:rFonts w:ascii="Cascadia Code" w:hAnsi="Cascadia Code" w:cs="Cascadia Code"/>
+          <w:sz w:val="20"/>
+          <w:szCs w:val="20"/>
+        </w:rPr>
+        <w:t xml:space="preserve"> "</w:t>
+      </w:r>
+      <w:proofErr w:type="spellStart"/>
+      <w:r>
+        <w:rPr>
+          <w:rFonts w:ascii="Cascadia Code" w:hAnsi="Cascadia Code" w:cs="Cascadia Code"/>
+          <w:sz w:val="20"/>
+          <w:szCs w:val="20"/>
+        </w:rPr>
+        <w:t>ODDFile.txt</w:t>
+      </w:r>
+      <w:proofErr w:type="spellEnd"/>
+      <w:r>
+        <w:rPr>
+          <w:rFonts w:ascii="Cascadia Code" w:hAnsi="Cascadia Code" w:cs="Cascadia Code"/>
+          <w:sz w:val="20"/>
+          <w:szCs w:val="20"/>
+        </w:rPr>
+        <w:t>"</w:t>
+      </w:r>
+    </w:p>
+    <w:p>
+      <w:pPr>
+        <w:spacing w:after="0"/>
+        <w:rPr>
+          <w:rFonts w:ascii="Cascadia Code" w:hAnsi="Cascadia Code" w:cs="Cascadia Code"/>
+          <w:sz w:val="20"/>
+          <w:szCs w:val="20"/>
+        </w:rPr>
+      </w:pPr>
+      <w:r>
+        <w:rPr>
+          <w:rFonts w:ascii="Cascadia Code" w:hAnsi="Cascadia Code" w:cs="Cascadia Code"/>
+          <w:sz w:val="20"/>
+          <w:szCs w:val="20"/>
+        </w:rPr>
+        <w:t xml:space="preserve">#define </w:t>
+      </w:r>
+      <w:proofErr w:type="spellStart"/>
+      <w:r>
+        <w:rPr>
+          <w:rFonts w:ascii="Cascadia Code" w:hAnsi="Cascadia Code" w:cs="Cascadia Code"/>
+          <w:sz w:val="20"/>
+          <w:szCs w:val="20"/>
+        </w:rPr>
+        <w:t>EVENFILE</w:t>
+      </w:r>
+      <w:proofErr w:type="spellEnd"/>
+      <w:r>
+        <w:rPr>
+          <w:rFonts w:ascii="Cascadia Code" w:hAnsi="Cascadia Code" w:cs="Cascadia Code"/>
+          <w:sz w:val="20"/>
+          <w:szCs w:val="20"/>
+        </w:rPr>
+        <w:t xml:space="preserve"> "</w:t>
+      </w:r>
+      <w:proofErr w:type="spellStart"/>
+      <w:r>
+        <w:rPr>
+          <w:rFonts w:ascii="Cascadia Code" w:hAnsi="Cascadia Code" w:cs="Cascadia Code"/>
+          <w:sz w:val="20"/>
+          <w:szCs w:val="20"/>
+        </w:rPr>
+        <w:t>EVENFile.txt</w:t>
+      </w:r>
+      <w:proofErr w:type="spellEnd"/>
+      <w:r>
+        <w:rPr>
+          <w:rFonts w:ascii="Cascadia Code" w:hAnsi="Cascadia Code" w:cs="Cascadia Code"/>
+          <w:sz w:val="20"/>
+          <w:szCs w:val="20"/>
+        </w:rPr>
+        <w:t>"</w:t>
+      </w:r>
+    </w:p>
+    <w:p>
+      <w:pPr>
+        <w:spacing w:after="0"/>
+        <w:rPr>
+          <w:rFonts w:ascii="Cascadia Code" w:hAnsi="Cascadia Code" w:cs="Cascadia Code"/>
+          <w:sz w:val="20"/>
+          <w:szCs w:val="20"/>
+        </w:rPr>
+      </w:pPr>
+    </w:p>
+    <w:p>
+      <w:pPr>
+        <w:spacing w:after="0"/>
+        <w:rPr>
+          <w:rFonts w:ascii="Cascadia Code" w:hAnsi="Cascadia Code" w:cs="Cascadia Code"/>
+          <w:sz w:val="20"/>
+          <w:szCs w:val="20"/>
+        </w:rPr>
+      </w:pPr>
+      <w:r>
+        <w:rPr>
+          <w:rFonts w:ascii="Cascadia Code" w:hAnsi="Cascadia Code" w:cs="Cascadia Code"/>
+          <w:sz w:val="20"/>
+          <w:szCs w:val="20"/>
+        </w:rPr>
+        <w:t xml:space="preserve">int </w:t>
+      </w:r>
+      <w:proofErr w:type="gramStart"/>
+      <w:r>
+        <w:rPr>
+          <w:rFonts w:ascii="Cascadia Code" w:hAnsi="Cascadia Code" w:cs="Cascadia Code"/>
+          <w:sz w:val="20"/>
+          <w:szCs w:val="20"/>
+        </w:rPr>
+        <w:t>main(</w:t>
+      </w:r>
+      <w:proofErr w:type="gramEnd"/>
+      <w:r>
+        <w:rPr>
+          <w:rFonts w:ascii="Cascadia Code" w:hAnsi="Cascadia Code" w:cs="Cascadia Code"/>
+          <w:sz w:val="20"/>
+          <w:szCs w:val="20"/>
+        </w:rPr>
+        <w:t>)</w:t>
+      </w:r>
+    </w:p>
+    <w:p>
+      <w:pPr>
+        <w:spacing w:after="0"/>
+        <w:rPr>
+          <w:rFonts w:ascii="Cascadia Code" w:hAnsi="Cascadia Code" w:cs="Cascadia Code"/>
+          <w:sz w:val="20"/>
+          <w:szCs w:val="20"/>
+        </w:rPr>
+      </w:pPr>
+      <w:r>
+        <w:rPr>
+          <w:rFonts w:ascii="Cascadia Code" w:hAnsi="Cascadia Code" w:cs="Cascadia Code"/>
+          <w:sz w:val="20"/>
+          <w:szCs w:val="20"/>
+        </w:rPr>
+        <w:t>{</w:t>
+      </w:r>
+    </w:p>
+    <w:p>
+      <w:pPr>
+        <w:spacing w:after="0"/>
+        <w:rPr>
+          <w:rFonts w:ascii="Cascadia Code" w:hAnsi="Cascadia Code" w:cs="Cascadia Code"/>
+          <w:sz w:val="20"/>
+          <w:szCs w:val="20"/>
+        </w:rPr>
+      </w:pPr>
+      <w:r>
+        <w:rPr>
+          <w:rFonts w:ascii="Cascadia Code" w:hAnsi="Cascadia Code" w:cs="Cascadia Code"/>
+          <w:sz w:val="20"/>
+          <w:szCs w:val="20"/>
+        </w:rPr>
+        <w:t xml:space="preserve">    </w:t>
+      </w:r>
+      <w:r>
+        <w:rPr>
+          <w:rFonts w:ascii="Cascadia Code" w:hAnsi="Cascadia Code" w:cs="Cascadia Code"/>
+          <w:i/>
+          <w:iCs/>
+          <w:sz w:val="20"/>
+          <w:szCs w:val="20"/>
+        </w:rPr>
+        <w:t>FILE</w:t>
+      </w:r>
+      <w:r>
+        <w:rPr>
+          <w:rFonts w:ascii="Cascadia Code" w:hAnsi="Cascadia Code" w:cs="Cascadia Code"/>
+          <w:sz w:val="20"/>
+          <w:szCs w:val="20"/>
+        </w:rPr>
+        <w:t xml:space="preserve"> *input = NULL;</w:t>
+      </w:r>
+    </w:p>
+    <w:p>
+      <w:pPr>
+        <w:spacing w:after="0"/>
+        <w:rPr>
+          <w:rFonts w:ascii="Cascadia Code" w:hAnsi="Cascadia Code" w:cs="Cascadia Code"/>
+          <w:sz w:val="20"/>
+          <w:szCs w:val="20"/>
+        </w:rPr>
+      </w:pPr>
+      <w:r>
+        <w:rPr>
+          <w:rFonts w:ascii="Cascadia Code" w:hAnsi="Cascadia Code" w:cs="Cascadia Code"/>
+          <w:sz w:val="20"/>
+          <w:szCs w:val="20"/>
+        </w:rPr>
+        <w:t xml:space="preserve">    </w:t>
+      </w:r>
+      <w:r>
+        <w:rPr>
+          <w:rFonts w:ascii="Cascadia Code" w:hAnsi="Cascadia Code" w:cs="Cascadia Code"/>
+          <w:i/>
+          <w:iCs/>
+          <w:sz w:val="20"/>
+          <w:szCs w:val="20"/>
+        </w:rPr>
+        <w:t>FILE</w:t>
+      </w:r>
+      <w:r>
+        <w:rPr>
+          <w:rFonts w:ascii="Cascadia Code" w:hAnsi="Cascadia Code" w:cs="Cascadia Code"/>
+          <w:sz w:val="20"/>
+          <w:szCs w:val="20"/>
+        </w:rPr>
+        <w:t xml:space="preserve"> *</w:t>
+      </w:r>
+      <w:proofErr w:type="spellStart"/>
+      <w:r>
+        <w:rPr>
+          <w:rFonts w:ascii="Cascadia Code" w:hAnsi="Cascadia Code" w:cs="Cascadia Code"/>
+          <w:sz w:val="20"/>
+          <w:szCs w:val="20"/>
+        </w:rPr>
+        <w:t>oddfile</w:t>
+      </w:r>
+      <w:proofErr w:type="spellEnd"/>
+      <w:r>
+        <w:rPr>
+          <w:rFonts w:ascii="Cascadia Code" w:hAnsi="Cascadia Code" w:cs="Cascadia Code"/>
+          <w:sz w:val="20"/>
+          <w:szCs w:val="20"/>
+        </w:rPr>
+        <w:t xml:space="preserve"> = NULL;</w:t>
+      </w:r>
+    </w:p>
+    <w:p>
+      <w:pPr>
+        <w:spacing w:after="0"/>
+        <w:rPr>
+          <w:rFonts w:ascii="Cascadia Code" w:hAnsi="Cascadia Code" w:cs="Cascadia Code"/>
+          <w:sz w:val="20"/>
+          <w:szCs w:val="20"/>
+        </w:rPr>
+      </w:pPr>
+      <w:r>
+        <w:rPr>
+          <w:rFonts w:ascii="Cascadia Code" w:hAnsi="Cascadia Code" w:cs="Cascadia Code"/>
+          <w:sz w:val="20"/>
+          <w:szCs w:val="20"/>
+        </w:rPr>
+        <w:t xml:space="preserve">    </w:t>
+      </w:r>
+      <w:r>
+        <w:rPr>
+          <w:rFonts w:ascii="Cascadia Code" w:hAnsi="Cascadia Code" w:cs="Cascadia Code"/>
+          <w:i/>
+          <w:iCs/>
+          <w:sz w:val="20"/>
+          <w:szCs w:val="20"/>
+        </w:rPr>
+        <w:t>FILE</w:t>
+      </w:r>
+      <w:r>
+        <w:rPr>
+          <w:rFonts w:ascii="Cascadia Code" w:hAnsi="Cascadia Code" w:cs="Cascadia Code"/>
+          <w:sz w:val="20"/>
+          <w:szCs w:val="20"/>
+        </w:rPr>
+        <w:t xml:space="preserve"> *</w:t>
+      </w:r>
+      <w:proofErr w:type="spellStart"/>
+      <w:r>
+        <w:rPr>
+          <w:rFonts w:ascii="Cascadia Code" w:hAnsi="Cascadia Code" w:cs="Cascadia Code"/>
+          <w:sz w:val="20"/>
+          <w:szCs w:val="20"/>
+        </w:rPr>
+        <w:t>evenfile</w:t>
+      </w:r>
+      <w:proofErr w:type="spellEnd"/>
+      <w:r>
+        <w:rPr>
+          <w:rFonts w:ascii="Cascadia Code" w:hAnsi="Cascadia Code" w:cs="Cascadia Code"/>
+          <w:sz w:val="20"/>
+          <w:szCs w:val="20"/>
+        </w:rPr>
+        <w:t xml:space="preserve"> = NULL;</w:t>
+      </w:r>
+    </w:p>
+    <w:p>
+      <w:pPr>
+        <w:spacing w:after="0"/>
+        <w:rPr>
+          <w:rFonts w:ascii="Cascadia Code" w:hAnsi="Cascadia Code" w:cs="Cascadia Code"/>
+          <w:sz w:val="20"/>
+          <w:szCs w:val="20"/>
+        </w:rPr>
+      </w:pPr>
+    </w:p>
+    <w:p>
+      <w:pPr>
+        <w:spacing w:after="0"/>
+        <w:rPr>
+          <w:rFonts w:ascii="Cascadia Code" w:hAnsi="Cascadia Code" w:cs="Cascadia Code"/>
+          <w:sz w:val="20"/>
+          <w:szCs w:val="20"/>
+        </w:rPr>
+      </w:pPr>
+      <w:r>
+        <w:rPr>
+          <w:rFonts w:ascii="Cascadia Code" w:hAnsi="Cascadia Code" w:cs="Cascadia Code"/>
+          <w:sz w:val="20"/>
+          <w:szCs w:val="20"/>
+        </w:rPr>
+        <w:t xml:space="preserve">    int </w:t>
+      </w:r>
+      <w:proofErr w:type="spellStart"/>
+      <w:r>
+        <w:rPr>
+          <w:rFonts w:ascii="Cascadia Code" w:hAnsi="Cascadia Code" w:cs="Cascadia Code"/>
+          <w:sz w:val="20"/>
+          <w:szCs w:val="20"/>
+        </w:rPr>
+        <w:t>num</w:t>
+      </w:r>
+      <w:proofErr w:type="spellEnd"/>
+      <w:r>
+        <w:rPr>
+          <w:rFonts w:ascii="Cascadia Code" w:hAnsi="Cascadia Code" w:cs="Cascadia Code"/>
+          <w:sz w:val="20"/>
+          <w:szCs w:val="20"/>
+        </w:rPr>
+        <w:t>;</w:t>
+      </w:r>
+    </w:p>
+    <w:p>
+      <w:pPr>
+        <w:spacing w:after="0"/>
+        <w:rPr>
+          <w:rFonts w:ascii="Cascadia Code" w:hAnsi="Cascadia Code" w:cs="Cascadia Code"/>
+          <w:sz w:val="20"/>
+          <w:szCs w:val="20"/>
+        </w:rPr>
+      </w:pPr>
+    </w:p>
+    <w:p>
+      <w:pPr>
+        <w:spacing w:after="0"/>
+        <w:rPr>
+          <w:rFonts w:ascii="Cascadia Code" w:hAnsi="Cascadia Code" w:cs="Cascadia Code"/>
+          <w:sz w:val="20"/>
+          <w:szCs w:val="20"/>
+        </w:rPr>
+      </w:pPr>
+      <w:r>
+        <w:rPr>
+          <w:rFonts w:ascii="Cascadia Code" w:hAnsi="Cascadia Code" w:cs="Cascadia Code"/>
+          <w:sz w:val="20"/>
+          <w:szCs w:val="20"/>
+        </w:rPr>
+        <w:t xml:space="preserve">    input = </w:t>
+      </w:r>
+      <w:proofErr w:type="spellStart"/>
+      <w:proofErr w:type="gramStart"/>
+      <w:r>
+        <w:rPr>
+          <w:rFonts w:ascii="Cascadia Code" w:hAnsi="Cascadia Code" w:cs="Cascadia Code"/>
+          <w:sz w:val="20"/>
+          <w:szCs w:val="20"/>
+        </w:rPr>
+        <w:t>fopen</w:t>
+      </w:r>
+      <w:proofErr w:type="spellEnd"/>
+      <w:r>
+        <w:rPr>
+          <w:rFonts w:ascii="Cascadia Code" w:hAnsi="Cascadia Code" w:cs="Cascadia Code"/>
+          <w:sz w:val="20"/>
+          <w:szCs w:val="20"/>
+        </w:rPr>
+        <w:t>(</w:t>
+      </w:r>
+      <w:proofErr w:type="gramEnd"/>
+      <w:r>
+        <w:rPr>
+          <w:rFonts w:ascii="Cascadia Code" w:hAnsi="Cascadia Code" w:cs="Cascadia Code"/>
+          <w:sz w:val="20"/>
+          <w:szCs w:val="20"/>
+        </w:rPr>
+        <w:t>FILENAME, "r");</w:t>
+      </w:r>
+    </w:p>
+    <w:p>
+      <w:pPr>
+        <w:spacing w:after="0"/>
+        <w:rPr>
+          <w:rFonts w:ascii="Cascadia Code" w:hAnsi="Cascadia Code" w:cs="Cascadia Code"/>
+          <w:sz w:val="20"/>
+          <w:szCs w:val="20"/>
+        </w:rPr>
+      </w:pPr>
+      <w:r>
+        <w:rPr>
+          <w:rFonts w:ascii="Cascadia Code" w:hAnsi="Cascadia Code" w:cs="Cascadia Code"/>
+          <w:sz w:val="20"/>
+          <w:szCs w:val="20"/>
+        </w:rPr>
+        <w:t>    if (input == NULL)</w:t>
+      </w:r>
+    </w:p>
+    <w:p>
+      <w:pPr>
+        <w:spacing w:after="0"/>
+        <w:rPr>
+          <w:rFonts w:ascii="Cascadia Code" w:hAnsi="Cascadia Code" w:cs="Cascadia Code"/>
+          <w:sz w:val="20"/>
+          <w:szCs w:val="20"/>
+        </w:rPr>
+      </w:pPr>
+      <w:r>
+        <w:rPr>
+          <w:rFonts w:ascii="Cascadia Code" w:hAnsi="Cascadia Code" w:cs="Cascadia Code"/>
+          <w:sz w:val="20"/>
+          <w:szCs w:val="20"/>
+        </w:rPr>
+        <w:t>    {</w:t>
+      </w:r>
+    </w:p>
+    <w:p>
+      <w:pPr>
+        <w:spacing w:after="0"/>
+        <w:rPr>
+          <w:rFonts w:ascii="Cascadia Code" w:hAnsi="Cascadia Code" w:cs="Cascadia Code"/>
+          <w:sz w:val="20"/>
+          <w:szCs w:val="20"/>
+        </w:rPr>
+      </w:pPr>
+      <w:r>
+        <w:rPr>
+          <w:rFonts w:ascii="Cascadia Code" w:hAnsi="Cascadia Code" w:cs="Cascadia Code"/>
+          <w:sz w:val="20"/>
+          <w:szCs w:val="20"/>
+        </w:rPr>
+        <w:t xml:space="preserve">        </w:t>
+      </w:r>
+      <w:proofErr w:type="spellStart"/>
+      <w:proofErr w:type="gramStart"/>
+      <w:r>
+        <w:rPr>
+          <w:rFonts w:ascii="Cascadia Code" w:hAnsi="Cascadia Code" w:cs="Cascadia Code"/>
+          <w:sz w:val="20"/>
+          <w:szCs w:val="20"/>
+        </w:rPr>
+        <w:t>printf</w:t>
+      </w:r>
+      <w:proofErr w:type="spellEnd"/>
+      <w:r>
+        <w:rPr>
+          <w:rFonts w:ascii="Cascadia Code" w:hAnsi="Cascadia Code" w:cs="Cascadia Code"/>
+          <w:sz w:val="20"/>
+          <w:szCs w:val="20"/>
+        </w:rPr>
+        <w:t>(</w:t>
+      </w:r>
+      <w:proofErr w:type="gramEnd"/>
+      <w:r>
+        <w:rPr>
+          <w:rFonts w:ascii="Cascadia Code" w:hAnsi="Cascadia Code" w:cs="Cascadia Code"/>
+          <w:sz w:val="20"/>
+          <w:szCs w:val="20"/>
+        </w:rPr>
+        <w:t>"\</w:t>
+      </w:r>
+      <w:proofErr w:type="spellStart"/>
+      <w:r>
+        <w:rPr>
+          <w:rFonts w:ascii="Cascadia Code" w:hAnsi="Cascadia Code" w:cs="Cascadia Code"/>
+          <w:sz w:val="20"/>
+          <w:szCs w:val="20"/>
+        </w:rPr>
+        <w:t>nCould</w:t>
+      </w:r>
+      <w:proofErr w:type="spellEnd"/>
+      <w:r>
+        <w:rPr>
+          <w:rFonts w:ascii="Cascadia Code" w:hAnsi="Cascadia Code" w:cs="Cascadia Code"/>
+          <w:sz w:val="20"/>
+          <w:szCs w:val="20"/>
+        </w:rPr>
+        <w:t xml:space="preserve"> not open the file: %s", FILENAME);</w:t>
+      </w:r>
+    </w:p>
+    <w:p>
+      <w:pPr>
+        <w:spacing w:after="0"/>
+        <w:rPr>
+          <w:rFonts w:ascii="Cascadia Code" w:hAnsi="Cascadia Code" w:cs="Cascadia Code"/>
+          <w:sz w:val="20"/>
+          <w:szCs w:val="20"/>
+        </w:rPr>
+      </w:pPr>
+      <w:r>
+        <w:rPr>
+          <w:rFonts w:ascii="Cascadia Code" w:hAnsi="Cascadia Code" w:cs="Cascadia Code"/>
+          <w:sz w:val="20"/>
+          <w:szCs w:val="20"/>
+        </w:rPr>
+        <w:t>        return 1;</w:t>
+      </w:r>
+    </w:p>
+    <w:p>
+      <w:pPr>
+        <w:spacing w:after="0"/>
+        <w:rPr>
+          <w:rFonts w:ascii="Cascadia Code" w:hAnsi="Cascadia Code" w:cs="Cascadia Code"/>
+          <w:sz w:val="20"/>
+          <w:szCs w:val="20"/>
+        </w:rPr>
+      </w:pPr>
+      <w:r>
+        <w:rPr>
+          <w:rFonts w:ascii="Cascadia Code" w:hAnsi="Cascadia Code" w:cs="Cascadia Code"/>
+          <w:sz w:val="20"/>
+          <w:szCs w:val="20"/>
+        </w:rPr>
+        <w:t>    }</w:t>
+      </w:r>
+    </w:p>
+    <w:p>
+      <w:pPr>
+        <w:spacing w:after="0"/>
+        <w:rPr>
+          <w:rFonts w:ascii="Cascadia Code" w:hAnsi="Cascadia Code" w:cs="Cascadia Code"/>
+          <w:sz w:val="20"/>
+          <w:szCs w:val="20"/>
+        </w:rPr>
+      </w:pPr>
+    </w:p>
+    <w:p>
+      <w:pPr>
+        <w:spacing w:after="0"/>
+        <w:rPr>
+          <w:rFonts w:ascii="Cascadia Code" w:hAnsi="Cascadia Code" w:cs="Cascadia Code"/>
+          <w:sz w:val="20"/>
+          <w:szCs w:val="20"/>
+        </w:rPr>
+      </w:pPr>
+      <w:r>
+        <w:rPr>
+          <w:rFonts w:ascii="Cascadia Code" w:hAnsi="Cascadia Code" w:cs="Cascadia Code"/>
+          <w:sz w:val="20"/>
+          <w:szCs w:val="20"/>
+        </w:rPr>
+        <w:t xml:space="preserve">    </w:t>
+      </w:r>
+      <w:proofErr w:type="spellStart"/>
+      <w:r>
+        <w:rPr>
+          <w:rFonts w:ascii="Cascadia Code" w:hAnsi="Cascadia Code" w:cs="Cascadia Code"/>
+          <w:sz w:val="20"/>
+          <w:szCs w:val="20"/>
+        </w:rPr>
+        <w:t>oddfile</w:t>
+      </w:r>
+      <w:proofErr w:type="spellEnd"/>
+      <w:r>
+        <w:rPr>
+          <w:rFonts w:ascii="Cascadia Code" w:hAnsi="Cascadia Code" w:cs="Cascadia Code"/>
+          <w:sz w:val="20"/>
+          <w:szCs w:val="20"/>
+        </w:rPr>
+        <w:t xml:space="preserve"> = </w:t>
+      </w:r>
+      <w:proofErr w:type="spellStart"/>
+      <w:proofErr w:type="gramStart"/>
+      <w:r>
+        <w:rPr>
+          <w:rFonts w:ascii="Cascadia Code" w:hAnsi="Cascadia Code" w:cs="Cascadia Code"/>
+          <w:sz w:val="20"/>
+          <w:szCs w:val="20"/>
+        </w:rPr>
+        <w:t>fopen</w:t>
+      </w:r>
+      <w:proofErr w:type="spellEnd"/>
+      <w:r>
+        <w:rPr>
+          <w:rFonts w:ascii="Cascadia Code" w:hAnsi="Cascadia Code" w:cs="Cascadia Code"/>
+          <w:sz w:val="20"/>
+          <w:szCs w:val="20"/>
+        </w:rPr>
+        <w:t>(</w:t>
+      </w:r>
+      <w:proofErr w:type="spellStart"/>
+      <w:proofErr w:type="gramEnd"/>
+      <w:r>
+        <w:rPr>
+          <w:rFonts w:ascii="Cascadia Code" w:hAnsi="Cascadia Code" w:cs="Cascadia Code"/>
+          <w:sz w:val="20"/>
+          <w:szCs w:val="20"/>
+        </w:rPr>
+        <w:t>ODDFILE</w:t>
+      </w:r>
+      <w:proofErr w:type="spellEnd"/>
+      <w:r>
+        <w:rPr>
+          <w:rFonts w:ascii="Cascadia Code" w:hAnsi="Cascadia Code" w:cs="Cascadia Code"/>
+          <w:sz w:val="20"/>
+          <w:szCs w:val="20"/>
+        </w:rPr>
+        <w:t>, "w");</w:t>
+      </w:r>
+    </w:p>
+    <w:p>
+      <w:pPr>
+        <w:spacing w:after="0"/>
+        <w:rPr>
+          <w:rFonts w:ascii="Cascadia Code" w:hAnsi="Cascadia Code" w:cs="Cascadia Code"/>
+          <w:sz w:val="20"/>
+          <w:szCs w:val="20"/>
+        </w:rPr>
+      </w:pPr>
+      <w:r>
+        <w:rPr>
+          <w:rFonts w:ascii="Cascadia Code" w:hAnsi="Cascadia Code" w:cs="Cascadia Code"/>
+          <w:sz w:val="20"/>
+          <w:szCs w:val="20"/>
+        </w:rPr>
+        <w:t>    if (</w:t>
+      </w:r>
+      <w:proofErr w:type="spellStart"/>
+      <w:r>
+        <w:rPr>
+          <w:rFonts w:ascii="Cascadia Code" w:hAnsi="Cascadia Code" w:cs="Cascadia Code"/>
+          <w:sz w:val="20"/>
+          <w:szCs w:val="20"/>
+        </w:rPr>
+        <w:t>oddfile</w:t>
+      </w:r>
+      <w:proofErr w:type="spellEnd"/>
+      <w:r>
+        <w:rPr>
+          <w:rFonts w:ascii="Cascadia Code" w:hAnsi="Cascadia Code" w:cs="Cascadia Code"/>
+          <w:sz w:val="20"/>
+          <w:szCs w:val="20"/>
+        </w:rPr>
+        <w:t xml:space="preserve"> == NULL)</w:t>
+      </w:r>
+    </w:p>
+    <w:p>
+      <w:pPr>
+        <w:spacing w:after="0"/>
+        <w:rPr>
+          <w:rFonts w:ascii="Cascadia Code" w:hAnsi="Cascadia Code" w:cs="Cascadia Code"/>
+          <w:sz w:val="20"/>
+          <w:szCs w:val="20"/>
+        </w:rPr>
+      </w:pPr>
+      <w:r>
+        <w:rPr>
+          <w:rFonts w:ascii="Cascadia Code" w:hAnsi="Cascadia Code" w:cs="Cascadia Code"/>
+          <w:sz w:val="20"/>
+          <w:szCs w:val="20"/>
+        </w:rPr>
+        <w:t>    {</w:t>
+      </w:r>
+    </w:p>
+    <w:p>
+      <w:pPr>
+        <w:spacing w:after="0"/>
+        <w:rPr>
+          <w:rFonts w:ascii="Cascadia Code" w:hAnsi="Cascadia Code" w:cs="Cascadia Code"/>
+          <w:sz w:val="20"/>
+          <w:szCs w:val="20"/>
+        </w:rPr>
+      </w:pPr>
+      <w:r>
+        <w:rPr>
+          <w:rFonts w:ascii="Cascadia Code" w:hAnsi="Cascadia Code" w:cs="Cascadia Code"/>
+          <w:sz w:val="20"/>
+          <w:szCs w:val="20"/>
+        </w:rPr>
+        <w:t xml:space="preserve">        </w:t>
+      </w:r>
+      <w:proofErr w:type="spellStart"/>
+      <w:proofErr w:type="gramStart"/>
+      <w:r>
+        <w:rPr>
+          <w:rFonts w:ascii="Cascadia Code" w:hAnsi="Cascadia Code" w:cs="Cascadia Code"/>
+          <w:sz w:val="20"/>
+          <w:szCs w:val="20"/>
+        </w:rPr>
+        <w:t>printf</w:t>
+      </w:r>
+      <w:proofErr w:type="spellEnd"/>
+      <w:r>
+        <w:rPr>
+          <w:rFonts w:ascii="Cascadia Code" w:hAnsi="Cascadia Code" w:cs="Cascadia Code"/>
+          <w:sz w:val="20"/>
+          <w:szCs w:val="20"/>
+        </w:rPr>
+        <w:t>(</w:t>
+      </w:r>
+      <w:proofErr w:type="gramEnd"/>
+      <w:r>
+        <w:rPr>
+          <w:rFonts w:ascii="Cascadia Code" w:hAnsi="Cascadia Code" w:cs="Cascadia Code"/>
+          <w:sz w:val="20"/>
+          <w:szCs w:val="20"/>
+        </w:rPr>
+        <w:t>"\</w:t>
+      </w:r>
+      <w:proofErr w:type="spellStart"/>
+      <w:r>
+        <w:rPr>
+          <w:rFonts w:ascii="Cascadia Code" w:hAnsi="Cascadia Code" w:cs="Cascadia Code"/>
+          <w:sz w:val="20"/>
+          <w:szCs w:val="20"/>
+        </w:rPr>
+        <w:t>nCould</w:t>
+      </w:r>
+      <w:proofErr w:type="spellEnd"/>
+      <w:r>
+        <w:rPr>
+          <w:rFonts w:ascii="Cascadia Code" w:hAnsi="Cascadia Code" w:cs="Cascadia Code"/>
+          <w:sz w:val="20"/>
+          <w:szCs w:val="20"/>
+        </w:rPr>
+        <w:t xml:space="preserve"> not open the file: %s", </w:t>
+      </w:r>
+      <w:proofErr w:type="spellStart"/>
+      <w:r>
+        <w:rPr>
+          <w:rFonts w:ascii="Cascadia Code" w:hAnsi="Cascadia Code" w:cs="Cascadia Code"/>
+          <w:sz w:val="20"/>
+          <w:szCs w:val="20"/>
+        </w:rPr>
+        <w:t>ODDFILE</w:t>
+      </w:r>
+      <w:proofErr w:type="spellEnd"/>
+      <w:r>
+        <w:rPr>
+          <w:rFonts w:ascii="Cascadia Code" w:hAnsi="Cascadia Code" w:cs="Cascadia Code"/>
+          <w:sz w:val="20"/>
+          <w:szCs w:val="20"/>
+        </w:rPr>
+        <w:t>);</w:t>
+      </w:r>
+    </w:p>
+    <w:p>
+      <w:pPr>
+        <w:spacing w:after="0"/>
+        <w:rPr>
+          <w:rFonts w:ascii="Cascadia Code" w:hAnsi="Cascadia Code" w:cs="Cascadia Code"/>
+          <w:sz w:val="20"/>
+          <w:szCs w:val="20"/>
+        </w:rPr>
+      </w:pPr>
+      <w:r>
+        <w:rPr>
+          <w:rFonts w:ascii="Cascadia Code" w:hAnsi="Cascadia Code" w:cs="Cascadia Code"/>
+          <w:sz w:val="20"/>
+          <w:szCs w:val="20"/>
+        </w:rPr>
+        <w:t>        return 1;</w:t>
+      </w:r>
+    </w:p>
+    <w:p>
+      <w:pPr>
+        <w:spacing w:after="0"/>
+        <w:rPr>
+          <w:rFonts w:ascii="Cascadia Code" w:hAnsi="Cascadia Code" w:cs="Cascadia Code"/>
+          <w:sz w:val="20"/>
+          <w:szCs w:val="20"/>
+        </w:rPr>
+      </w:pPr>
+      <w:r>
+        <w:rPr>
+          <w:rFonts w:ascii="Cascadia Code" w:hAnsi="Cascadia Code" w:cs="Cascadia Code"/>
+          <w:sz w:val="20"/>
+          <w:szCs w:val="20"/>
+        </w:rPr>
+        <w:t>    }</w:t>
+      </w:r>
+    </w:p>
+    <w:p>
+      <w:pPr>
+        <w:spacing w:after="0"/>
+        <w:rPr>
+          <w:rFonts w:ascii="Cascadia Code" w:hAnsi="Cascadia Code" w:cs="Cascadia Code"/>
+          <w:sz w:val="20"/>
+          <w:szCs w:val="20"/>
+        </w:rPr>
+      </w:pPr>
+    </w:p>
+    <w:p>
+      <w:pPr>
+        <w:spacing w:after="0"/>
+        <w:rPr>
+          <w:rFonts w:ascii="Cascadia Code" w:hAnsi="Cascadia Code" w:cs="Cascadia Code"/>
+          <w:sz w:val="20"/>
+          <w:szCs w:val="20"/>
+        </w:rPr>
+      </w:pPr>
+      <w:r>
+        <w:rPr>
+          <w:rFonts w:ascii="Cascadia Code" w:hAnsi="Cascadia Code" w:cs="Cascadia Code"/>
+          <w:sz w:val="20"/>
+          <w:szCs w:val="20"/>
+        </w:rPr>
+        <w:t xml:space="preserve">    </w:t>
+      </w:r>
+      <w:proofErr w:type="spellStart"/>
+      <w:r>
+        <w:rPr>
+          <w:rFonts w:ascii="Cascadia Code" w:hAnsi="Cascadia Code" w:cs="Cascadia Code"/>
+          <w:sz w:val="20"/>
+          <w:szCs w:val="20"/>
+        </w:rPr>
+        <w:t>evenfile</w:t>
+      </w:r>
+      <w:proofErr w:type="spellEnd"/>
+      <w:r>
+        <w:rPr>
+          <w:rFonts w:ascii="Cascadia Code" w:hAnsi="Cascadia Code" w:cs="Cascadia Code"/>
+          <w:sz w:val="20"/>
+          <w:szCs w:val="20"/>
+        </w:rPr>
+        <w:t xml:space="preserve"> = </w:t>
+      </w:r>
+      <w:proofErr w:type="spellStart"/>
+      <w:proofErr w:type="gramStart"/>
+      <w:r>
+        <w:rPr>
+          <w:rFonts w:ascii="Cascadia Code" w:hAnsi="Cascadia Code" w:cs="Cascadia Code"/>
+          <w:sz w:val="20"/>
+          <w:szCs w:val="20"/>
+        </w:rPr>
+        <w:t>fopen</w:t>
+      </w:r>
+      <w:proofErr w:type="spellEnd"/>
+      <w:r>
+        <w:rPr>
+          <w:rFonts w:ascii="Cascadia Code" w:hAnsi="Cascadia Code" w:cs="Cascadia Code"/>
+          <w:sz w:val="20"/>
+          <w:szCs w:val="20"/>
+        </w:rPr>
+        <w:t>(</w:t>
+      </w:r>
+      <w:proofErr w:type="spellStart"/>
+      <w:proofErr w:type="gramEnd"/>
+      <w:r>
+        <w:rPr>
+          <w:rFonts w:ascii="Cascadia Code" w:hAnsi="Cascadia Code" w:cs="Cascadia Code"/>
+          <w:sz w:val="20"/>
+          <w:szCs w:val="20"/>
+        </w:rPr>
+        <w:t>EVENFILE</w:t>
+      </w:r>
+      <w:proofErr w:type="spellEnd"/>
+      <w:r>
+        <w:rPr>
+          <w:rFonts w:ascii="Cascadia Code" w:hAnsi="Cascadia Code" w:cs="Cascadia Code"/>
+          <w:sz w:val="20"/>
+          <w:szCs w:val="20"/>
+        </w:rPr>
+        <w:t>, "w");</w:t>
+      </w:r>
+    </w:p>
+    <w:p>
+      <w:pPr>
+        <w:spacing w:after="0"/>
+        <w:rPr>
+          <w:rFonts w:ascii="Cascadia Code" w:hAnsi="Cascadia Code" w:cs="Cascadia Code"/>
+          <w:sz w:val="20"/>
+          <w:szCs w:val="20"/>
+        </w:rPr>
+      </w:pPr>
+      <w:r>
+        <w:rPr>
+          <w:rFonts w:ascii="Cascadia Code" w:hAnsi="Cascadia Code" w:cs="Cascadia Code"/>
+          <w:sz w:val="20"/>
+          <w:szCs w:val="20"/>
+        </w:rPr>
+        <w:t>    if (</w:t>
+      </w:r>
+      <w:proofErr w:type="spellStart"/>
+      <w:r>
+        <w:rPr>
+          <w:rFonts w:ascii="Cascadia Code" w:hAnsi="Cascadia Code" w:cs="Cascadia Code"/>
+          <w:sz w:val="20"/>
+          <w:szCs w:val="20"/>
+        </w:rPr>
+        <w:t>evenfile</w:t>
+      </w:r>
+      <w:proofErr w:type="spellEnd"/>
+      <w:r>
+        <w:rPr>
+          <w:rFonts w:ascii="Cascadia Code" w:hAnsi="Cascadia Code" w:cs="Cascadia Code"/>
+          <w:sz w:val="20"/>
+          <w:szCs w:val="20"/>
+        </w:rPr>
+        <w:t xml:space="preserve"> == NULL)</w:t>
+      </w:r>
+    </w:p>
+    <w:p>
+      <w:pPr>
+        <w:spacing w:after="0"/>
+        <w:rPr>
+          <w:rFonts w:ascii="Cascadia Code" w:hAnsi="Cascadia Code" w:cs="Cascadia Code"/>
+          <w:sz w:val="20"/>
+          <w:szCs w:val="20"/>
+        </w:rPr>
+      </w:pPr>
+      <w:r>
+        <w:rPr>
+          <w:rFonts w:ascii="Cascadia Code" w:hAnsi="Cascadia Code" w:cs="Cascadia Code"/>
+          <w:sz w:val="20"/>
+          <w:szCs w:val="20"/>
+        </w:rPr>
+        <w:t>    {</w:t>
+      </w:r>
+    </w:p>
+    <w:p>
+      <w:pPr>
+        <w:spacing w:after="0"/>
+        <w:rPr>
+          <w:rFonts w:ascii="Cascadia Code" w:hAnsi="Cascadia Code" w:cs="Cascadia Code"/>
+          <w:sz w:val="20"/>
+          <w:szCs w:val="20"/>
+        </w:rPr>
+      </w:pPr>
+      <w:r>
+        <w:rPr>
+          <w:rFonts w:ascii="Cascadia Code" w:hAnsi="Cascadia Code" w:cs="Cascadia Code"/>
+          <w:sz w:val="20"/>
+          <w:szCs w:val="20"/>
+        </w:rPr>
+        <w:t xml:space="preserve">        </w:t>
+      </w:r>
+      <w:proofErr w:type="spellStart"/>
+      <w:proofErr w:type="gramStart"/>
+      <w:r>
+        <w:rPr>
+          <w:rFonts w:ascii="Cascadia Code" w:hAnsi="Cascadia Code" w:cs="Cascadia Code"/>
+          <w:sz w:val="20"/>
+          <w:szCs w:val="20"/>
+        </w:rPr>
+        <w:t>printf</w:t>
+      </w:r>
+      <w:proofErr w:type="spellEnd"/>
+      <w:r>
+        <w:rPr>
+          <w:rFonts w:ascii="Cascadia Code" w:hAnsi="Cascadia Code" w:cs="Cascadia Code"/>
+          <w:sz w:val="20"/>
+          <w:szCs w:val="20"/>
+        </w:rPr>
+        <w:t>(</w:t>
+      </w:r>
+      <w:proofErr w:type="gramEnd"/>
+      <w:r>
+        <w:rPr>
+          <w:rFonts w:ascii="Cascadia Code" w:hAnsi="Cascadia Code" w:cs="Cascadia Code"/>
+          <w:sz w:val="20"/>
+          <w:szCs w:val="20"/>
+        </w:rPr>
+        <w:t>"\</w:t>
+      </w:r>
+      <w:proofErr w:type="spellStart"/>
+      <w:r>
+        <w:rPr>
+          <w:rFonts w:ascii="Cascadia Code" w:hAnsi="Cascadia Code" w:cs="Cascadia Code"/>
+          <w:sz w:val="20"/>
+          <w:szCs w:val="20"/>
+        </w:rPr>
+        <w:t>nCould</w:t>
+      </w:r>
+      <w:proofErr w:type="spellEnd"/>
+      <w:r>
+        <w:rPr>
+          <w:rFonts w:ascii="Cascadia Code" w:hAnsi="Cascadia Code" w:cs="Cascadia Code"/>
+          <w:sz w:val="20"/>
+          <w:szCs w:val="20"/>
+        </w:rPr>
+        <w:t xml:space="preserve"> not open the file: %s", </w:t>
+      </w:r>
+      <w:proofErr w:type="spellStart"/>
+      <w:r>
+        <w:rPr>
+          <w:rFonts w:ascii="Cascadia Code" w:hAnsi="Cascadia Code" w:cs="Cascadia Code"/>
+          <w:sz w:val="20"/>
+          <w:szCs w:val="20"/>
+        </w:rPr>
+        <w:t>EVENFILE</w:t>
+      </w:r>
+      <w:proofErr w:type="spellEnd"/>
+      <w:r>
+        <w:rPr>
+          <w:rFonts w:ascii="Cascadia Code" w:hAnsi="Cascadia Code" w:cs="Cascadia Code"/>
+          <w:sz w:val="20"/>
+          <w:szCs w:val="20"/>
+        </w:rPr>
+        <w:t>);</w:t>
+      </w:r>
+    </w:p>
+    <w:p>
+      <w:pPr>
+        <w:spacing w:after="0"/>
+        <w:rPr>
+          <w:rFonts w:ascii="Cascadia Code" w:hAnsi="Cascadia Code" w:cs="Cascadia Code"/>
+          <w:sz w:val="20"/>
+          <w:szCs w:val="20"/>
+        </w:rPr>
+      </w:pPr>
+      <w:r>
+        <w:rPr>
+          <w:rFonts w:ascii="Cascadia Code" w:hAnsi="Cascadia Code" w:cs="Cascadia Code"/>
+          <w:sz w:val="20"/>
+          <w:szCs w:val="20"/>
+        </w:rPr>
+        <w:t>        return 1;</w:t>
+      </w:r>
+    </w:p>
+    <w:p>
+      <w:pPr>
+        <w:spacing w:after="0"/>
+        <w:rPr>
+          <w:rFonts w:ascii="Cascadia Code" w:hAnsi="Cascadia Code" w:cs="Cascadia Code"/>
+          <w:sz w:val="20"/>
+          <w:szCs w:val="20"/>
+        </w:rPr>
+      </w:pPr>
+      <w:r>
+        <w:rPr>
+          <w:rFonts w:ascii="Cascadia Code" w:hAnsi="Cascadia Code" w:cs="Cascadia Code"/>
+          <w:sz w:val="20"/>
+          <w:szCs w:val="20"/>
+        </w:rPr>
+        <w:t>    }</w:t>
+      </w:r>
+    </w:p>
+    <w:p>
+      <w:pPr>
+        <w:spacing w:after="0"/>
+        <w:rPr>
+          <w:rFonts w:ascii="Cascadia Code" w:hAnsi="Cascadia Code" w:cs="Cascadia Code"/>
+          <w:sz w:val="20"/>
+          <w:szCs w:val="20"/>
+        </w:rPr>
+      </w:pPr>
+    </w:p>
+    <w:p>
+      <w:pPr>
+        <w:spacing w:after="0"/>
+        <w:rPr>
+          <w:rFonts w:ascii="Cascadia Code" w:hAnsi="Cascadia Code" w:cs="Cascadia Code"/>
+          <w:sz w:val="20"/>
+          <w:szCs w:val="20"/>
+        </w:rPr>
+      </w:pPr>
+      <w:r>
+        <w:rPr>
+          <w:rFonts w:ascii="Cascadia Code" w:hAnsi="Cascadia Code" w:cs="Cascadia Code"/>
+          <w:sz w:val="20"/>
+          <w:szCs w:val="20"/>
+        </w:rPr>
+        <w:t>    while (</w:t>
+      </w:r>
+      <w:proofErr w:type="spellStart"/>
+      <w:proofErr w:type="gramStart"/>
+      <w:r>
+        <w:rPr>
+          <w:rFonts w:ascii="Cascadia Code" w:hAnsi="Cascadia Code" w:cs="Cascadia Code"/>
+          <w:sz w:val="20"/>
+          <w:szCs w:val="20"/>
+        </w:rPr>
+        <w:t>fscanf</w:t>
+      </w:r>
+      <w:proofErr w:type="spellEnd"/>
+      <w:r>
+        <w:rPr>
+          <w:rFonts w:ascii="Cascadia Code" w:hAnsi="Cascadia Code" w:cs="Cascadia Code"/>
+          <w:sz w:val="20"/>
+          <w:szCs w:val="20"/>
+        </w:rPr>
+        <w:t>(</w:t>
+      </w:r>
+      <w:proofErr w:type="gramEnd"/>
+      <w:r>
+        <w:rPr>
+          <w:rFonts w:ascii="Cascadia Code" w:hAnsi="Cascadia Code" w:cs="Cascadia Code"/>
+          <w:sz w:val="20"/>
+          <w:szCs w:val="20"/>
+        </w:rPr>
+        <w:t>input, "%d", &amp;</w:t>
+      </w:r>
+      <w:proofErr w:type="spellStart"/>
+      <w:r>
+        <w:rPr>
+          <w:rFonts w:ascii="Cascadia Code" w:hAnsi="Cascadia Code" w:cs="Cascadia Code"/>
+          <w:sz w:val="20"/>
+          <w:szCs w:val="20"/>
+        </w:rPr>
+        <w:t>num</w:t>
+      </w:r>
+      <w:proofErr w:type="spellEnd"/>
+      <w:r>
+        <w:rPr>
+          <w:rFonts w:ascii="Cascadia Code" w:hAnsi="Cascadia Code" w:cs="Cascadia Code"/>
+          <w:sz w:val="20"/>
+          <w:szCs w:val="20"/>
+        </w:rPr>
+        <w:t>) == 1)</w:t>
+      </w:r>
+    </w:p>
+    <w:p>
+      <w:pPr>
+        <w:spacing w:after="0"/>
+        <w:rPr>
+          <w:rFonts w:ascii="Cascadia Code" w:hAnsi="Cascadia Code" w:cs="Cascadia Code"/>
+          <w:sz w:val="20"/>
+          <w:szCs w:val="20"/>
+        </w:rPr>
+      </w:pPr>
+      <w:r>
+        <w:rPr>
+          <w:rFonts w:ascii="Cascadia Code" w:hAnsi="Cascadia Code" w:cs="Cascadia Code"/>
+          <w:sz w:val="20"/>
+          <w:szCs w:val="20"/>
+        </w:rPr>
+        <w:t>    {</w:t>
+      </w:r>
+    </w:p>
+    <w:p>
+      <w:pPr>
+        <w:spacing w:after="0"/>
+        <w:rPr>
+          <w:rFonts w:ascii="Cascadia Code" w:hAnsi="Cascadia Code" w:cs="Cascadia Code"/>
+          <w:sz w:val="20"/>
+          <w:szCs w:val="20"/>
+        </w:rPr>
+      </w:pPr>
+      <w:r>
+        <w:rPr>
+          <w:rFonts w:ascii="Cascadia Code" w:hAnsi="Cascadia Code" w:cs="Cascadia Code"/>
+          <w:sz w:val="20"/>
+          <w:szCs w:val="20"/>
+        </w:rPr>
+        <w:t>        if (</w:t>
+      </w:r>
+      <w:proofErr w:type="spellStart"/>
+      <w:r>
+        <w:rPr>
+          <w:rFonts w:ascii="Cascadia Code" w:hAnsi="Cascadia Code" w:cs="Cascadia Code"/>
+          <w:sz w:val="20"/>
+          <w:szCs w:val="20"/>
+        </w:rPr>
+        <w:t>num</w:t>
+      </w:r>
+      <w:proofErr w:type="spellEnd"/>
+      <w:r>
+        <w:rPr>
+          <w:rFonts w:ascii="Cascadia Code" w:hAnsi="Cascadia Code" w:cs="Cascadia Code"/>
+          <w:sz w:val="20"/>
+          <w:szCs w:val="20"/>
+        </w:rPr>
+        <w:t xml:space="preserve"> % 2 == 0)</w:t>
+      </w:r>
+    </w:p>
+    <w:p>
+      <w:pPr>
+        <w:spacing w:after="0"/>
+        <w:rPr>
+          <w:rFonts w:ascii="Cascadia Code" w:hAnsi="Cascadia Code" w:cs="Cascadia Code"/>
+          <w:sz w:val="20"/>
+          <w:szCs w:val="20"/>
+        </w:rPr>
+      </w:pPr>
+      <w:r>
+        <w:rPr>
+          <w:rFonts w:ascii="Cascadia Code" w:hAnsi="Cascadia Code" w:cs="Cascadia Code"/>
+          <w:sz w:val="20"/>
+          <w:szCs w:val="20"/>
+        </w:rPr>
+        <w:t>        {</w:t>
+      </w:r>
+    </w:p>
+    <w:p>
+      <w:pPr>
+        <w:spacing w:after="0"/>
+        <w:rPr>
+          <w:rFonts w:ascii="Cascadia Code" w:hAnsi="Cascadia Code" w:cs="Cascadia Code"/>
+          <w:sz w:val="20"/>
+          <w:szCs w:val="20"/>
+        </w:rPr>
+      </w:pPr>
+      <w:r>
+        <w:rPr>
+          <w:rFonts w:ascii="Cascadia Code" w:hAnsi="Cascadia Code" w:cs="Cascadia Code"/>
+          <w:sz w:val="20"/>
+          <w:szCs w:val="20"/>
+        </w:rPr>
+        <w:t xml:space="preserve">            </w:t>
+      </w:r>
+      <w:proofErr w:type="spellStart"/>
+      <w:proofErr w:type="gramStart"/>
+      <w:r>
+        <w:rPr>
+          <w:rFonts w:ascii="Cascadia Code" w:hAnsi="Cascadia Code" w:cs="Cascadia Code"/>
+          <w:sz w:val="20"/>
+          <w:szCs w:val="20"/>
+        </w:rPr>
+        <w:t>fprintf</w:t>
+      </w:r>
+      <w:proofErr w:type="spellEnd"/>
+      <w:r>
+        <w:rPr>
+          <w:rFonts w:ascii="Cascadia Code" w:hAnsi="Cascadia Code" w:cs="Cascadia Code"/>
+          <w:sz w:val="20"/>
+          <w:szCs w:val="20"/>
+        </w:rPr>
+        <w:t>(</w:t>
+      </w:r>
+      <w:proofErr w:type="spellStart"/>
+      <w:proofErr w:type="gramEnd"/>
+      <w:r>
+        <w:rPr>
+          <w:rFonts w:ascii="Cascadia Code" w:hAnsi="Cascadia Code" w:cs="Cascadia Code"/>
+          <w:sz w:val="20"/>
+          <w:szCs w:val="20"/>
+        </w:rPr>
+        <w:t>evenfile</w:t>
+      </w:r>
+      <w:proofErr w:type="spellEnd"/>
+      <w:r>
+        <w:rPr>
+          <w:rFonts w:ascii="Cascadia Code" w:hAnsi="Cascadia Code" w:cs="Cascadia Code"/>
+          <w:sz w:val="20"/>
+          <w:szCs w:val="20"/>
+        </w:rPr>
+        <w:t xml:space="preserve">, "%d ", </w:t>
+      </w:r>
+      <w:proofErr w:type="spellStart"/>
+      <w:r>
+        <w:rPr>
+          <w:rFonts w:ascii="Cascadia Code" w:hAnsi="Cascadia Code" w:cs="Cascadia Code"/>
+          <w:sz w:val="20"/>
+          <w:szCs w:val="20"/>
+        </w:rPr>
+        <w:t>num</w:t>
+      </w:r>
+      <w:proofErr w:type="spellEnd"/>
+      <w:r>
+        <w:rPr>
+          <w:rFonts w:ascii="Cascadia Code" w:hAnsi="Cascadia Code" w:cs="Cascadia Code"/>
+          <w:sz w:val="20"/>
+          <w:szCs w:val="20"/>
+        </w:rPr>
+        <w:t>);</w:t>
+      </w:r>
+    </w:p>
+    <w:p>
+      <w:pPr>
+        <w:spacing w:after="0"/>
+        <w:rPr>
+          <w:rFonts w:ascii="Cascadia Code" w:hAnsi="Cascadia Code" w:cs="Cascadia Code"/>
+          <w:sz w:val="20"/>
+          <w:szCs w:val="20"/>
+        </w:rPr>
+      </w:pPr>
+      <w:r>
+        <w:rPr>
+          <w:rFonts w:ascii="Cascadia Code" w:hAnsi="Cascadia Code" w:cs="Cascadia Code"/>
+          <w:sz w:val="20"/>
+          <w:szCs w:val="20"/>
+        </w:rPr>
+        <w:t>        }</w:t>
+      </w:r>
+    </w:p>
+    <w:p>
+      <w:pPr>
+        <w:spacing w:after="0"/>
+        <w:rPr>
+          <w:rFonts w:ascii="Cascadia Code" w:hAnsi="Cascadia Code" w:cs="Cascadia Code"/>
+          <w:sz w:val="20"/>
+          <w:szCs w:val="20"/>
+        </w:rPr>
+      </w:pPr>
+      <w:r>
+        <w:rPr>
+          <w:rFonts w:ascii="Cascadia Code" w:hAnsi="Cascadia Code" w:cs="Cascadia Code"/>
+          <w:sz w:val="20"/>
+          <w:szCs w:val="20"/>
+        </w:rPr>
+        <w:t>        else</w:t>
+      </w:r>
+    </w:p>
+    <w:p>
+      <w:pPr>
+        <w:spacing w:after="0"/>
+        <w:rPr>
+          <w:rFonts w:ascii="Cascadia Code" w:hAnsi="Cascadia Code" w:cs="Cascadia Code"/>
+          <w:sz w:val="20"/>
+          <w:szCs w:val="20"/>
+        </w:rPr>
+      </w:pPr>
+      <w:r>
+        <w:rPr>
+          <w:rFonts w:ascii="Cascadia Code" w:hAnsi="Cascadia Code" w:cs="Cascadia Code"/>
+          <w:sz w:val="20"/>
+          <w:szCs w:val="20"/>
+        </w:rPr>
+        <w:t>        {</w:t>
+      </w:r>
+    </w:p>
+    <w:p>
+      <w:pPr>
+        <w:spacing w:after="0"/>
+        <w:rPr>
+          <w:rFonts w:ascii="Cascadia Code" w:hAnsi="Cascadia Code" w:cs="Cascadia Code"/>
+          <w:sz w:val="20"/>
+          <w:szCs w:val="20"/>
+        </w:rPr>
+      </w:pPr>
+      <w:r>
+        <w:rPr>
+          <w:rFonts w:ascii="Cascadia Code" w:hAnsi="Cascadia Code" w:cs="Cascadia Code"/>
+          <w:sz w:val="20"/>
+          <w:szCs w:val="20"/>
+        </w:rPr>
+        <w:t xml:space="preserve">            </w:t>
+      </w:r>
+      <w:proofErr w:type="spellStart"/>
+      <w:proofErr w:type="gramStart"/>
+      <w:r>
+        <w:rPr>
+          <w:rFonts w:ascii="Cascadia Code" w:hAnsi="Cascadia Code" w:cs="Cascadia Code"/>
+          <w:sz w:val="20"/>
+          <w:szCs w:val="20"/>
+        </w:rPr>
+        <w:t>fprintf</w:t>
+      </w:r>
+      <w:proofErr w:type="spellEnd"/>
+      <w:r>
+        <w:rPr>
+          <w:rFonts w:ascii="Cascadia Code" w:hAnsi="Cascadia Code" w:cs="Cascadia Code"/>
+          <w:sz w:val="20"/>
+          <w:szCs w:val="20"/>
+        </w:rPr>
+        <w:t>(</w:t>
+      </w:r>
+      <w:proofErr w:type="spellStart"/>
+      <w:proofErr w:type="gramEnd"/>
+      <w:r>
+        <w:rPr>
+          <w:rFonts w:ascii="Cascadia Code" w:hAnsi="Cascadia Code" w:cs="Cascadia Code"/>
+          <w:sz w:val="20"/>
+          <w:szCs w:val="20"/>
+        </w:rPr>
+        <w:t>oddfile</w:t>
+      </w:r>
+      <w:proofErr w:type="spellEnd"/>
+      <w:r>
+        <w:rPr>
+          <w:rFonts w:ascii="Cascadia Code" w:hAnsi="Cascadia Code" w:cs="Cascadia Code"/>
+          <w:sz w:val="20"/>
+          <w:szCs w:val="20"/>
+        </w:rPr>
+        <w:t xml:space="preserve">, "%d ", </w:t>
+      </w:r>
+      <w:proofErr w:type="spellStart"/>
+      <w:r>
+        <w:rPr>
+          <w:rFonts w:ascii="Cascadia Code" w:hAnsi="Cascadia Code" w:cs="Cascadia Code"/>
+          <w:sz w:val="20"/>
+          <w:szCs w:val="20"/>
+        </w:rPr>
+        <w:t>num</w:t>
+      </w:r>
+      <w:proofErr w:type="spellEnd"/>
+      <w:r>
+        <w:rPr>
+          <w:rFonts w:ascii="Cascadia Code" w:hAnsi="Cascadia Code" w:cs="Cascadia Code"/>
+          <w:sz w:val="20"/>
+          <w:szCs w:val="20"/>
+        </w:rPr>
+        <w:t>);</w:t>
+      </w:r>
+    </w:p>
+    <w:p>
+      <w:pPr>
+        <w:spacing w:after="0"/>
+        <w:rPr>
+          <w:rFonts w:ascii="Cascadia Code" w:hAnsi="Cascadia Code" w:cs="Cascadia Code"/>
+          <w:sz w:val="20"/>
+          <w:szCs w:val="20"/>
+        </w:rPr>
+      </w:pPr>
+      <w:r>
+        <w:rPr>
+          <w:rFonts w:ascii="Cascadia Code" w:hAnsi="Cascadia Code" w:cs="Cascadia Code"/>
+          <w:sz w:val="20"/>
+          <w:szCs w:val="20"/>
+        </w:rPr>
+        <w:t>        }</w:t>
+      </w:r>
+    </w:p>
+    <w:p>
+      <w:pPr>
+        <w:spacing w:after="0"/>
+        <w:rPr>
+          <w:rFonts w:ascii="Cascadia Code" w:hAnsi="Cascadia Code" w:cs="Cascadia Code"/>
+          <w:sz w:val="20"/>
+          <w:szCs w:val="20"/>
+        </w:rPr>
+      </w:pPr>
+      <w:r>
+        <w:rPr>
+          <w:rFonts w:ascii="Cascadia Code" w:hAnsi="Cascadia Code" w:cs="Cascadia Code"/>
+          <w:sz w:val="20"/>
+          <w:szCs w:val="20"/>
+        </w:rPr>
+        <w:t>    }</w:t>
+      </w:r>
+    </w:p>
+    <w:p>
+      <w:pPr>
+        <w:spacing w:after="0"/>
+        <w:rPr>
+          <w:rFonts w:ascii="Cascadia Code" w:hAnsi="Cascadia Code" w:cs="Cascadia Code"/>
+          <w:sz w:val="20"/>
+          <w:szCs w:val="20"/>
+        </w:rPr>
+      </w:pPr>
+    </w:p>
+    <w:p>
+      <w:pPr>
+        <w:spacing w:after="0"/>
+        <w:rPr>
+          <w:rFonts w:ascii="Cascadia Code" w:hAnsi="Cascadia Code" w:cs="Cascadia Code"/>
+          <w:sz w:val="20"/>
+          <w:szCs w:val="20"/>
+        </w:rPr>
+      </w:pPr>
+      <w:r>
+        <w:rPr>
+          <w:rFonts w:ascii="Cascadia Code" w:hAnsi="Cascadia Code" w:cs="Cascadia Code"/>
+          <w:sz w:val="20"/>
+          <w:szCs w:val="20"/>
+        </w:rPr>
+        <w:lastRenderedPageBreak/>
+        <w:t xml:space="preserve">    </w:t>
+      </w:r>
+      <w:proofErr w:type="spellStart"/>
+      <w:proofErr w:type="gramStart"/>
+      <w:r>
+        <w:rPr>
+          <w:rFonts w:ascii="Cascadia Code" w:hAnsi="Cascadia Code" w:cs="Cascadia Code"/>
+          <w:sz w:val="20"/>
+          <w:szCs w:val="20"/>
+        </w:rPr>
+        <w:t>printf</w:t>
+      </w:r>
+      <w:proofErr w:type="spellEnd"/>
+      <w:r>
+        <w:rPr>
+          <w:rFonts w:ascii="Cascadia Code" w:hAnsi="Cascadia Code" w:cs="Cascadia Code"/>
+          <w:sz w:val="20"/>
+          <w:szCs w:val="20"/>
+        </w:rPr>
+        <w:t>(</w:t>
+      </w:r>
+      <w:proofErr w:type="gramEnd"/>
+      <w:r>
+        <w:rPr>
+          <w:rFonts w:ascii="Cascadia Code" w:hAnsi="Cascadia Code" w:cs="Cascadia Code"/>
+          <w:sz w:val="20"/>
+          <w:szCs w:val="20"/>
+        </w:rPr>
+        <w:t>"Successfully processed numbers from %s.\n", FILENAME);</w:t>
+      </w:r>
+    </w:p>
+    <w:p>
+      <w:pPr>
+        <w:spacing w:after="0"/>
+        <w:rPr>
+          <w:rFonts w:ascii="Cascadia Code" w:hAnsi="Cascadia Code" w:cs="Cascadia Code"/>
+          <w:sz w:val="20"/>
+          <w:szCs w:val="20"/>
+        </w:rPr>
+      </w:pPr>
+      <w:r>
+        <w:rPr>
+          <w:rFonts w:ascii="Cascadia Code" w:hAnsi="Cascadia Code" w:cs="Cascadia Code"/>
+          <w:sz w:val="20"/>
+          <w:szCs w:val="20"/>
+        </w:rPr>
+        <w:t xml:space="preserve">    </w:t>
+      </w:r>
+      <w:proofErr w:type="spellStart"/>
+      <w:proofErr w:type="gramStart"/>
+      <w:r>
+        <w:rPr>
+          <w:rFonts w:ascii="Cascadia Code" w:hAnsi="Cascadia Code" w:cs="Cascadia Code"/>
+          <w:sz w:val="20"/>
+          <w:szCs w:val="20"/>
+        </w:rPr>
+        <w:t>printf</w:t>
+      </w:r>
+      <w:proofErr w:type="spellEnd"/>
+      <w:r>
+        <w:rPr>
+          <w:rFonts w:ascii="Cascadia Code" w:hAnsi="Cascadia Code" w:cs="Cascadia Code"/>
+          <w:sz w:val="20"/>
+          <w:szCs w:val="20"/>
+        </w:rPr>
+        <w:t>(</w:t>
+      </w:r>
+      <w:proofErr w:type="gramEnd"/>
+      <w:r>
+        <w:rPr>
+          <w:rFonts w:ascii="Cascadia Code" w:hAnsi="Cascadia Code" w:cs="Cascadia Code"/>
+          <w:sz w:val="20"/>
+          <w:szCs w:val="20"/>
+        </w:rPr>
+        <w:t xml:space="preserve">"Odd numbers written to %s.\n", </w:t>
+      </w:r>
+      <w:proofErr w:type="spellStart"/>
+      <w:r>
+        <w:rPr>
+          <w:rFonts w:ascii="Cascadia Code" w:hAnsi="Cascadia Code" w:cs="Cascadia Code"/>
+          <w:sz w:val="20"/>
+          <w:szCs w:val="20"/>
+        </w:rPr>
+        <w:t>ODDFILE</w:t>
+      </w:r>
+      <w:proofErr w:type="spellEnd"/>
+      <w:r>
+        <w:rPr>
+          <w:rFonts w:ascii="Cascadia Code" w:hAnsi="Cascadia Code" w:cs="Cascadia Code"/>
+          <w:sz w:val="20"/>
+          <w:szCs w:val="20"/>
+        </w:rPr>
+        <w:t>);</w:t>
+      </w:r>
+    </w:p>
+    <w:p>
+      <w:pPr>
+        <w:spacing w:after="0"/>
+        <w:rPr>
+          <w:rFonts w:ascii="Cascadia Code" w:hAnsi="Cascadia Code" w:cs="Cascadia Code"/>
+          <w:sz w:val="20"/>
+          <w:szCs w:val="20"/>
+        </w:rPr>
+      </w:pPr>
+      <w:r>
+        <w:rPr>
+          <w:rFonts w:ascii="Cascadia Code" w:hAnsi="Cascadia Code" w:cs="Cascadia Code"/>
+          <w:sz w:val="20"/>
+          <w:szCs w:val="20"/>
+        </w:rPr>
+        <w:t xml:space="preserve">    </w:t>
+      </w:r>
+      <w:proofErr w:type="spellStart"/>
+      <w:proofErr w:type="gramStart"/>
+      <w:r>
+        <w:rPr>
+          <w:rFonts w:ascii="Cascadia Code" w:hAnsi="Cascadia Code" w:cs="Cascadia Code"/>
+          <w:sz w:val="20"/>
+          <w:szCs w:val="20"/>
+        </w:rPr>
+        <w:t>printf</w:t>
+      </w:r>
+      <w:proofErr w:type="spellEnd"/>
+      <w:r>
+        <w:rPr>
+          <w:rFonts w:ascii="Cascadia Code" w:hAnsi="Cascadia Code" w:cs="Cascadia Code"/>
+          <w:sz w:val="20"/>
+          <w:szCs w:val="20"/>
+        </w:rPr>
+        <w:t>(</w:t>
+      </w:r>
+      <w:proofErr w:type="gramEnd"/>
+      <w:r>
+        <w:rPr>
+          <w:rFonts w:ascii="Cascadia Code" w:hAnsi="Cascadia Code" w:cs="Cascadia Code"/>
+          <w:sz w:val="20"/>
+          <w:szCs w:val="20"/>
+        </w:rPr>
+        <w:t xml:space="preserve">"Even numbers written to %s.\n", </w:t>
+      </w:r>
+      <w:proofErr w:type="spellStart"/>
+      <w:r>
+        <w:rPr>
+          <w:rFonts w:ascii="Cascadia Code" w:hAnsi="Cascadia Code" w:cs="Cascadia Code"/>
+          <w:sz w:val="20"/>
+          <w:szCs w:val="20"/>
+        </w:rPr>
+        <w:t>EVENFILE</w:t>
+      </w:r>
+      <w:proofErr w:type="spellEnd"/>
+      <w:r>
+        <w:rPr>
+          <w:rFonts w:ascii="Cascadia Code" w:hAnsi="Cascadia Code" w:cs="Cascadia Code"/>
+          <w:sz w:val="20"/>
+          <w:szCs w:val="20"/>
+        </w:rPr>
+        <w:t>);</w:t>
+      </w:r>
+    </w:p>
+    <w:p>
+      <w:pPr>
+        <w:spacing w:after="0"/>
+        <w:rPr>
+          <w:rFonts w:ascii="Cascadia Code" w:hAnsi="Cascadia Code" w:cs="Cascadia Code"/>
+          <w:sz w:val="20"/>
+          <w:szCs w:val="20"/>
+        </w:rPr>
+      </w:pPr>
+    </w:p>
+    <w:p>
+      <w:pPr>
+        <w:spacing w:after="0"/>
+        <w:rPr>
+          <w:rFonts w:ascii="Cascadia Code" w:hAnsi="Cascadia Code" w:cs="Cascadia Code"/>
+          <w:sz w:val="20"/>
+          <w:szCs w:val="20"/>
+        </w:rPr>
+      </w:pPr>
+      <w:r>
+        <w:rPr>
+          <w:rFonts w:ascii="Cascadia Code" w:hAnsi="Cascadia Code" w:cs="Cascadia Code"/>
+          <w:sz w:val="20"/>
+          <w:szCs w:val="20"/>
+        </w:rPr>
+        <w:t xml:space="preserve">    </w:t>
+      </w:r>
+      <w:proofErr w:type="spellStart"/>
+      <w:r>
+        <w:rPr>
+          <w:rFonts w:ascii="Cascadia Code" w:hAnsi="Cascadia Code" w:cs="Cascadia Code"/>
+          <w:sz w:val="20"/>
+          <w:szCs w:val="20"/>
+        </w:rPr>
+        <w:t>fclose</w:t>
+      </w:r>
+      <w:proofErr w:type="spellEnd"/>
+      <w:r>
+        <w:rPr>
+          <w:rFonts w:ascii="Cascadia Code" w:hAnsi="Cascadia Code" w:cs="Cascadia Code"/>
+          <w:sz w:val="20"/>
+          <w:szCs w:val="20"/>
+        </w:rPr>
+        <w:t>(input);</w:t>
+      </w:r>
+    </w:p>
+    <w:p>
+      <w:pPr>
+        <w:spacing w:after="0"/>
+        <w:rPr>
+          <w:rFonts w:ascii="Cascadia Code" w:hAnsi="Cascadia Code" w:cs="Cascadia Code"/>
+          <w:sz w:val="20"/>
+          <w:szCs w:val="20"/>
+        </w:rPr>
+      </w:pPr>
+      <w:r>
+        <w:rPr>
+          <w:rFonts w:ascii="Cascadia Code" w:hAnsi="Cascadia Code" w:cs="Cascadia Code"/>
+          <w:sz w:val="20"/>
+          <w:szCs w:val="20"/>
+        </w:rPr>
+        <w:t xml:space="preserve">    </w:t>
+      </w:r>
+      <w:proofErr w:type="spellStart"/>
+      <w:r>
+        <w:rPr>
+          <w:rFonts w:ascii="Cascadia Code" w:hAnsi="Cascadia Code" w:cs="Cascadia Code"/>
+          <w:sz w:val="20"/>
+          <w:szCs w:val="20"/>
+        </w:rPr>
+        <w:t>fclose</w:t>
+      </w:r>
+      <w:proofErr w:type="spellEnd"/>
+      <w:r>
+        <w:rPr>
+          <w:rFonts w:ascii="Cascadia Code" w:hAnsi="Cascadia Code" w:cs="Cascadia Code"/>
+          <w:sz w:val="20"/>
+          <w:szCs w:val="20"/>
+        </w:rPr>
+        <w:t>(</w:t>
+      </w:r>
+      <w:proofErr w:type="spellStart"/>
+      <w:r>
+        <w:rPr>
+          <w:rFonts w:ascii="Cascadia Code" w:hAnsi="Cascadia Code" w:cs="Cascadia Code"/>
+          <w:sz w:val="20"/>
+          <w:szCs w:val="20"/>
+        </w:rPr>
+        <w:t>oddfile</w:t>
+      </w:r>
+      <w:proofErr w:type="spellEnd"/>
+      <w:r>
+        <w:rPr>
+          <w:rFonts w:ascii="Cascadia Code" w:hAnsi="Cascadia Code" w:cs="Cascadia Code"/>
+          <w:sz w:val="20"/>
+          <w:szCs w:val="20"/>
+        </w:rPr>
+        <w:t>);</w:t>
+      </w:r>
+    </w:p>
+    <w:p>
+      <w:pPr>
+        <w:spacing w:after="0"/>
+        <w:rPr>
+          <w:rFonts w:ascii="Cascadia Code" w:hAnsi="Cascadia Code" w:cs="Cascadia Code"/>
+          <w:sz w:val="20"/>
+          <w:szCs w:val="20"/>
+        </w:rPr>
+      </w:pPr>
+      <w:r>
+        <w:rPr>
+          <w:rFonts w:ascii="Cascadia Code" w:hAnsi="Cascadia Code" w:cs="Cascadia Code"/>
+          <w:sz w:val="20"/>
+          <w:szCs w:val="20"/>
+        </w:rPr>
+        <w:t xml:space="preserve">    </w:t>
+      </w:r>
+      <w:proofErr w:type="spellStart"/>
+      <w:r>
+        <w:rPr>
+          <w:rFonts w:ascii="Cascadia Code" w:hAnsi="Cascadia Code" w:cs="Cascadia Code"/>
+          <w:sz w:val="20"/>
+          <w:szCs w:val="20"/>
+        </w:rPr>
+        <w:t>fclose</w:t>
+      </w:r>
+      <w:proofErr w:type="spellEnd"/>
+      <w:r>
+        <w:rPr>
+          <w:rFonts w:ascii="Cascadia Code" w:hAnsi="Cascadia Code" w:cs="Cascadia Code"/>
+          <w:sz w:val="20"/>
+          <w:szCs w:val="20"/>
+        </w:rPr>
+        <w:t>(</w:t>
+      </w:r>
+      <w:proofErr w:type="spellStart"/>
+      <w:r>
+        <w:rPr>
+          <w:rFonts w:ascii="Cascadia Code" w:hAnsi="Cascadia Code" w:cs="Cascadia Code"/>
+          <w:sz w:val="20"/>
+          <w:szCs w:val="20"/>
+        </w:rPr>
+        <w:t>evenfile</w:t>
+      </w:r>
+      <w:proofErr w:type="spellEnd"/>
+      <w:r>
+        <w:rPr>
+          <w:rFonts w:ascii="Cascadia Code" w:hAnsi="Cascadia Code" w:cs="Cascadia Code"/>
+          <w:sz w:val="20"/>
+          <w:szCs w:val="20"/>
+        </w:rPr>
+        <w:t>);</w:t>
+      </w:r>
+    </w:p>
+    <w:p>
+      <w:pPr>
+        <w:spacing w:after="0"/>
+        <w:rPr>
+          <w:rFonts w:ascii="Cascadia Code" w:hAnsi="Cascadia Code" w:cs="Cascadia Code"/>
+          <w:sz w:val="20"/>
+          <w:szCs w:val="20"/>
+        </w:rPr>
+      </w:pPr>
+      <w:r>
+        <w:rPr>
+          <w:rFonts w:ascii="Cascadia Code" w:hAnsi="Cascadia Code" w:cs="Cascadia Code"/>
+          <w:sz w:val="20"/>
+          <w:szCs w:val="20"/>
+        </w:rPr>
+        <w:t xml:space="preserve">    </w:t>
+      </w:r>
+    </w:p>
+    <w:p>
+      <w:pPr>
+        <w:spacing w:after="0"/>
+        <w:rPr>
+          <w:rFonts w:ascii="Cascadia Code" w:hAnsi="Cascadia Code" w:cs="Cascadia Code"/>
+          <w:sz w:val="20"/>
+          <w:szCs w:val="20"/>
+        </w:rPr>
+      </w:pPr>
+      <w:r>
+        <w:rPr>
+          <w:rFonts w:ascii="Cascadia Code" w:hAnsi="Cascadia Code" w:cs="Cascadia Code"/>
+          <w:sz w:val="20"/>
+          <w:szCs w:val="20"/>
+        </w:rPr>
+        <w:t>    return 0;</w:t>
+      </w:r>
+    </w:p>
+    <w:p>
+      <w:pPr>
+        <w:rPr>
+          <w:rFonts w:ascii="Cascadia Code" w:hAnsi="Cascadia Code" w:cs="Cascadia Code"/>
+          <w:sz w:val="20"/>
+          <w:szCs w:val="20"/>
+        </w:rPr>
+      </w:pPr>
+      <w:r>
+        <w:rPr>
+          <w:rFonts w:ascii="Cascadia Code" w:hAnsi="Cascadia Code" w:cs="Cascadia Code"/>
+          <w:sz w:val="20"/>
+          <w:szCs w:val="20"/>
+        </w:rPr>
+        <w:t>}</w:t>
+      </w:r>
+    </w:p>
+    <w:p>
+      <w:pPr>
+        <w:rPr>
+          <w:rFonts w:ascii="Times New Roman" w:hAnsi="Times New Roman" w:cs="Times New Roman"/>
+          <w:b/>
+          <w:bCs/>
+          <w:sz w:val="24"/>
+          <w:szCs w:val="24"/>
+          <w:u w:val="single"/>
+        </w:rPr>
+      </w:pPr>
+      <w:r>
+        <w:rPr>
+          <w:rFonts w:ascii="Times New Roman" w:hAnsi="Times New Roman" w:cs="Times New Roman"/>
+          <w:b/>
+          <w:bCs/>
+          <w:sz w:val="24"/>
+          <w:szCs w:val="24"/>
+          <w:u w:val="single"/>
+        </w:rPr>
+        <w:t xml:space="preserve">Output: </w:t>
+      </w:r>
+    </w:p>
+    <w:p>
+      <w:pPr>
+        <w:rPr>
+          <w:rFonts w:ascii="Times New Roman" w:hAnsi="Times New Roman" w:cs="Times New Roman"/>
+          <w:sz w:val="24"/>
+          <w:szCs w:val="24"/>
+        </w:rPr>
+      </w:pPr>
+      <w:r>
+        <w:rPr>
+          <w:rFonts w:ascii="Times New Roman" w:hAnsi="Times New Roman" w:cs="Times New Roman"/>
+          <w:sz w:val="24"/>
+          <w:szCs w:val="24"/>
+        </w:rPr>
+        <w:drawing>
+          <wp:inline distT="0" distB="0" distL="0" distR="0" wp14:anchorId="16912A7E" wp14:editId="5A17CF61">
+            <wp:extent cx="4439270" cy="1276528"/>
+            <wp:effectExtent l="19050" t="19050" r="19050" b="19050"/>
+            <wp:docPr id="1115412527" name="Picture 1"/>
+            <wp:cNvGraphicFramePr>
+              <a:graphicFrameLocks xmlns:a="http://schemas.openxmlformats.org/drawingml/2006/main" noChangeAspect="1"/>
+            </wp:cNvGraphicFramePr>
+            <a:graphic xmlns:a="http://schemas.openxmlformats.org/drawingml/2006/main">
+              <a:graphicData uri="http://schemas.openxmlformats.org/drawingml/2006/picture">
+                <pic:pic xmlns:pic="http://schemas.openxmlformats.org/drawingml/2006/picture">
+                  <pic:nvPicPr>
+                    <pic:cNvPr id="1605670826" name=""/>
+                    <pic:cNvPicPr/>
+                  </pic:nvPicPr>
+                  <pic:blipFill>
+                    <a:blip r:embed="rId34"/>
+                    <a:stretch>
+                      <a:fillRect/>
+                    </a:stretch>
+                  </pic:blipFill>
+                  <pic:spPr>
+                    <a:xfrm>
+                      <a:off x="0" y="0"/>
+                      <a:ext cx="4439270" cy="1276528"/>
+                    </a:xfrm>
+                    <a:prstGeom prst="rect">
+                      <a:avLst/>
+                    </a:prstGeom>
+                    <a:ln>
+                      <a:solidFill>
+                        <a:schemeClr val="tx1"/>
+                      </a:solidFill>
+                    </a:ln>
+                  </pic:spPr>
+                </pic:pic>
+              </a:graphicData>
+            </a:graphic>
+          </wp:inline>
+        </w:drawing>
+      </w:r>
+    </w:p>
+    <w:p>
+      <w:pPr>
+        <w:rPr>
+          <w:rFonts w:ascii="Times New Roman" w:hAnsi="Times New Roman" w:cs="Times New Roman"/>
+          <w:sz w:val="24"/>
+          <w:szCs w:val="24"/>
+        </w:rPr>
+      </w:pPr>
+      <w:r>
+        <w:rPr>
+          <w:rFonts w:ascii="Times New Roman" w:hAnsi="Times New Roman" w:cs="Times New Roman"/>
+          <w:sz w:val="24"/>
+          <w:szCs w:val="24"/>
+        </w:rPr>
+        <w:drawing>
+          <wp:inline distT="0" distB="0" distL="0" distR="0" wp14:anchorId="5A3181EC" wp14:editId="481EAE4C">
+            <wp:extent cx="2872596" cy="1607674"/>
+            <wp:effectExtent l="19050" t="19050" r="23495" b="12065"/>
+            <wp:docPr id="1357896453" name="Picture 1"/>
+            <wp:cNvGraphicFramePr>
+              <a:graphicFrameLocks xmlns:a="http://schemas.openxmlformats.org/drawingml/2006/main" noChangeAspect="1"/>
+            </wp:cNvGraphicFramePr>
+            <a:graphic xmlns:a="http://schemas.openxmlformats.org/drawingml/2006/main">
+              <a:graphicData uri="http://schemas.openxmlformats.org/drawingml/2006/picture">
+                <pic:pic xmlns:pic="http://schemas.openxmlformats.org/drawingml/2006/picture">
+                  <pic:nvPicPr>
+                    <pic:cNvPr id="1357896453" name=""/>
+                    <pic:cNvPicPr/>
+                  </pic:nvPicPr>
+                  <pic:blipFill>
+                    <a:blip r:embed="rId38"/>
+                    <a:stretch>
+                      <a:fillRect/>
+                    </a:stretch>
+                  </pic:blipFill>
+                  <pic:spPr>
+                    <a:xfrm>
+                      <a:off x="0" y="0"/>
+                      <a:ext cx="2881894" cy="1612878"/>
+                    </a:xfrm>
+                    <a:prstGeom prst="rect">
+                      <a:avLst/>
+                    </a:prstGeom>
+                    <a:ln>
+                      <a:solidFill>
+                        <a:schemeClr val="tx1"/>
+                      </a:solidFill>
+                    </a:ln>
+                  </pic:spPr>
+                </pic:pic>
+              </a:graphicData>
+            </a:graphic>
+          </wp:inline>
+        </w:drawing>
+      </w:r>
+    </w:p>
+    <w:p>
+      <w:pPr>
+        <w:rPr>
+          <w:rFonts w:ascii="Times New Roman" w:hAnsi="Times New Roman" w:cs="Times New Roman"/>
+          <w:sz w:val="24"/>
+          <w:szCs w:val="24"/>
+        </w:rPr>
+      </w:pPr>
+      <w:r>
+        <w:rPr>
+          <w:rFonts w:ascii="Times New Roman" w:hAnsi="Times New Roman" w:cs="Times New Roman"/>
+          <w:sz w:val="24"/>
+          <w:szCs w:val="24"/>
+        </w:rPr>
+        <w:drawing>
+          <wp:inline distT="0" distB="0" distL="0" distR="0" wp14:anchorId="71921690" wp14:editId="243C17D0">
+            <wp:extent cx="2872105" cy="1607400"/>
+            <wp:effectExtent l="19050" t="19050" r="23495" b="12065"/>
+            <wp:docPr id="1339301456" name="Picture 1"/>
+            <wp:cNvGraphicFramePr>
+              <a:graphicFrameLocks xmlns:a="http://schemas.openxmlformats.org/drawingml/2006/main" noChangeAspect="1"/>
+            </wp:cNvGraphicFramePr>
+            <a:graphic xmlns:a="http://schemas.openxmlformats.org/drawingml/2006/main">
+              <a:graphicData uri="http://schemas.openxmlformats.org/drawingml/2006/picture">
+                <pic:pic xmlns:pic="http://schemas.openxmlformats.org/drawingml/2006/picture">
+                  <pic:nvPicPr>
+                    <pic:cNvPr id="1339301456" name=""/>
+                    <pic:cNvPicPr/>
+                  </pic:nvPicPr>
+                  <pic:blipFill>
+                    <a:blip r:embed="rId39"/>
+                    <a:stretch>
+                      <a:fillRect/>
+                    </a:stretch>
+                  </pic:blipFill>
+                  <pic:spPr>
+                    <a:xfrm>
+                      <a:off x="0" y="0"/>
+                      <a:ext cx="2877702" cy="1610532"/>
+                    </a:xfrm>
+                    <a:prstGeom prst="rect">
+                      <a:avLst/>
+                    </a:prstGeom>
+                    <a:ln>
+                      <a:solidFill>
+                        <a:schemeClr val="tx1"/>
+                      </a:solidFill>
+                    </a:ln>
+                  </pic:spPr>
+                </pic:pic>
+              </a:graphicData>
+            </a:graphic>
+          </wp:inline>
+        </w:drawing>
+      </w:r>
+    </w:p>
+    <w:p>
+      <w:pPr>
+        <w:rPr>
+          <w:rFonts w:ascii="Times New Roman" w:hAnsi="Times New Roman" w:cs="Times New Roman"/>
+          <w:sz w:val="24"/>
+          <w:szCs w:val="24"/>
+        </w:rPr>
+      </w:pPr>
+      <w:r>
+        <w:rPr>
+          <w:rFonts w:ascii="Times New Roman" w:hAnsi="Times New Roman" w:cs="Times New Roman"/>
+          <w:sz w:val="24"/>
+          <w:szCs w:val="24"/>
+        </w:rPr>
+        <w:drawing>
+          <wp:inline distT="0" distB="0" distL="0" distR="0" wp14:anchorId="4AFC55A8" wp14:editId="7ABF2F92">
+            <wp:extent cx="2881223" cy="1612503"/>
+            <wp:effectExtent l="19050" t="19050" r="14605" b="26035"/>
+            <wp:docPr id="251198153" name="Picture 1"/>
+            <wp:cNvGraphicFramePr>
+              <a:graphicFrameLocks xmlns:a="http://schemas.openxmlformats.org/drawingml/2006/main" noChangeAspect="1"/>
+            </wp:cNvGraphicFramePr>
+            <a:graphic xmlns:a="http://schemas.openxmlformats.org/drawingml/2006/main">
+              <a:graphicData uri="http://schemas.openxmlformats.org/drawingml/2006/picture">
+                <pic:pic xmlns:pic="http://schemas.openxmlformats.org/drawingml/2006/picture">
+                  <pic:nvPicPr>
+                    <pic:cNvPr id="251198153" name=""/>
+                    <pic:cNvPicPr/>
+                  </pic:nvPicPr>
+                  <pic:blipFill>
+                    <a:blip r:embed="rId40"/>
+                    <a:stretch>
+                      <a:fillRect/>
+                    </a:stretch>
+                  </pic:blipFill>
+                  <pic:spPr>
+                    <a:xfrm>
+                      <a:off x="0" y="0"/>
+                      <a:ext cx="2888117" cy="1616362"/>
                     </a:xfrm>
                     <a:prstGeom prst="rect">
                       <a:avLst/>
